--- a/por/docx/008.content.docx
+++ b/por/docx/008.content.docx
@@ -441,90 +441,66 @@
           <w:lang w:val="pt_PT" w:bidi="pt_PT"/>
         </w:rPr>
       </w:r>
-      <w:hyperlink r:id="rId13">
-        <w:r>
-          <w:rPr>
-            <w:lang w:val="pt_PT" w:bidi="pt_PT"/>
-          </w:rPr>
-          <w:rPr>
-            <w:color w:val="0000EE"/>
-            <w:u w:val="single"/>
-          </w:rPr>
-          <w:t>Daniel 8.15–17</w:t>
-        </w:r>
-      </w:hyperlink>
-    </w:p>
-    <w:p>
-      <w:pPr>
-        <w:pStyle w:val="ListBullet"/>
-        <w:spacing w:line="240" w:lineRule="auto"/>
-        <w:ind w:left="720"/>
-      </w:pPr>
-      <w:r>
-        <w:rPr>
-          <w:lang w:val="pt_PT" w:bidi="pt_PT"/>
-        </w:rPr>
-      </w:r>
-      <w:hyperlink r:id="rId14">
-        <w:r>
-          <w:rPr>
-            <w:lang w:val="pt_PT" w:bidi="pt_PT"/>
-          </w:rPr>
-          <w:rPr>
-            <w:color w:val="0000EE"/>
-            <w:u w:val="single"/>
-          </w:rPr>
-          <w:t>Daniel 9.21</w:t>
-        </w:r>
-      </w:hyperlink>
-    </w:p>
-    <w:p>
-      <w:pPr>
-        <w:pStyle w:val="ListBullet"/>
-        <w:spacing w:line="240" w:lineRule="auto"/>
-        <w:ind w:left="720"/>
-      </w:pPr>
-      <w:r>
-        <w:rPr>
-          <w:lang w:val="pt_PT" w:bidi="pt_PT"/>
-        </w:rPr>
-      </w:r>
-      <w:hyperlink r:id="rId15">
-        <w:r>
-          <w:rPr>
-            <w:lang w:val="pt_PT" w:bidi="pt_PT"/>
-          </w:rPr>
-          <w:rPr>
-            <w:color w:val="0000EE"/>
-            <w:u w:val="single"/>
-          </w:rPr>
-          <w:t>Lucas 1.19</w:t>
-        </w:r>
-      </w:hyperlink>
-    </w:p>
-    <w:p>
-      <w:pPr>
-        <w:pStyle w:val="ListBullet"/>
-        <w:spacing w:line="240" w:lineRule="auto"/>
-        <w:ind w:left="720"/>
-      </w:pPr>
-      <w:r>
-        <w:rPr>
-          <w:lang w:val="pt_PT" w:bidi="pt_PT"/>
-        </w:rPr>
-      </w:r>
-      <w:hyperlink r:id="rId16">
-        <w:r>
-          <w:rPr>
-            <w:lang w:val="pt_PT" w:bidi="pt_PT"/>
-          </w:rPr>
-          <w:rPr>
-            <w:color w:val="0000EE"/>
-            <w:u w:val="single"/>
-          </w:rPr>
-          <w:t>Lucas 1.26</w:t>
-        </w:r>
-      </w:hyperlink>
+      <w:r>
+        <w:rPr>
+          <w:lang w:val="pt_PT" w:bidi="pt_PT"/>
+        </w:rPr>
+        <w:t>Daniel 8.15–17</w:t>
+      </w:r>
+    </w:p>
+    <w:p>
+      <w:pPr>
+        <w:pStyle w:val="ListBullet"/>
+        <w:spacing w:line="240" w:lineRule="auto"/>
+        <w:ind w:left="720"/>
+      </w:pPr>
+      <w:r>
+        <w:rPr>
+          <w:lang w:val="pt_PT" w:bidi="pt_PT"/>
+        </w:rPr>
+      </w:r>
+      <w:r>
+        <w:rPr>
+          <w:lang w:val="pt_PT" w:bidi="pt_PT"/>
+        </w:rPr>
+        <w:t>Daniel 9.21</w:t>
+      </w:r>
+    </w:p>
+    <w:p>
+      <w:pPr>
+        <w:pStyle w:val="ListBullet"/>
+        <w:spacing w:line="240" w:lineRule="auto"/>
+        <w:ind w:left="720"/>
+      </w:pPr>
+      <w:r>
+        <w:rPr>
+          <w:lang w:val="pt_PT" w:bidi="pt_PT"/>
+        </w:rPr>
+      </w:r>
+      <w:r>
+        <w:rPr>
+          <w:lang w:val="pt_PT" w:bidi="pt_PT"/>
+        </w:rPr>
+        <w:t>Lucas 1.19</w:t>
+      </w:r>
+    </w:p>
+    <w:p>
+      <w:pPr>
+        <w:pStyle w:val="ListBullet"/>
+        <w:spacing w:line="240" w:lineRule="auto"/>
+        <w:ind w:left="720"/>
+      </w:pPr>
+      <w:r>
+        <w:rPr>
+          <w:lang w:val="pt_PT" w:bidi="pt_PT"/>
+        </w:rPr>
+      </w:r>
+      <w:r>
+        <w:rPr>
+          <w:lang w:val="pt_PT" w:bidi="pt_PT"/>
+        </w:rPr>
+        <w:t>Lucas 1.26</w:t>
+      </w:r>
     </w:p>
     <w:p>
       <w:pPr>
@@ -772,114 +748,84 @@
           <w:lang w:val="pt_PT" w:bidi="pt_PT"/>
         </w:rPr>
       </w:r>
-      <w:hyperlink r:id="rId17">
-        <w:r>
-          <w:rPr>
-            <w:lang w:val="pt_PT" w:bidi="pt_PT"/>
-          </w:rPr>
-          <w:rPr>
-            <w:color w:val="0000EE"/>
-            <w:u w:val="single"/>
-          </w:rPr>
-          <w:t>1 Crônicas 5.18</w:t>
-        </w:r>
-      </w:hyperlink>
-    </w:p>
-    <w:p>
-      <w:pPr>
-        <w:pStyle w:val="ListBullet"/>
-        <w:spacing w:line="240" w:lineRule="auto"/>
-        <w:ind w:left="720"/>
-      </w:pPr>
-      <w:r>
-        <w:rPr>
-          <w:lang w:val="pt_PT" w:bidi="pt_PT"/>
-        </w:rPr>
-      </w:r>
-      <w:hyperlink r:id="rId18">
-        <w:r>
-          <w:rPr>
-            <w:lang w:val="pt_PT" w:bidi="pt_PT"/>
-          </w:rPr>
-          <w:rPr>
-            <w:color w:val="0000EE"/>
-            <w:u w:val="single"/>
-          </w:rPr>
-          <w:t>Êxodo 1.1–5</w:t>
-        </w:r>
-      </w:hyperlink>
-    </w:p>
-    <w:p>
-      <w:pPr>
-        <w:pStyle w:val="ListBullet"/>
-        <w:spacing w:line="240" w:lineRule="auto"/>
-        <w:ind w:left="720"/>
-      </w:pPr>
-      <w:r>
-        <w:rPr>
-          <w:lang w:val="pt_PT" w:bidi="pt_PT"/>
-        </w:rPr>
-      </w:r>
-      <w:hyperlink r:id="rId19">
-        <w:r>
-          <w:rPr>
-            <w:lang w:val="pt_PT" w:bidi="pt_PT"/>
-          </w:rPr>
-          <w:rPr>
-            <w:color w:val="0000EE"/>
-            <w:u w:val="single"/>
-          </w:rPr>
-          <w:t>Gênesis 30.11</w:t>
-        </w:r>
-      </w:hyperlink>
-    </w:p>
-    <w:p>
-      <w:pPr>
-        <w:pStyle w:val="ListBullet"/>
-        <w:spacing w:line="240" w:lineRule="auto"/>
-        <w:ind w:left="720"/>
-      </w:pPr>
-      <w:r>
-        <w:rPr>
-          <w:lang w:val="pt_PT" w:bidi="pt_PT"/>
-        </w:rPr>
-      </w:r>
-      <w:hyperlink r:id="rId20">
-        <w:r>
-          <w:rPr>
-            <w:lang w:val="pt_PT" w:bidi="pt_PT"/>
-          </w:rPr>
-          <w:rPr>
-            <w:color w:val="0000EE"/>
-            <w:u w:val="single"/>
-          </w:rPr>
-          <w:t>Josué 1.12</w:t>
-        </w:r>
-      </w:hyperlink>
-    </w:p>
-    <w:p>
-      <w:pPr>
-        <w:pStyle w:val="ListBullet"/>
-        <w:spacing w:line="240" w:lineRule="auto"/>
-        <w:ind w:left="720"/>
-      </w:pPr>
-      <w:r>
-        <w:rPr>
-          <w:lang w:val="pt_PT" w:bidi="pt_PT"/>
-        </w:rPr>
-      </w:r>
-      <w:hyperlink r:id="rId21">
-        <w:r>
-          <w:rPr>
-            <w:lang w:val="pt_PT" w:bidi="pt_PT"/>
-          </w:rPr>
-          <w:rPr>
-            <w:color w:val="0000EE"/>
-            <w:u w:val="single"/>
-          </w:rPr>
-          <w:t>Josué 21.38</w:t>
-        </w:r>
-      </w:hyperlink>
+      <w:r>
+        <w:rPr>
+          <w:lang w:val="pt_PT" w:bidi="pt_PT"/>
+        </w:rPr>
+        <w:t>1 Crônicas 5.18</w:t>
+      </w:r>
+    </w:p>
+    <w:p>
+      <w:pPr>
+        <w:pStyle w:val="ListBullet"/>
+        <w:spacing w:line="240" w:lineRule="auto"/>
+        <w:ind w:left="720"/>
+      </w:pPr>
+      <w:r>
+        <w:rPr>
+          <w:lang w:val="pt_PT" w:bidi="pt_PT"/>
+        </w:rPr>
+      </w:r>
+      <w:r>
+        <w:rPr>
+          <w:lang w:val="pt_PT" w:bidi="pt_PT"/>
+        </w:rPr>
+        <w:t>Êxodo 1.1–5</w:t>
+      </w:r>
+    </w:p>
+    <w:p>
+      <w:pPr>
+        <w:pStyle w:val="ListBullet"/>
+        <w:spacing w:line="240" w:lineRule="auto"/>
+        <w:ind w:left="720"/>
+      </w:pPr>
+      <w:r>
+        <w:rPr>
+          <w:lang w:val="pt_PT" w:bidi="pt_PT"/>
+        </w:rPr>
+      </w:r>
+      <w:r>
+        <w:rPr>
+          <w:lang w:val="pt_PT" w:bidi="pt_PT"/>
+        </w:rPr>
+        <w:t>Gênesis 30.11</w:t>
+      </w:r>
+    </w:p>
+    <w:p>
+      <w:pPr>
+        <w:pStyle w:val="ListBullet"/>
+        <w:spacing w:line="240" w:lineRule="auto"/>
+        <w:ind w:left="720"/>
+      </w:pPr>
+      <w:r>
+        <w:rPr>
+          <w:lang w:val="pt_PT" w:bidi="pt_PT"/>
+        </w:rPr>
+      </w:r>
+      <w:r>
+        <w:rPr>
+          <w:lang w:val="pt_PT" w:bidi="pt_PT"/>
+        </w:rPr>
+        <w:t>Josué 1.12</w:t>
+      </w:r>
+    </w:p>
+    <w:p>
+      <w:pPr>
+        <w:pStyle w:val="ListBullet"/>
+        <w:spacing w:line="240" w:lineRule="auto"/>
+        <w:ind w:left="720"/>
+      </w:pPr>
+      <w:r>
+        <w:rPr>
+          <w:lang w:val="pt_PT" w:bidi="pt_PT"/>
+        </w:rPr>
+      </w:r>
+      <w:r>
+        <w:rPr>
+          <w:lang w:val="pt_PT" w:bidi="pt_PT"/>
+        </w:rPr>
+        <w:t>Josué 21.38</w:t>
+      </w:r>
     </w:p>
     <w:p>
       <w:pPr>
@@ -1151,114 +1097,84 @@
           <w:lang w:val="pt_PT" w:bidi="pt_PT"/>
         </w:rPr>
       </w:r>
-      <w:hyperlink r:id="rId22">
-        <w:r>
-          <w:rPr>
-            <w:lang w:val="pt_PT" w:bidi="pt_PT"/>
-          </w:rPr>
-          <w:rPr>
-            <w:color w:val="0000EE"/>
-            <w:u w:val="single"/>
-          </w:rPr>
-          <w:t>2 Crônicas 6.28</w:t>
-        </w:r>
-      </w:hyperlink>
-    </w:p>
-    <w:p>
-      <w:pPr>
-        <w:pStyle w:val="ListBullet"/>
-        <w:spacing w:line="240" w:lineRule="auto"/>
-        <w:ind w:left="720"/>
-      </w:pPr>
-      <w:r>
-        <w:rPr>
-          <w:lang w:val="pt_PT" w:bidi="pt_PT"/>
-        </w:rPr>
-      </w:r>
-      <w:hyperlink r:id="rId23">
-        <w:r>
-          <w:rPr>
-            <w:lang w:val="pt_PT" w:bidi="pt_PT"/>
-          </w:rPr>
-          <w:rPr>
-            <w:color w:val="0000EE"/>
-            <w:u w:val="single"/>
-          </w:rPr>
-          <w:t>Deuteronômio 28.38–39</w:t>
-        </w:r>
-      </w:hyperlink>
-    </w:p>
-    <w:p>
-      <w:pPr>
-        <w:pStyle w:val="ListBullet"/>
-        <w:spacing w:line="240" w:lineRule="auto"/>
-        <w:ind w:left="720"/>
-      </w:pPr>
-      <w:r>
-        <w:rPr>
-          <w:lang w:val="pt_PT" w:bidi="pt_PT"/>
-        </w:rPr>
-      </w:r>
-      <w:hyperlink r:id="rId24">
-        <w:r>
-          <w:rPr>
-            <w:lang w:val="pt_PT" w:bidi="pt_PT"/>
-          </w:rPr>
-          <w:rPr>
-            <w:color w:val="0000EE"/>
-            <w:u w:val="single"/>
-          </w:rPr>
-          <w:t>Êxodo 10.3–4</w:t>
-        </w:r>
-      </w:hyperlink>
-    </w:p>
-    <w:p>
-      <w:pPr>
-        <w:pStyle w:val="ListBullet"/>
-        <w:spacing w:line="240" w:lineRule="auto"/>
-        <w:ind w:left="720"/>
-      </w:pPr>
-      <w:r>
-        <w:rPr>
-          <w:lang w:val="pt_PT" w:bidi="pt_PT"/>
-        </w:rPr>
-      </w:r>
-      <w:hyperlink r:id="rId25">
-        <w:r>
-          <w:rPr>
-            <w:lang w:val="pt_PT" w:bidi="pt_PT"/>
-          </w:rPr>
-          <w:rPr>
-            <w:color w:val="0000EE"/>
-            <w:u w:val="single"/>
-          </w:rPr>
-          <w:t>Marcos 1.6</w:t>
-        </w:r>
-      </w:hyperlink>
-    </w:p>
-    <w:p>
-      <w:pPr>
-        <w:pStyle w:val="ListBullet"/>
-        <w:spacing w:line="240" w:lineRule="auto"/>
-        <w:ind w:left="720"/>
-      </w:pPr>
-      <w:r>
-        <w:rPr>
-          <w:lang w:val="pt_PT" w:bidi="pt_PT"/>
-        </w:rPr>
-      </w:r>
-      <w:hyperlink r:id="rId26">
-        <w:r>
-          <w:rPr>
-            <w:lang w:val="pt_PT" w:bidi="pt_PT"/>
-          </w:rPr>
-          <w:rPr>
-            <w:color w:val="0000EE"/>
-            <w:u w:val="single"/>
-          </w:rPr>
-          <w:t>Provérbios 30.27–28</w:t>
-        </w:r>
-      </w:hyperlink>
+      <w:r>
+        <w:rPr>
+          <w:lang w:val="pt_PT" w:bidi="pt_PT"/>
+        </w:rPr>
+        <w:t>2 Crônicas 6.28</w:t>
+      </w:r>
+    </w:p>
+    <w:p>
+      <w:pPr>
+        <w:pStyle w:val="ListBullet"/>
+        <w:spacing w:line="240" w:lineRule="auto"/>
+        <w:ind w:left="720"/>
+      </w:pPr>
+      <w:r>
+        <w:rPr>
+          <w:lang w:val="pt_PT" w:bidi="pt_PT"/>
+        </w:rPr>
+      </w:r>
+      <w:r>
+        <w:rPr>
+          <w:lang w:val="pt_PT" w:bidi="pt_PT"/>
+        </w:rPr>
+        <w:t>Deuteronômio 28.38–39</w:t>
+      </w:r>
+    </w:p>
+    <w:p>
+      <w:pPr>
+        <w:pStyle w:val="ListBullet"/>
+        <w:spacing w:line="240" w:lineRule="auto"/>
+        <w:ind w:left="720"/>
+      </w:pPr>
+      <w:r>
+        <w:rPr>
+          <w:lang w:val="pt_PT" w:bidi="pt_PT"/>
+        </w:rPr>
+      </w:r>
+      <w:r>
+        <w:rPr>
+          <w:lang w:val="pt_PT" w:bidi="pt_PT"/>
+        </w:rPr>
+        <w:t>Êxodo 10.3–4</w:t>
+      </w:r>
+    </w:p>
+    <w:p>
+      <w:pPr>
+        <w:pStyle w:val="ListBullet"/>
+        <w:spacing w:line="240" w:lineRule="auto"/>
+        <w:ind w:left="720"/>
+      </w:pPr>
+      <w:r>
+        <w:rPr>
+          <w:lang w:val="pt_PT" w:bidi="pt_PT"/>
+        </w:rPr>
+      </w:r>
+      <w:r>
+        <w:rPr>
+          <w:lang w:val="pt_PT" w:bidi="pt_PT"/>
+        </w:rPr>
+        <w:t>Marcos 1.6</w:t>
+      </w:r>
+    </w:p>
+    <w:p>
+      <w:pPr>
+        <w:pStyle w:val="ListBullet"/>
+        <w:spacing w:line="240" w:lineRule="auto"/>
+        <w:ind w:left="720"/>
+      </w:pPr>
+      <w:r>
+        <w:rPr>
+          <w:lang w:val="pt_PT" w:bidi="pt_PT"/>
+        </w:rPr>
+      </w:r>
+      <w:r>
+        <w:rPr>
+          <w:lang w:val="pt_PT" w:bidi="pt_PT"/>
+        </w:rPr>
+        <w:t>Provérbios 30.27–28</w:t>
+      </w:r>
     </w:p>
     <w:p>
       <w:pPr>
@@ -1542,114 +1458,84 @@
           <w:lang w:val="pt_PT" w:bidi="pt_PT"/>
         </w:rPr>
       </w:r>
-      <w:hyperlink r:id="rId27">
-        <w:r>
-          <w:rPr>
-            <w:lang w:val="pt_PT" w:bidi="pt_PT"/>
-          </w:rPr>
-          <w:rPr>
-            <w:color w:val="0000EE"/>
-            <w:u w:val="single"/>
-          </w:rPr>
-          <w:t>1 Coríntios 16.1–2</w:t>
-        </w:r>
-      </w:hyperlink>
-    </w:p>
-    <w:p>
-      <w:pPr>
-        <w:pStyle w:val="ListBullet"/>
-        <w:spacing w:line="240" w:lineRule="auto"/>
-        <w:ind w:left="720"/>
-      </w:pPr>
-      <w:r>
-        <w:rPr>
-          <w:lang w:val="pt_PT" w:bidi="pt_PT"/>
-        </w:rPr>
-      </w:r>
-      <w:hyperlink r:id="rId28">
-        <w:r>
-          <w:rPr>
-            <w:lang w:val="pt_PT" w:bidi="pt_PT"/>
-          </w:rPr>
-          <w:rPr>
-            <w:color w:val="0000EE"/>
-            <w:u w:val="single"/>
-          </w:rPr>
-          <w:t>1 Pedro 1.1–2</w:t>
-        </w:r>
-      </w:hyperlink>
-    </w:p>
-    <w:p>
-      <w:pPr>
-        <w:pStyle w:val="ListBullet"/>
-        <w:spacing w:line="240" w:lineRule="auto"/>
-        <w:ind w:left="720"/>
-      </w:pPr>
-      <w:r>
-        <w:rPr>
-          <w:lang w:val="pt_PT" w:bidi="pt_PT"/>
-        </w:rPr>
-      </w:r>
-      <w:hyperlink r:id="rId29">
-        <w:r>
-          <w:rPr>
-            <w:lang w:val="pt_PT" w:bidi="pt_PT"/>
-          </w:rPr>
-          <w:rPr>
-            <w:color w:val="0000EE"/>
-            <w:u w:val="single"/>
-          </w:rPr>
-          <w:t>2 Timóteo 4.9–10</w:t>
-        </w:r>
-      </w:hyperlink>
-    </w:p>
-    <w:p>
-      <w:pPr>
-        <w:pStyle w:val="ListBullet"/>
-        <w:spacing w:line="240" w:lineRule="auto"/>
-        <w:ind w:left="720"/>
-      </w:pPr>
-      <w:r>
-        <w:rPr>
-          <w:lang w:val="pt_PT" w:bidi="pt_PT"/>
-        </w:rPr>
-      </w:r>
-      <w:hyperlink r:id="rId30">
-        <w:r>
-          <w:rPr>
-            <w:lang w:val="pt_PT" w:bidi="pt_PT"/>
-          </w:rPr>
-          <w:rPr>
-            <w:color w:val="0000EE"/>
-            <w:u w:val="single"/>
-          </w:rPr>
-          <w:t>Atos 16.6–8</w:t>
-        </w:r>
-      </w:hyperlink>
-    </w:p>
-    <w:p>
-      <w:pPr>
-        <w:pStyle w:val="ListBullet"/>
-        <w:spacing w:line="240" w:lineRule="auto"/>
-        <w:ind w:left="720"/>
-      </w:pPr>
-      <w:r>
-        <w:rPr>
-          <w:lang w:val="pt_PT" w:bidi="pt_PT"/>
-        </w:rPr>
-      </w:r>
-      <w:hyperlink r:id="rId31">
-        <w:r>
-          <w:rPr>
-            <w:lang w:val="pt_PT" w:bidi="pt_PT"/>
-          </w:rPr>
-          <w:rPr>
-            <w:color w:val="0000EE"/>
-            <w:u w:val="single"/>
-          </w:rPr>
-          <w:t>Gálatas 1.1</w:t>
-        </w:r>
-      </w:hyperlink>
+      <w:r>
+        <w:rPr>
+          <w:lang w:val="pt_PT" w:bidi="pt_PT"/>
+        </w:rPr>
+        <w:t>1 Coríntios 16.1–2</w:t>
+      </w:r>
+    </w:p>
+    <w:p>
+      <w:pPr>
+        <w:pStyle w:val="ListBullet"/>
+        <w:spacing w:line="240" w:lineRule="auto"/>
+        <w:ind w:left="720"/>
+      </w:pPr>
+      <w:r>
+        <w:rPr>
+          <w:lang w:val="pt_PT" w:bidi="pt_PT"/>
+        </w:rPr>
+      </w:r>
+      <w:r>
+        <w:rPr>
+          <w:lang w:val="pt_PT" w:bidi="pt_PT"/>
+        </w:rPr>
+        <w:t>1 Pedro 1.1–2</w:t>
+      </w:r>
+    </w:p>
+    <w:p>
+      <w:pPr>
+        <w:pStyle w:val="ListBullet"/>
+        <w:spacing w:line="240" w:lineRule="auto"/>
+        <w:ind w:left="720"/>
+      </w:pPr>
+      <w:r>
+        <w:rPr>
+          <w:lang w:val="pt_PT" w:bidi="pt_PT"/>
+        </w:rPr>
+      </w:r>
+      <w:r>
+        <w:rPr>
+          <w:lang w:val="pt_PT" w:bidi="pt_PT"/>
+        </w:rPr>
+        <w:t>2 Timóteo 4.9–10</w:t>
+      </w:r>
+    </w:p>
+    <w:p>
+      <w:pPr>
+        <w:pStyle w:val="ListBullet"/>
+        <w:spacing w:line="240" w:lineRule="auto"/>
+        <w:ind w:left="720"/>
+      </w:pPr>
+      <w:r>
+        <w:rPr>
+          <w:lang w:val="pt_PT" w:bidi="pt_PT"/>
+        </w:rPr>
+      </w:r>
+      <w:r>
+        <w:rPr>
+          <w:lang w:val="pt_PT" w:bidi="pt_PT"/>
+        </w:rPr>
+        <w:t>Atos 16.6–8</w:t>
+      </w:r>
+    </w:p>
+    <w:p>
+      <w:pPr>
+        <w:pStyle w:val="ListBullet"/>
+        <w:spacing w:line="240" w:lineRule="auto"/>
+        <w:ind w:left="720"/>
+      </w:pPr>
+      <w:r>
+        <w:rPr>
+          <w:lang w:val="pt_PT" w:bidi="pt_PT"/>
+        </w:rPr>
+      </w:r>
+      <w:r>
+        <w:rPr>
+          <w:lang w:val="pt_PT" w:bidi="pt_PT"/>
+        </w:rPr>
+        <w:t>Gálatas 1.1</w:t>
+      </w:r>
     </w:p>
     <w:p>
       <w:pPr>
@@ -1883,186 +1769,138 @@
           <w:lang w:val="pt_PT" w:bidi="pt_PT"/>
         </w:rPr>
       </w:r>
-      <w:hyperlink r:id="rId32">
-        <w:r>
-          <w:rPr>
-            <w:lang w:val="pt_PT" w:bidi="pt_PT"/>
-          </w:rPr>
-          <w:rPr>
-            <w:color w:val="0000EE"/>
-            <w:u w:val="single"/>
-          </w:rPr>
-          <w:t>Atos 9.32</w:t>
-        </w:r>
-      </w:hyperlink>
-    </w:p>
-    <w:p>
-      <w:pPr>
-        <w:pStyle w:val="ListBullet"/>
-        <w:spacing w:line="240" w:lineRule="auto"/>
-        <w:ind w:left="720"/>
-      </w:pPr>
-      <w:r>
-        <w:rPr>
-          <w:lang w:val="pt_PT" w:bidi="pt_PT"/>
-        </w:rPr>
-      </w:r>
-      <w:hyperlink r:id="rId33">
-        <w:r>
-          <w:rPr>
-            <w:lang w:val="pt_PT" w:bidi="pt_PT"/>
-          </w:rPr>
-          <w:rPr>
-            <w:color w:val="0000EE"/>
-            <w:u w:val="single"/>
-          </w:rPr>
-          <w:t>Atos 13.31</w:t>
-        </w:r>
-      </w:hyperlink>
-    </w:p>
-    <w:p>
-      <w:pPr>
-        <w:pStyle w:val="ListBullet"/>
-        <w:spacing w:line="240" w:lineRule="auto"/>
-        <w:ind w:left="720"/>
-      </w:pPr>
-      <w:r>
-        <w:rPr>
-          <w:lang w:val="pt_PT" w:bidi="pt_PT"/>
-        </w:rPr>
-      </w:r>
-      <w:hyperlink r:id="rId34">
-        <w:r>
-          <w:rPr>
-            <w:lang w:val="pt_PT" w:bidi="pt_PT"/>
-          </w:rPr>
-          <w:rPr>
-            <w:color w:val="0000EE"/>
-            <w:u w:val="single"/>
-          </w:rPr>
-          <w:t>João 2.1–2</w:t>
-        </w:r>
-      </w:hyperlink>
-    </w:p>
-    <w:p>
-      <w:pPr>
-        <w:pStyle w:val="ListBullet"/>
-        <w:spacing w:line="240" w:lineRule="auto"/>
-        <w:ind w:left="720"/>
-      </w:pPr>
-      <w:r>
-        <w:rPr>
-          <w:lang w:val="pt_PT" w:bidi="pt_PT"/>
-        </w:rPr>
-      </w:r>
-      <w:hyperlink r:id="rId35">
-        <w:r>
-          <w:rPr>
-            <w:lang w:val="pt_PT" w:bidi="pt_PT"/>
-          </w:rPr>
-          <w:rPr>
-            <w:color w:val="0000EE"/>
-            <w:u w:val="single"/>
-          </w:rPr>
-          <w:t>João 4.3</w:t>
-        </w:r>
-      </w:hyperlink>
-    </w:p>
-    <w:p>
-      <w:pPr>
-        <w:pStyle w:val="ListBullet"/>
-        <w:spacing w:line="240" w:lineRule="auto"/>
-        <w:ind w:left="720"/>
-      </w:pPr>
-      <w:r>
-        <w:rPr>
-          <w:lang w:val="pt_PT" w:bidi="pt_PT"/>
-        </w:rPr>
-      </w:r>
-      <w:hyperlink r:id="rId36">
-        <w:r>
-          <w:rPr>
-            <w:lang w:val="pt_PT" w:bidi="pt_PT"/>
-          </w:rPr>
-          <w:rPr>
-            <w:color w:val="0000EE"/>
-            <w:u w:val="single"/>
-          </w:rPr>
-          <w:t>Lucas 13.3</w:t>
-        </w:r>
-      </w:hyperlink>
-    </w:p>
-    <w:p>
-      <w:pPr>
-        <w:pStyle w:val="ListBullet"/>
-        <w:spacing w:line="240" w:lineRule="auto"/>
-        <w:ind w:left="720"/>
-      </w:pPr>
-      <w:r>
-        <w:rPr>
-          <w:lang w:val="pt_PT" w:bidi="pt_PT"/>
-        </w:rPr>
-      </w:r>
-      <w:hyperlink r:id="rId37">
-        <w:r>
-          <w:rPr>
-            <w:lang w:val="pt_PT" w:bidi="pt_PT"/>
-          </w:rPr>
-          <w:rPr>
-            <w:color w:val="0000EE"/>
-            <w:u w:val="single"/>
-          </w:rPr>
-          <w:t>Marcos 3.7</w:t>
-        </w:r>
-      </w:hyperlink>
-    </w:p>
-    <w:p>
-      <w:pPr>
-        <w:pStyle w:val="ListBullet"/>
-        <w:spacing w:line="240" w:lineRule="auto"/>
-        <w:ind w:left="720"/>
-      </w:pPr>
-      <w:r>
-        <w:rPr>
-          <w:lang w:val="pt_PT" w:bidi="pt_PT"/>
-        </w:rPr>
-      </w:r>
-      <w:hyperlink r:id="rId38">
-        <w:r>
-          <w:rPr>
-            <w:lang w:val="pt_PT" w:bidi="pt_PT"/>
-          </w:rPr>
-          <w:rPr>
-            <w:color w:val="0000EE"/>
-            <w:u w:val="single"/>
-          </w:rPr>
-          <w:t>Mateus 2.22–23</w:t>
-        </w:r>
-      </w:hyperlink>
-    </w:p>
-    <w:p>
-      <w:pPr>
-        <w:pStyle w:val="ListBullet"/>
-        <w:spacing w:line="240" w:lineRule="auto"/>
-        <w:ind w:left="720"/>
-      </w:pPr>
-      <w:r>
-        <w:rPr>
-          <w:lang w:val="pt_PT" w:bidi="pt_PT"/>
-        </w:rPr>
-      </w:r>
-      <w:hyperlink r:id="rId39">
-        <w:r>
-          <w:rPr>
-            <w:lang w:val="pt_PT" w:bidi="pt_PT"/>
-          </w:rPr>
-          <w:rPr>
-            <w:color w:val="0000EE"/>
-            <w:u w:val="single"/>
-          </w:rPr>
-          <w:t>Mateus 3.13–15</w:t>
-        </w:r>
-      </w:hyperlink>
+      <w:r>
+        <w:rPr>
+          <w:lang w:val="pt_PT" w:bidi="pt_PT"/>
+        </w:rPr>
+        <w:t>Atos 9.32</w:t>
+      </w:r>
+    </w:p>
+    <w:p>
+      <w:pPr>
+        <w:pStyle w:val="ListBullet"/>
+        <w:spacing w:line="240" w:lineRule="auto"/>
+        <w:ind w:left="720"/>
+      </w:pPr>
+      <w:r>
+        <w:rPr>
+          <w:lang w:val="pt_PT" w:bidi="pt_PT"/>
+        </w:rPr>
+      </w:r>
+      <w:r>
+        <w:rPr>
+          <w:lang w:val="pt_PT" w:bidi="pt_PT"/>
+        </w:rPr>
+        <w:t>Atos 13.31</w:t>
+      </w:r>
+    </w:p>
+    <w:p>
+      <w:pPr>
+        <w:pStyle w:val="ListBullet"/>
+        <w:spacing w:line="240" w:lineRule="auto"/>
+        <w:ind w:left="720"/>
+      </w:pPr>
+      <w:r>
+        <w:rPr>
+          <w:lang w:val="pt_PT" w:bidi="pt_PT"/>
+        </w:rPr>
+      </w:r>
+      <w:r>
+        <w:rPr>
+          <w:lang w:val="pt_PT" w:bidi="pt_PT"/>
+        </w:rPr>
+        <w:t>João 2.1–2</w:t>
+      </w:r>
+    </w:p>
+    <w:p>
+      <w:pPr>
+        <w:pStyle w:val="ListBullet"/>
+        <w:spacing w:line="240" w:lineRule="auto"/>
+        <w:ind w:left="720"/>
+      </w:pPr>
+      <w:r>
+        <w:rPr>
+          <w:lang w:val="pt_PT" w:bidi="pt_PT"/>
+        </w:rPr>
+      </w:r>
+      <w:r>
+        <w:rPr>
+          <w:lang w:val="pt_PT" w:bidi="pt_PT"/>
+        </w:rPr>
+        <w:t>João 4.3</w:t>
+      </w:r>
+    </w:p>
+    <w:p>
+      <w:pPr>
+        <w:pStyle w:val="ListBullet"/>
+        <w:spacing w:line="240" w:lineRule="auto"/>
+        <w:ind w:left="720"/>
+      </w:pPr>
+      <w:r>
+        <w:rPr>
+          <w:lang w:val="pt_PT" w:bidi="pt_PT"/>
+        </w:rPr>
+      </w:r>
+      <w:r>
+        <w:rPr>
+          <w:lang w:val="pt_PT" w:bidi="pt_PT"/>
+        </w:rPr>
+        <w:t>Lucas 13.3</w:t>
+      </w:r>
+    </w:p>
+    <w:p>
+      <w:pPr>
+        <w:pStyle w:val="ListBullet"/>
+        <w:spacing w:line="240" w:lineRule="auto"/>
+        <w:ind w:left="720"/>
+      </w:pPr>
+      <w:r>
+        <w:rPr>
+          <w:lang w:val="pt_PT" w:bidi="pt_PT"/>
+        </w:rPr>
+      </w:r>
+      <w:r>
+        <w:rPr>
+          <w:lang w:val="pt_PT" w:bidi="pt_PT"/>
+        </w:rPr>
+        <w:t>Marcos 3.7</w:t>
+      </w:r>
+    </w:p>
+    <w:p>
+      <w:pPr>
+        <w:pStyle w:val="ListBullet"/>
+        <w:spacing w:line="240" w:lineRule="auto"/>
+        <w:ind w:left="720"/>
+      </w:pPr>
+      <w:r>
+        <w:rPr>
+          <w:lang w:val="pt_PT" w:bidi="pt_PT"/>
+        </w:rPr>
+      </w:r>
+      <w:r>
+        <w:rPr>
+          <w:lang w:val="pt_PT" w:bidi="pt_PT"/>
+        </w:rPr>
+        <w:t>Mateus 2.22–23</w:t>
+      </w:r>
+    </w:p>
+    <w:p>
+      <w:pPr>
+        <w:pStyle w:val="ListBullet"/>
+        <w:spacing w:line="240" w:lineRule="auto"/>
+        <w:ind w:left="720"/>
+      </w:pPr>
+      <w:r>
+        <w:rPr>
+          <w:lang w:val="pt_PT" w:bidi="pt_PT"/>
+        </w:rPr>
+      </w:r>
+      <w:r>
+        <w:rPr>
+          <w:lang w:val="pt_PT" w:bidi="pt_PT"/>
+        </w:rPr>
+        <w:t>Mateus 3.13–15</w:t>
+      </w:r>
     </w:p>
     <w:p>
       <w:pPr>
@@ -2491,90 +2329,66 @@
           <w:lang w:val="pt_PT" w:bidi="pt_PT"/>
         </w:rPr>
       </w:r>
-      <w:hyperlink r:id="rId40">
-        <w:r>
-          <w:rPr>
-            <w:lang w:val="pt_PT" w:bidi="pt_PT"/>
-          </w:rPr>
-          <w:rPr>
-            <w:color w:val="0000EE"/>
-            <w:u w:val="single"/>
-          </w:rPr>
-          <w:t>1 Reis 2.39</w:t>
-        </w:r>
-      </w:hyperlink>
-    </w:p>
-    <w:p>
-      <w:pPr>
-        <w:pStyle w:val="ListBullet"/>
-        <w:spacing w:line="240" w:lineRule="auto"/>
-        <w:ind w:left="720"/>
-      </w:pPr>
-      <w:r>
-        <w:rPr>
-          <w:lang w:val="pt_PT" w:bidi="pt_PT"/>
-        </w:rPr>
-      </w:r>
-      <w:hyperlink r:id="rId41">
-        <w:r>
-          <w:rPr>
-            <w:lang w:val="pt_PT" w:bidi="pt_PT"/>
-          </w:rPr>
-          <w:rPr>
-            <w:color w:val="0000EE"/>
-            <w:u w:val="single"/>
-          </w:rPr>
-          <w:t>1 Samuel 5.8–9</w:t>
-        </w:r>
-      </w:hyperlink>
-    </w:p>
-    <w:p>
-      <w:pPr>
-        <w:pStyle w:val="ListBullet"/>
-        <w:spacing w:line="240" w:lineRule="auto"/>
-        <w:ind w:left="720"/>
-      </w:pPr>
-      <w:r>
-        <w:rPr>
-          <w:lang w:val="pt_PT" w:bidi="pt_PT"/>
-        </w:rPr>
-      </w:r>
-      <w:hyperlink r:id="rId42">
-        <w:r>
-          <w:rPr>
-            <w:lang w:val="pt_PT" w:bidi="pt_PT"/>
-          </w:rPr>
-          <w:rPr>
-            <w:color w:val="0000EE"/>
-            <w:u w:val="single"/>
-          </w:rPr>
-          <w:t>2 Crônicas 26.6–8</w:t>
-        </w:r>
-      </w:hyperlink>
-    </w:p>
-    <w:p>
-      <w:pPr>
-        <w:pStyle w:val="ListBullet"/>
-        <w:spacing w:line="240" w:lineRule="auto"/>
-        <w:ind w:left="720"/>
-      </w:pPr>
-      <w:r>
-        <w:rPr>
-          <w:lang w:val="pt_PT" w:bidi="pt_PT"/>
-        </w:rPr>
-      </w:r>
-      <w:hyperlink r:id="rId43">
-        <w:r>
-          <w:rPr>
-            <w:lang w:val="pt_PT" w:bidi="pt_PT"/>
-          </w:rPr>
-          <w:rPr>
-            <w:color w:val="0000EE"/>
-            <w:u w:val="single"/>
-          </w:rPr>
-          <w:t>Josué 11.21–22</w:t>
-        </w:r>
-      </w:hyperlink>
+      <w:r>
+        <w:rPr>
+          <w:lang w:val="pt_PT" w:bidi="pt_PT"/>
+        </w:rPr>
+        <w:t>1 Reis 2.39</w:t>
+      </w:r>
+    </w:p>
+    <w:p>
+      <w:pPr>
+        <w:pStyle w:val="ListBullet"/>
+        <w:spacing w:line="240" w:lineRule="auto"/>
+        <w:ind w:left="720"/>
+      </w:pPr>
+      <w:r>
+        <w:rPr>
+          <w:lang w:val="pt_PT" w:bidi="pt_PT"/>
+        </w:rPr>
+      </w:r>
+      <w:r>
+        <w:rPr>
+          <w:lang w:val="pt_PT" w:bidi="pt_PT"/>
+        </w:rPr>
+        <w:t>1 Samuel 5.8–9</w:t>
+      </w:r>
+    </w:p>
+    <w:p>
+      <w:pPr>
+        <w:pStyle w:val="ListBullet"/>
+        <w:spacing w:line="240" w:lineRule="auto"/>
+        <w:ind w:left="720"/>
+      </w:pPr>
+      <w:r>
+        <w:rPr>
+          <w:lang w:val="pt_PT" w:bidi="pt_PT"/>
+        </w:rPr>
+      </w:r>
+      <w:r>
+        <w:rPr>
+          <w:lang w:val="pt_PT" w:bidi="pt_PT"/>
+        </w:rPr>
+        <w:t>2 Crônicas 26.6–8</w:t>
+      </w:r>
+    </w:p>
+    <w:p>
+      <w:pPr>
+        <w:pStyle w:val="ListBullet"/>
+        <w:spacing w:line="240" w:lineRule="auto"/>
+        <w:ind w:left="720"/>
+      </w:pPr>
+      <w:r>
+        <w:rPr>
+          <w:lang w:val="pt_PT" w:bidi="pt_PT"/>
+        </w:rPr>
+      </w:r>
+      <w:r>
+        <w:rPr>
+          <w:lang w:val="pt_PT" w:bidi="pt_PT"/>
+        </w:rPr>
+        <w:t>Josué 11.21–22</w:t>
+      </w:r>
     </w:p>
     <w:p>
       <w:pPr>
@@ -2846,114 +2660,84 @@
           <w:lang w:val="pt_PT" w:bidi="pt_PT"/>
         </w:rPr>
       </w:r>
-      <w:hyperlink r:id="rId44">
-        <w:r>
-          <w:rPr>
-            <w:lang w:val="pt_PT" w:bidi="pt_PT"/>
-          </w:rPr>
-          <w:rPr>
-            <w:color w:val="0000EE"/>
-            <w:u w:val="single"/>
-          </w:rPr>
-          <w:t>1 Reis 4.24–25</w:t>
-        </w:r>
-      </w:hyperlink>
-    </w:p>
-    <w:p>
-      <w:pPr>
-        <w:pStyle w:val="ListBullet"/>
-        <w:spacing w:line="240" w:lineRule="auto"/>
-        <w:ind w:left="720"/>
-      </w:pPr>
-      <w:r>
-        <w:rPr>
-          <w:lang w:val="pt_PT" w:bidi="pt_PT"/>
-        </w:rPr>
-      </w:r>
-      <w:hyperlink r:id="rId45">
-        <w:r>
-          <w:rPr>
-            <w:lang w:val="pt_PT" w:bidi="pt_PT"/>
-          </w:rPr>
-          <w:rPr>
-            <w:color w:val="0000EE"/>
-            <w:u w:val="single"/>
-          </w:rPr>
-          <w:t>Atos 8.26</w:t>
-        </w:r>
-      </w:hyperlink>
-    </w:p>
-    <w:p>
-      <w:pPr>
-        <w:pStyle w:val="ListBullet"/>
-        <w:spacing w:line="240" w:lineRule="auto"/>
-        <w:ind w:left="720"/>
-      </w:pPr>
-      <w:r>
-        <w:rPr>
-          <w:lang w:val="pt_PT" w:bidi="pt_PT"/>
-        </w:rPr>
-      </w:r>
-      <w:hyperlink r:id="rId46">
-        <w:r>
-          <w:rPr>
-            <w:lang w:val="pt_PT" w:bidi="pt_PT"/>
-          </w:rPr>
-          <w:rPr>
-            <w:color w:val="0000EE"/>
-            <w:u w:val="single"/>
-          </w:rPr>
-          <w:t>Gênesis 10.19</w:t>
-        </w:r>
-      </w:hyperlink>
-    </w:p>
-    <w:p>
-      <w:pPr>
-        <w:pStyle w:val="ListBullet"/>
-        <w:spacing w:line="240" w:lineRule="auto"/>
-        <w:ind w:left="720"/>
-      </w:pPr>
-      <w:r>
-        <w:rPr>
-          <w:lang w:val="pt_PT" w:bidi="pt_PT"/>
-        </w:rPr>
-      </w:r>
-      <w:hyperlink r:id="rId47">
-        <w:r>
-          <w:rPr>
-            <w:lang w:val="pt_PT" w:bidi="pt_PT"/>
-          </w:rPr>
-          <w:rPr>
-            <w:color w:val="0000EE"/>
-            <w:u w:val="single"/>
-          </w:rPr>
-          <w:t>Josué 10.40–41</w:t>
-        </w:r>
-      </w:hyperlink>
-    </w:p>
-    <w:p>
-      <w:pPr>
-        <w:pStyle w:val="ListBullet"/>
-        <w:spacing w:line="240" w:lineRule="auto"/>
-        <w:ind w:left="720"/>
-      </w:pPr>
-      <w:r>
-        <w:rPr>
-          <w:lang w:val="pt_PT" w:bidi="pt_PT"/>
-        </w:rPr>
-      </w:r>
-      <w:hyperlink r:id="rId48">
-        <w:r>
-          <w:rPr>
-            <w:lang w:val="pt_PT" w:bidi="pt_PT"/>
-          </w:rPr>
-          <w:rPr>
-            <w:color w:val="0000EE"/>
-            <w:u w:val="single"/>
-          </w:rPr>
-          <w:t>Juízes 6.3–4</w:t>
-        </w:r>
-      </w:hyperlink>
+      <w:r>
+        <w:rPr>
+          <w:lang w:val="pt_PT" w:bidi="pt_PT"/>
+        </w:rPr>
+        <w:t>1 Reis 4.24–25</w:t>
+      </w:r>
+    </w:p>
+    <w:p>
+      <w:pPr>
+        <w:pStyle w:val="ListBullet"/>
+        <w:spacing w:line="240" w:lineRule="auto"/>
+        <w:ind w:left="720"/>
+      </w:pPr>
+      <w:r>
+        <w:rPr>
+          <w:lang w:val="pt_PT" w:bidi="pt_PT"/>
+        </w:rPr>
+      </w:r>
+      <w:r>
+        <w:rPr>
+          <w:lang w:val="pt_PT" w:bidi="pt_PT"/>
+        </w:rPr>
+        <w:t>Atos 8.26</w:t>
+      </w:r>
+    </w:p>
+    <w:p>
+      <w:pPr>
+        <w:pStyle w:val="ListBullet"/>
+        <w:spacing w:line="240" w:lineRule="auto"/>
+        <w:ind w:left="720"/>
+      </w:pPr>
+      <w:r>
+        <w:rPr>
+          <w:lang w:val="pt_PT" w:bidi="pt_PT"/>
+        </w:rPr>
+      </w:r>
+      <w:r>
+        <w:rPr>
+          <w:lang w:val="pt_PT" w:bidi="pt_PT"/>
+        </w:rPr>
+        <w:t>Gênesis 10.19</w:t>
+      </w:r>
+    </w:p>
+    <w:p>
+      <w:pPr>
+        <w:pStyle w:val="ListBullet"/>
+        <w:spacing w:line="240" w:lineRule="auto"/>
+        <w:ind w:left="720"/>
+      </w:pPr>
+      <w:r>
+        <w:rPr>
+          <w:lang w:val="pt_PT" w:bidi="pt_PT"/>
+        </w:rPr>
+      </w:r>
+      <w:r>
+        <w:rPr>
+          <w:lang w:val="pt_PT" w:bidi="pt_PT"/>
+        </w:rPr>
+        <w:t>Josué 10.40–41</w:t>
+      </w:r>
+    </w:p>
+    <w:p>
+      <w:pPr>
+        <w:pStyle w:val="ListBullet"/>
+        <w:spacing w:line="240" w:lineRule="auto"/>
+        <w:ind w:left="720"/>
+      </w:pPr>
+      <w:r>
+        <w:rPr>
+          <w:lang w:val="pt_PT" w:bidi="pt_PT"/>
+        </w:rPr>
+      </w:r>
+      <w:r>
+        <w:rPr>
+          <w:lang w:val="pt_PT" w:bidi="pt_PT"/>
+        </w:rPr>
+        <w:t>Juízes 6.3–4</w:t>
+      </w:r>
     </w:p>
     <w:p>
       <w:pPr>
@@ -3205,162 +2989,120 @@
           <w:lang w:val="pt_PT" w:bidi="pt_PT"/>
         </w:rPr>
       </w:r>
-      <w:hyperlink r:id="rId49">
-        <w:r>
-          <w:rPr>
-            <w:lang w:val="pt_PT" w:bidi="pt_PT"/>
-          </w:rPr>
-          <w:rPr>
-            <w:color w:val="0000EE"/>
-            <w:u w:val="single"/>
-          </w:rPr>
-          <w:t>Atos 9.13–16</w:t>
-        </w:r>
-      </w:hyperlink>
-    </w:p>
-    <w:p>
-      <w:pPr>
-        <w:pStyle w:val="ListBullet"/>
-        <w:spacing w:line="240" w:lineRule="auto"/>
-        <w:ind w:left="720"/>
-      </w:pPr>
-      <w:r>
-        <w:rPr>
-          <w:lang w:val="pt_PT" w:bidi="pt_PT"/>
-        </w:rPr>
-      </w:r>
-      <w:hyperlink r:id="rId50">
-        <w:r>
-          <w:rPr>
-            <w:lang w:val="pt_PT" w:bidi="pt_PT"/>
-          </w:rPr>
-          <w:rPr>
-            <w:color w:val="0000EE"/>
-            <w:u w:val="single"/>
-          </w:rPr>
-          <w:t>Atos 14.5–7</w:t>
-        </w:r>
-      </w:hyperlink>
-    </w:p>
-    <w:p>
-      <w:pPr>
-        <w:pStyle w:val="ListBullet"/>
-        <w:spacing w:line="240" w:lineRule="auto"/>
-        <w:ind w:left="720"/>
-      </w:pPr>
-      <w:r>
-        <w:rPr>
-          <w:lang w:val="pt_PT" w:bidi="pt_PT"/>
-        </w:rPr>
-      </w:r>
-      <w:hyperlink r:id="rId51">
-        <w:r>
-          <w:rPr>
-            <w:lang w:val="pt_PT" w:bidi="pt_PT"/>
-          </w:rPr>
-          <w:rPr>
-            <w:color w:val="0000EE"/>
-            <w:u w:val="single"/>
-          </w:rPr>
-          <w:t>Gálatas 2.16</w:t>
-        </w:r>
-      </w:hyperlink>
-    </w:p>
-    <w:p>
-      <w:pPr>
-        <w:pStyle w:val="ListBullet"/>
-        <w:spacing w:line="240" w:lineRule="auto"/>
-        <w:ind w:left="720"/>
-      </w:pPr>
-      <w:r>
-        <w:rPr>
-          <w:lang w:val="pt_PT" w:bidi="pt_PT"/>
-        </w:rPr>
-      </w:r>
-      <w:hyperlink r:id="rId52">
-        <w:r>
-          <w:rPr>
-            <w:lang w:val="pt_PT" w:bidi="pt_PT"/>
-          </w:rPr>
-          <w:rPr>
-            <w:color w:val="0000EE"/>
-            <w:u w:val="single"/>
-          </w:rPr>
-          <w:t>Lucas 2.32</w:t>
-        </w:r>
-      </w:hyperlink>
-    </w:p>
-    <w:p>
-      <w:pPr>
-        <w:pStyle w:val="ListBullet"/>
-        <w:spacing w:line="240" w:lineRule="auto"/>
-        <w:ind w:left="720"/>
-      </w:pPr>
-      <w:r>
-        <w:rPr>
-          <w:lang w:val="pt_PT" w:bidi="pt_PT"/>
-        </w:rPr>
-      </w:r>
-      <w:hyperlink r:id="rId53">
-        <w:r>
-          <w:rPr>
-            <w:lang w:val="pt_PT" w:bidi="pt_PT"/>
-          </w:rPr>
-          <w:rPr>
-            <w:color w:val="0000EE"/>
-            <w:u w:val="single"/>
-          </w:rPr>
-          <w:t>Mateus 5.47</w:t>
-        </w:r>
-      </w:hyperlink>
-    </w:p>
-    <w:p>
-      <w:pPr>
-        <w:pStyle w:val="ListBullet"/>
-        <w:spacing w:line="240" w:lineRule="auto"/>
-        <w:ind w:left="720"/>
-      </w:pPr>
-      <w:r>
-        <w:rPr>
-          <w:lang w:val="pt_PT" w:bidi="pt_PT"/>
-        </w:rPr>
-      </w:r>
-      <w:hyperlink r:id="rId54">
-        <w:r>
-          <w:rPr>
-            <w:lang w:val="pt_PT" w:bidi="pt_PT"/>
-          </w:rPr>
-          <w:rPr>
-            <w:color w:val="0000EE"/>
-            <w:u w:val="single"/>
-          </w:rPr>
-          <w:t>Mateus 6.5–7</w:t>
-        </w:r>
-      </w:hyperlink>
-    </w:p>
-    <w:p>
-      <w:pPr>
-        <w:pStyle w:val="ListBullet"/>
-        <w:spacing w:line="240" w:lineRule="auto"/>
-        <w:ind w:left="720"/>
-      </w:pPr>
-      <w:r>
-        <w:rPr>
-          <w:lang w:val="pt_PT" w:bidi="pt_PT"/>
-        </w:rPr>
-      </w:r>
-      <w:hyperlink r:id="rId55">
-        <w:r>
-          <w:rPr>
-            <w:lang w:val="pt_PT" w:bidi="pt_PT"/>
-          </w:rPr>
-          <w:rPr>
-            <w:color w:val="0000EE"/>
-            <w:u w:val="single"/>
-          </w:rPr>
-          <w:t>Romanos 11.25</w:t>
-        </w:r>
-      </w:hyperlink>
+      <w:r>
+        <w:rPr>
+          <w:lang w:val="pt_PT" w:bidi="pt_PT"/>
+        </w:rPr>
+        <w:t>Atos 9.13–16</w:t>
+      </w:r>
+    </w:p>
+    <w:p>
+      <w:pPr>
+        <w:pStyle w:val="ListBullet"/>
+        <w:spacing w:line="240" w:lineRule="auto"/>
+        <w:ind w:left="720"/>
+      </w:pPr>
+      <w:r>
+        <w:rPr>
+          <w:lang w:val="pt_PT" w:bidi="pt_PT"/>
+        </w:rPr>
+      </w:r>
+      <w:r>
+        <w:rPr>
+          <w:lang w:val="pt_PT" w:bidi="pt_PT"/>
+        </w:rPr>
+        <w:t>Atos 14.5–7</w:t>
+      </w:r>
+    </w:p>
+    <w:p>
+      <w:pPr>
+        <w:pStyle w:val="ListBullet"/>
+        <w:spacing w:line="240" w:lineRule="auto"/>
+        <w:ind w:left="720"/>
+      </w:pPr>
+      <w:r>
+        <w:rPr>
+          <w:lang w:val="pt_PT" w:bidi="pt_PT"/>
+        </w:rPr>
+      </w:r>
+      <w:r>
+        <w:rPr>
+          <w:lang w:val="pt_PT" w:bidi="pt_PT"/>
+        </w:rPr>
+        <w:t>Gálatas 2.16</w:t>
+      </w:r>
+    </w:p>
+    <w:p>
+      <w:pPr>
+        <w:pStyle w:val="ListBullet"/>
+        <w:spacing w:line="240" w:lineRule="auto"/>
+        <w:ind w:left="720"/>
+      </w:pPr>
+      <w:r>
+        <w:rPr>
+          <w:lang w:val="pt_PT" w:bidi="pt_PT"/>
+        </w:rPr>
+      </w:r>
+      <w:r>
+        <w:rPr>
+          <w:lang w:val="pt_PT" w:bidi="pt_PT"/>
+        </w:rPr>
+        <w:t>Lucas 2.32</w:t>
+      </w:r>
+    </w:p>
+    <w:p>
+      <w:pPr>
+        <w:pStyle w:val="ListBullet"/>
+        <w:spacing w:line="240" w:lineRule="auto"/>
+        <w:ind w:left="720"/>
+      </w:pPr>
+      <w:r>
+        <w:rPr>
+          <w:lang w:val="pt_PT" w:bidi="pt_PT"/>
+        </w:rPr>
+      </w:r>
+      <w:r>
+        <w:rPr>
+          <w:lang w:val="pt_PT" w:bidi="pt_PT"/>
+        </w:rPr>
+        <w:t>Mateus 5.47</w:t>
+      </w:r>
+    </w:p>
+    <w:p>
+      <w:pPr>
+        <w:pStyle w:val="ListBullet"/>
+        <w:spacing w:line="240" w:lineRule="auto"/>
+        <w:ind w:left="720"/>
+      </w:pPr>
+      <w:r>
+        <w:rPr>
+          <w:lang w:val="pt_PT" w:bidi="pt_PT"/>
+        </w:rPr>
+      </w:r>
+      <w:r>
+        <w:rPr>
+          <w:lang w:val="pt_PT" w:bidi="pt_PT"/>
+        </w:rPr>
+        <w:t>Mateus 6.5–7</w:t>
+      </w:r>
+    </w:p>
+    <w:p>
+      <w:pPr>
+        <w:pStyle w:val="ListBullet"/>
+        <w:spacing w:line="240" w:lineRule="auto"/>
+        <w:ind w:left="720"/>
+      </w:pPr>
+      <w:r>
+        <w:rPr>
+          <w:lang w:val="pt_PT" w:bidi="pt_PT"/>
+        </w:rPr>
+      </w:r>
+      <w:r>
+        <w:rPr>
+          <w:lang w:val="pt_PT" w:bidi="pt_PT"/>
+        </w:rPr>
+        <w:t>Romanos 11.25</w:t>
+      </w:r>
     </w:p>
     <w:p>
       <w:pPr>
@@ -4310,90 +4052,66 @@
           <w:lang w:val="pt_PT" w:bidi="pt_PT"/>
         </w:rPr>
       </w:r>
-      <w:hyperlink r:id="rId56">
-        <w:r>
-          <w:rPr>
-            <w:lang w:val="pt_PT" w:bidi="pt_PT"/>
-          </w:rPr>
-          <w:rPr>
-            <w:color w:val="0000EE"/>
-            <w:u w:val="single"/>
-          </w:rPr>
-          <w:t>2 Crônicas 14.12–13</w:t>
-        </w:r>
-      </w:hyperlink>
-    </w:p>
-    <w:p>
-      <w:pPr>
-        <w:pStyle w:val="ListBullet"/>
-        <w:spacing w:line="240" w:lineRule="auto"/>
-        <w:ind w:left="720"/>
-      </w:pPr>
-      <w:r>
-        <w:rPr>
-          <w:lang w:val="pt_PT" w:bidi="pt_PT"/>
-        </w:rPr>
-      </w:r>
-      <w:hyperlink r:id="rId57">
-        <w:r>
-          <w:rPr>
-            <w:lang w:val="pt_PT" w:bidi="pt_PT"/>
-          </w:rPr>
-          <w:rPr>
-            <w:color w:val="0000EE"/>
-            <w:u w:val="single"/>
-          </w:rPr>
-          <w:t>Gênesis 20.1–3</w:t>
-        </w:r>
-      </w:hyperlink>
-    </w:p>
-    <w:p>
-      <w:pPr>
-        <w:pStyle w:val="ListBullet"/>
-        <w:spacing w:line="240" w:lineRule="auto"/>
-        <w:ind w:left="720"/>
-      </w:pPr>
-      <w:r>
-        <w:rPr>
-          <w:lang w:val="pt_PT" w:bidi="pt_PT"/>
-        </w:rPr>
-      </w:r>
-      <w:hyperlink r:id="rId58">
-        <w:r>
-          <w:rPr>
-            <w:lang w:val="pt_PT" w:bidi="pt_PT"/>
-          </w:rPr>
-          <w:rPr>
-            <w:color w:val="0000EE"/>
-            <w:u w:val="single"/>
-          </w:rPr>
-          <w:t>Gênesis 26.1</w:t>
-        </w:r>
-      </w:hyperlink>
-    </w:p>
-    <w:p>
-      <w:pPr>
-        <w:pStyle w:val="ListBullet"/>
-        <w:spacing w:line="240" w:lineRule="auto"/>
-        <w:ind w:left="720"/>
-      </w:pPr>
-      <w:r>
-        <w:rPr>
-          <w:lang w:val="pt_PT" w:bidi="pt_PT"/>
-        </w:rPr>
-      </w:r>
-      <w:hyperlink r:id="rId59">
-        <w:r>
-          <w:rPr>
-            <w:lang w:val="pt_PT" w:bidi="pt_PT"/>
-          </w:rPr>
-          <w:rPr>
-            <w:color w:val="0000EE"/>
-            <w:u w:val="single"/>
-          </w:rPr>
-          <w:t>Gênesis 26.6</w:t>
-        </w:r>
-      </w:hyperlink>
+      <w:r>
+        <w:rPr>
+          <w:lang w:val="pt_PT" w:bidi="pt_PT"/>
+        </w:rPr>
+        <w:t>2 Crônicas 14.12–13</w:t>
+      </w:r>
+    </w:p>
+    <w:p>
+      <w:pPr>
+        <w:pStyle w:val="ListBullet"/>
+        <w:spacing w:line="240" w:lineRule="auto"/>
+        <w:ind w:left="720"/>
+      </w:pPr>
+      <w:r>
+        <w:rPr>
+          <w:lang w:val="pt_PT" w:bidi="pt_PT"/>
+        </w:rPr>
+      </w:r>
+      <w:r>
+        <w:rPr>
+          <w:lang w:val="pt_PT" w:bidi="pt_PT"/>
+        </w:rPr>
+        <w:t>Gênesis 20.1–3</w:t>
+      </w:r>
+    </w:p>
+    <w:p>
+      <w:pPr>
+        <w:pStyle w:val="ListBullet"/>
+        <w:spacing w:line="240" w:lineRule="auto"/>
+        <w:ind w:left="720"/>
+      </w:pPr>
+      <w:r>
+        <w:rPr>
+          <w:lang w:val="pt_PT" w:bidi="pt_PT"/>
+        </w:rPr>
+      </w:r>
+      <w:r>
+        <w:rPr>
+          <w:lang w:val="pt_PT" w:bidi="pt_PT"/>
+        </w:rPr>
+        <w:t>Gênesis 26.1</w:t>
+      </w:r>
+    </w:p>
+    <w:p>
+      <w:pPr>
+        <w:pStyle w:val="ListBullet"/>
+        <w:spacing w:line="240" w:lineRule="auto"/>
+        <w:ind w:left="720"/>
+      </w:pPr>
+      <w:r>
+        <w:rPr>
+          <w:lang w:val="pt_PT" w:bidi="pt_PT"/>
+        </w:rPr>
+      </w:r>
+      <w:r>
+        <w:rPr>
+          <w:lang w:val="pt_PT" w:bidi="pt_PT"/>
+        </w:rPr>
+        <w:t>Gênesis 26.6</w:t>
+      </w:r>
     </w:p>
     <w:p>
       <w:pPr>
@@ -4596,186 +4314,138 @@
           <w:lang w:val="pt_PT" w:bidi="pt_PT"/>
         </w:rPr>
       </w:r>
-      <w:hyperlink r:id="rId60">
-        <w:r>
-          <w:rPr>
-            <w:lang w:val="pt_PT" w:bidi="pt_PT"/>
-          </w:rPr>
-          <w:rPr>
-            <w:color w:val="0000EE"/>
-            <w:u w:val="single"/>
-          </w:rPr>
-          <w:t>1 Timóteo 3.4–5</w:t>
-        </w:r>
-      </w:hyperlink>
-    </w:p>
-    <w:p>
-      <w:pPr>
-        <w:pStyle w:val="ListBullet"/>
-        <w:spacing w:line="240" w:lineRule="auto"/>
-        <w:ind w:left="720"/>
-      </w:pPr>
-      <w:r>
-        <w:rPr>
-          <w:lang w:val="pt_PT" w:bidi="pt_PT"/>
-        </w:rPr>
-      </w:r>
-      <w:hyperlink r:id="rId61">
-        <w:r>
-          <w:rPr>
-            <w:lang w:val="pt_PT" w:bidi="pt_PT"/>
-          </w:rPr>
-          <w:rPr>
-            <w:color w:val="0000EE"/>
-            <w:u w:val="single"/>
-          </w:rPr>
-          <w:t>Gênesis 39.4</w:t>
-        </w:r>
-      </w:hyperlink>
-    </w:p>
-    <w:p>
-      <w:pPr>
-        <w:pStyle w:val="ListBullet"/>
-        <w:spacing w:line="240" w:lineRule="auto"/>
-        <w:ind w:left="720"/>
-      </w:pPr>
-      <w:r>
-        <w:rPr>
-          <w:lang w:val="pt_PT" w:bidi="pt_PT"/>
-        </w:rPr>
-      </w:r>
-      <w:hyperlink r:id="rId62">
-        <w:r>
-          <w:rPr>
-            <w:lang w:val="pt_PT" w:bidi="pt_PT"/>
-          </w:rPr>
-          <w:rPr>
-            <w:color w:val="0000EE"/>
-            <w:u w:val="single"/>
-          </w:rPr>
-          <w:t>Gênesis 43.16</w:t>
-        </w:r>
-      </w:hyperlink>
-    </w:p>
-    <w:p>
-      <w:pPr>
-        <w:pStyle w:val="ListBullet"/>
-        <w:spacing w:line="240" w:lineRule="auto"/>
-        <w:ind w:left="720"/>
-      </w:pPr>
-      <w:r>
-        <w:rPr>
-          <w:lang w:val="pt_PT" w:bidi="pt_PT"/>
-        </w:rPr>
-      </w:r>
-      <w:hyperlink r:id="rId63">
-        <w:r>
-          <w:rPr>
-            <w:lang w:val="pt_PT" w:bidi="pt_PT"/>
-          </w:rPr>
-          <w:rPr>
-            <w:color w:val="0000EE"/>
-            <w:u w:val="single"/>
-          </w:rPr>
-          <w:t>Isaías 55.10–11</w:t>
-        </w:r>
-      </w:hyperlink>
-    </w:p>
-    <w:p>
-      <w:pPr>
-        <w:pStyle w:val="ListBullet"/>
-        <w:spacing w:line="240" w:lineRule="auto"/>
-        <w:ind w:left="720"/>
-      </w:pPr>
-      <w:r>
-        <w:rPr>
-          <w:lang w:val="pt_PT" w:bidi="pt_PT"/>
-        </w:rPr>
-      </w:r>
-      <w:hyperlink r:id="rId64">
-        <w:r>
-          <w:rPr>
-            <w:lang w:val="pt_PT" w:bidi="pt_PT"/>
-          </w:rPr>
-          <w:rPr>
-            <w:color w:val="0000EE"/>
-            <w:u w:val="single"/>
-          </w:rPr>
-          <w:t>Lucas 8.3</w:t>
-        </w:r>
-      </w:hyperlink>
-    </w:p>
-    <w:p>
-      <w:pPr>
-        <w:pStyle w:val="ListBullet"/>
-        <w:spacing w:line="240" w:lineRule="auto"/>
-        <w:ind w:left="720"/>
-      </w:pPr>
-      <w:r>
-        <w:rPr>
-          <w:lang w:val="pt_PT" w:bidi="pt_PT"/>
-        </w:rPr>
-      </w:r>
-      <w:hyperlink r:id="rId65">
-        <w:r>
-          <w:rPr>
-            <w:lang w:val="pt_PT" w:bidi="pt_PT"/>
-          </w:rPr>
-          <w:rPr>
-            <w:color w:val="0000EE"/>
-            <w:u w:val="single"/>
-          </w:rPr>
-          <w:t>Lucas 16.2</w:t>
-        </w:r>
-      </w:hyperlink>
-    </w:p>
-    <w:p>
-      <w:pPr>
-        <w:pStyle w:val="ListBullet"/>
-        <w:spacing w:line="240" w:lineRule="auto"/>
-        <w:ind w:left="720"/>
-      </w:pPr>
-      <w:r>
-        <w:rPr>
-          <w:lang w:val="pt_PT" w:bidi="pt_PT"/>
-        </w:rPr>
-      </w:r>
-      <w:hyperlink r:id="rId66">
-        <w:r>
-          <w:rPr>
-            <w:lang w:val="pt_PT" w:bidi="pt_PT"/>
-          </w:rPr>
-          <w:rPr>
-            <w:color w:val="0000EE"/>
-            <w:u w:val="single"/>
-          </w:rPr>
-          <w:t>Mateus 20.8–10</w:t>
-        </w:r>
-      </w:hyperlink>
-    </w:p>
-    <w:p>
-      <w:pPr>
-        <w:pStyle w:val="ListBullet"/>
-        <w:spacing w:line="240" w:lineRule="auto"/>
-        <w:ind w:left="720"/>
-      </w:pPr>
-      <w:r>
-        <w:rPr>
-          <w:lang w:val="pt_PT" w:bidi="pt_PT"/>
-        </w:rPr>
-      </w:r>
-      <w:hyperlink r:id="rId67">
-        <w:r>
-          <w:rPr>
-            <w:lang w:val="pt_PT" w:bidi="pt_PT"/>
-          </w:rPr>
-          <w:rPr>
-            <w:color w:val="0000EE"/>
-            <w:u w:val="single"/>
-          </w:rPr>
-          <w:t>Tito 1.7</w:t>
-        </w:r>
-      </w:hyperlink>
+      <w:r>
+        <w:rPr>
+          <w:lang w:val="pt_PT" w:bidi="pt_PT"/>
+        </w:rPr>
+        <w:t>1 Timóteo 3.4–5</w:t>
+      </w:r>
+    </w:p>
+    <w:p>
+      <w:pPr>
+        <w:pStyle w:val="ListBullet"/>
+        <w:spacing w:line="240" w:lineRule="auto"/>
+        <w:ind w:left="720"/>
+      </w:pPr>
+      <w:r>
+        <w:rPr>
+          <w:lang w:val="pt_PT" w:bidi="pt_PT"/>
+        </w:rPr>
+      </w:r>
+      <w:r>
+        <w:rPr>
+          <w:lang w:val="pt_PT" w:bidi="pt_PT"/>
+        </w:rPr>
+        <w:t>Gênesis 39.4</w:t>
+      </w:r>
+    </w:p>
+    <w:p>
+      <w:pPr>
+        <w:pStyle w:val="ListBullet"/>
+        <w:spacing w:line="240" w:lineRule="auto"/>
+        <w:ind w:left="720"/>
+      </w:pPr>
+      <w:r>
+        <w:rPr>
+          <w:lang w:val="pt_PT" w:bidi="pt_PT"/>
+        </w:rPr>
+      </w:r>
+      <w:r>
+        <w:rPr>
+          <w:lang w:val="pt_PT" w:bidi="pt_PT"/>
+        </w:rPr>
+        <w:t>Gênesis 43.16</w:t>
+      </w:r>
+    </w:p>
+    <w:p>
+      <w:pPr>
+        <w:pStyle w:val="ListBullet"/>
+        <w:spacing w:line="240" w:lineRule="auto"/>
+        <w:ind w:left="720"/>
+      </w:pPr>
+      <w:r>
+        <w:rPr>
+          <w:lang w:val="pt_PT" w:bidi="pt_PT"/>
+        </w:rPr>
+      </w:r>
+      <w:r>
+        <w:rPr>
+          <w:lang w:val="pt_PT" w:bidi="pt_PT"/>
+        </w:rPr>
+        <w:t>Isaías 55.10–11</w:t>
+      </w:r>
+    </w:p>
+    <w:p>
+      <w:pPr>
+        <w:pStyle w:val="ListBullet"/>
+        <w:spacing w:line="240" w:lineRule="auto"/>
+        <w:ind w:left="720"/>
+      </w:pPr>
+      <w:r>
+        <w:rPr>
+          <w:lang w:val="pt_PT" w:bidi="pt_PT"/>
+        </w:rPr>
+      </w:r>
+      <w:r>
+        <w:rPr>
+          <w:lang w:val="pt_PT" w:bidi="pt_PT"/>
+        </w:rPr>
+        <w:t>Lucas 8.3</w:t>
+      </w:r>
+    </w:p>
+    <w:p>
+      <w:pPr>
+        <w:pStyle w:val="ListBullet"/>
+        <w:spacing w:line="240" w:lineRule="auto"/>
+        <w:ind w:left="720"/>
+      </w:pPr>
+      <w:r>
+        <w:rPr>
+          <w:lang w:val="pt_PT" w:bidi="pt_PT"/>
+        </w:rPr>
+      </w:r>
+      <w:r>
+        <w:rPr>
+          <w:lang w:val="pt_PT" w:bidi="pt_PT"/>
+        </w:rPr>
+        <w:t>Lucas 16.2</w:t>
+      </w:r>
+    </w:p>
+    <w:p>
+      <w:pPr>
+        <w:pStyle w:val="ListBullet"/>
+        <w:spacing w:line="240" w:lineRule="auto"/>
+        <w:ind w:left="720"/>
+      </w:pPr>
+      <w:r>
+        <w:rPr>
+          <w:lang w:val="pt_PT" w:bidi="pt_PT"/>
+        </w:rPr>
+      </w:r>
+      <w:r>
+        <w:rPr>
+          <w:lang w:val="pt_PT" w:bidi="pt_PT"/>
+        </w:rPr>
+        <w:t>Mateus 20.8–10</w:t>
+      </w:r>
+    </w:p>
+    <w:p>
+      <w:pPr>
+        <w:pStyle w:val="ListBullet"/>
+        <w:spacing w:line="240" w:lineRule="auto"/>
+        <w:ind w:left="720"/>
+      </w:pPr>
+      <w:r>
+        <w:rPr>
+          <w:lang w:val="pt_PT" w:bidi="pt_PT"/>
+        </w:rPr>
+      </w:r>
+      <w:r>
+        <w:rPr>
+          <w:lang w:val="pt_PT" w:bidi="pt_PT"/>
+        </w:rPr>
+        <w:t>Tito 1.7</w:t>
+      </w:r>
     </w:p>
     <w:p>
       <w:pPr>
@@ -4985,90 +4655,66 @@
           <w:lang w:val="pt_PT" w:bidi="pt_PT"/>
         </w:rPr>
       </w:r>
-      <w:hyperlink r:id="rId68">
-        <w:r>
-          <w:rPr>
-            <w:lang w:val="pt_PT" w:bidi="pt_PT"/>
-          </w:rPr>
-          <w:rPr>
-            <w:color w:val="0000EE"/>
-            <w:u w:val="single"/>
-          </w:rPr>
-          <w:t>1 Crônicas 2.23</w:t>
-        </w:r>
-      </w:hyperlink>
-    </w:p>
-    <w:p>
-      <w:pPr>
-        <w:pStyle w:val="ListBullet"/>
-        <w:spacing w:line="240" w:lineRule="auto"/>
-        <w:ind w:left="720"/>
-      </w:pPr>
-      <w:r>
-        <w:rPr>
-          <w:lang w:val="pt_PT" w:bidi="pt_PT"/>
-        </w:rPr>
-      </w:r>
-      <w:hyperlink r:id="rId69">
-        <w:r>
-          <w:rPr>
-            <w:lang w:val="pt_PT" w:bidi="pt_PT"/>
-          </w:rPr>
-          <w:rPr>
-            <w:color w:val="0000EE"/>
-            <w:u w:val="single"/>
-          </w:rPr>
-          <w:t>2 Samuel 3.2–3</w:t>
-        </w:r>
-      </w:hyperlink>
-    </w:p>
-    <w:p>
-      <w:pPr>
-        <w:pStyle w:val="ListBullet"/>
-        <w:spacing w:line="240" w:lineRule="auto"/>
-        <w:ind w:left="720"/>
-      </w:pPr>
-      <w:r>
-        <w:rPr>
-          <w:lang w:val="pt_PT" w:bidi="pt_PT"/>
-        </w:rPr>
-      </w:r>
-      <w:hyperlink r:id="rId70">
-        <w:r>
-          <w:rPr>
-            <w:lang w:val="pt_PT" w:bidi="pt_PT"/>
-          </w:rPr>
-          <w:rPr>
-            <w:color w:val="0000EE"/>
-            <w:u w:val="single"/>
-          </w:rPr>
-          <w:t>Deuteronômio 3.14</w:t>
-        </w:r>
-      </w:hyperlink>
-    </w:p>
-    <w:p>
-      <w:pPr>
-        <w:pStyle w:val="ListBullet"/>
-        <w:spacing w:line="240" w:lineRule="auto"/>
-        <w:ind w:left="720"/>
-      </w:pPr>
-      <w:r>
-        <w:rPr>
-          <w:lang w:val="pt_PT" w:bidi="pt_PT"/>
-        </w:rPr>
-      </w:r>
-      <w:hyperlink r:id="rId71">
-        <w:r>
-          <w:rPr>
-            <w:lang w:val="pt_PT" w:bidi="pt_PT"/>
-          </w:rPr>
-          <w:rPr>
-            <w:color w:val="0000EE"/>
-            <w:u w:val="single"/>
-          </w:rPr>
-          <w:t>Josué 12.3–5</w:t>
-        </w:r>
-      </w:hyperlink>
+      <w:r>
+        <w:rPr>
+          <w:lang w:val="pt_PT" w:bidi="pt_PT"/>
+        </w:rPr>
+        <w:t>1 Crônicas 2.23</w:t>
+      </w:r>
+    </w:p>
+    <w:p>
+      <w:pPr>
+        <w:pStyle w:val="ListBullet"/>
+        <w:spacing w:line="240" w:lineRule="auto"/>
+        <w:ind w:left="720"/>
+      </w:pPr>
+      <w:r>
+        <w:rPr>
+          <w:lang w:val="pt_PT" w:bidi="pt_PT"/>
+        </w:rPr>
+      </w:r>
+      <w:r>
+        <w:rPr>
+          <w:lang w:val="pt_PT" w:bidi="pt_PT"/>
+        </w:rPr>
+        <w:t>2 Samuel 3.2–3</w:t>
+      </w:r>
+    </w:p>
+    <w:p>
+      <w:pPr>
+        <w:pStyle w:val="ListBullet"/>
+        <w:spacing w:line="240" w:lineRule="auto"/>
+        <w:ind w:left="720"/>
+      </w:pPr>
+      <w:r>
+        <w:rPr>
+          <w:lang w:val="pt_PT" w:bidi="pt_PT"/>
+        </w:rPr>
+      </w:r>
+      <w:r>
+        <w:rPr>
+          <w:lang w:val="pt_PT" w:bidi="pt_PT"/>
+        </w:rPr>
+        <w:t>Deuteronômio 3.14</w:t>
+      </w:r>
+    </w:p>
+    <w:p>
+      <w:pPr>
+        <w:pStyle w:val="ListBullet"/>
+        <w:spacing w:line="240" w:lineRule="auto"/>
+        <w:ind w:left="720"/>
+      </w:pPr>
+      <w:r>
+        <w:rPr>
+          <w:lang w:val="pt_PT" w:bidi="pt_PT"/>
+        </w:rPr>
+      </w:r>
+      <w:r>
+        <w:rPr>
+          <w:lang w:val="pt_PT" w:bidi="pt_PT"/>
+        </w:rPr>
+        <w:t>Josué 12.3–5</w:t>
+      </w:r>
     </w:p>
     <w:p>
       <w:pPr>
@@ -5280,42 +4926,30 @@
           <w:lang w:val="pt_PT" w:bidi="pt_PT"/>
         </w:rPr>
       </w:r>
-      <w:hyperlink r:id="rId72">
-        <w:r>
-          <w:rPr>
-            <w:lang w:val="pt_PT" w:bidi="pt_PT"/>
-          </w:rPr>
-          <w:rPr>
-            <w:color w:val="0000EE"/>
-            <w:u w:val="single"/>
-          </w:rPr>
-          <w:t>Marcos 14.32</w:t>
-        </w:r>
-      </w:hyperlink>
-    </w:p>
-    <w:p>
-      <w:pPr>
-        <w:pStyle w:val="ListBullet"/>
-        <w:spacing w:line="240" w:lineRule="auto"/>
-        <w:ind w:left="720"/>
-      </w:pPr>
-      <w:r>
-        <w:rPr>
-          <w:lang w:val="pt_PT" w:bidi="pt_PT"/>
-        </w:rPr>
-      </w:r>
-      <w:hyperlink r:id="rId73">
-        <w:r>
-          <w:rPr>
-            <w:lang w:val="pt_PT" w:bidi="pt_PT"/>
-          </w:rPr>
-          <w:rPr>
-            <w:color w:val="0000EE"/>
-            <w:u w:val="single"/>
-          </w:rPr>
-          <w:t>Mateus 26.36</w:t>
-        </w:r>
-      </w:hyperlink>
+      <w:r>
+        <w:rPr>
+          <w:lang w:val="pt_PT" w:bidi="pt_PT"/>
+        </w:rPr>
+        <w:t>Marcos 14.32</w:t>
+      </w:r>
+    </w:p>
+    <w:p>
+      <w:pPr>
+        <w:pStyle w:val="ListBullet"/>
+        <w:spacing w:line="240" w:lineRule="auto"/>
+        <w:ind w:left="720"/>
+      </w:pPr>
+      <w:r>
+        <w:rPr>
+          <w:lang w:val="pt_PT" w:bidi="pt_PT"/>
+        </w:rPr>
+      </w:r>
+      <w:r>
+        <w:rPr>
+          <w:lang w:val="pt_PT" w:bidi="pt_PT"/>
+        </w:rPr>
+        <w:t>Mateus 26.36</w:t>
+      </w:r>
     </w:p>
     <w:p>
       <w:pPr>
@@ -5527,90 +5161,66 @@
           <w:lang w:val="pt_PT" w:bidi="pt_PT"/>
         </w:rPr>
       </w:r>
-      <w:hyperlink r:id="rId74">
-        <w:r>
-          <w:rPr>
-            <w:lang w:val="pt_PT" w:bidi="pt_PT"/>
-          </w:rPr>
-          <w:rPr>
-            <w:color w:val="0000EE"/>
-            <w:u w:val="single"/>
-          </w:rPr>
-          <w:t>1 Samuel 10.26–27</w:t>
-        </w:r>
-      </w:hyperlink>
-    </w:p>
-    <w:p>
-      <w:pPr>
-        <w:pStyle w:val="ListBullet"/>
-        <w:spacing w:line="240" w:lineRule="auto"/>
-        <w:ind w:left="720"/>
-      </w:pPr>
-      <w:r>
-        <w:rPr>
-          <w:lang w:val="pt_PT" w:bidi="pt_PT"/>
-        </w:rPr>
-      </w:r>
-      <w:hyperlink r:id="rId75">
-        <w:r>
-          <w:rPr>
-            <w:lang w:val="pt_PT" w:bidi="pt_PT"/>
-          </w:rPr>
-          <w:rPr>
-            <w:color w:val="0000EE"/>
-            <w:u w:val="single"/>
-          </w:rPr>
-          <w:t>2 Samuel 21.6</w:t>
-        </w:r>
-      </w:hyperlink>
-    </w:p>
-    <w:p>
-      <w:pPr>
-        <w:pStyle w:val="ListBullet"/>
-        <w:spacing w:line="240" w:lineRule="auto"/>
-        <w:ind w:left="720"/>
-      </w:pPr>
-      <w:r>
-        <w:rPr>
-          <w:lang w:val="pt_PT" w:bidi="pt_PT"/>
-        </w:rPr>
-      </w:r>
-      <w:hyperlink r:id="rId76">
-        <w:r>
-          <w:rPr>
-            <w:lang w:val="pt_PT" w:bidi="pt_PT"/>
-          </w:rPr>
-          <w:rPr>
-            <w:color w:val="0000EE"/>
-            <w:u w:val="single"/>
-          </w:rPr>
-          <w:t>Oseias 9.9</w:t>
-        </w:r>
-      </w:hyperlink>
-    </w:p>
-    <w:p>
-      <w:pPr>
-        <w:pStyle w:val="ListBullet"/>
-        <w:spacing w:line="240" w:lineRule="auto"/>
-        <w:ind w:left="720"/>
-      </w:pPr>
-      <w:r>
-        <w:rPr>
-          <w:lang w:val="pt_PT" w:bidi="pt_PT"/>
-        </w:rPr>
-      </w:r>
-      <w:hyperlink r:id="rId77">
-        <w:r>
-          <w:rPr>
-            <w:lang w:val="pt_PT" w:bidi="pt_PT"/>
-          </w:rPr>
-          <w:rPr>
-            <w:color w:val="0000EE"/>
-            <w:u w:val="single"/>
-          </w:rPr>
-          <w:t>Juízes 19.12–13</w:t>
-        </w:r>
-      </w:hyperlink>
+      <w:r>
+        <w:rPr>
+          <w:lang w:val="pt_PT" w:bidi="pt_PT"/>
+        </w:rPr>
+        <w:t>1 Samuel 10.26–27</w:t>
+      </w:r>
+    </w:p>
+    <w:p>
+      <w:pPr>
+        <w:pStyle w:val="ListBullet"/>
+        <w:spacing w:line="240" w:lineRule="auto"/>
+        <w:ind w:left="720"/>
+      </w:pPr>
+      <w:r>
+        <w:rPr>
+          <w:lang w:val="pt_PT" w:bidi="pt_PT"/>
+        </w:rPr>
+      </w:r>
+      <w:r>
+        <w:rPr>
+          <w:lang w:val="pt_PT" w:bidi="pt_PT"/>
+        </w:rPr>
+        <w:t>2 Samuel 21.6</w:t>
+      </w:r>
+    </w:p>
+    <w:p>
+      <w:pPr>
+        <w:pStyle w:val="ListBullet"/>
+        <w:spacing w:line="240" w:lineRule="auto"/>
+        <w:ind w:left="720"/>
+      </w:pPr>
+      <w:r>
+        <w:rPr>
+          <w:lang w:val="pt_PT" w:bidi="pt_PT"/>
+        </w:rPr>
+      </w:r>
+      <w:r>
+        <w:rPr>
+          <w:lang w:val="pt_PT" w:bidi="pt_PT"/>
+        </w:rPr>
+        <w:t>Oseias 9.9</w:t>
+      </w:r>
+    </w:p>
+    <w:p>
+      <w:pPr>
+        <w:pStyle w:val="ListBullet"/>
+        <w:spacing w:line="240" w:lineRule="auto"/>
+        <w:ind w:left="720"/>
+      </w:pPr>
+      <w:r>
+        <w:rPr>
+          <w:lang w:val="pt_PT" w:bidi="pt_PT"/>
+        </w:rPr>
+      </w:r>
+      <w:r>
+        <w:rPr>
+          <w:lang w:val="pt_PT" w:bidi="pt_PT"/>
+        </w:rPr>
+        <w:t>Juízes 19.12–13</w:t>
+      </w:r>
     </w:p>
     <w:p>
       <w:pPr>
@@ -5826,90 +5436,66 @@
           <w:lang w:val="pt_PT" w:bidi="pt_PT"/>
         </w:rPr>
       </w:r>
-      <w:hyperlink r:id="rId78">
-        <w:r>
-          <w:rPr>
-            <w:lang w:val="pt_PT" w:bidi="pt_PT"/>
-          </w:rPr>
-          <w:rPr>
-            <w:color w:val="0000EE"/>
-            <w:u w:val="single"/>
-          </w:rPr>
-          <w:t>1 Crônicas 8.29</w:t>
-        </w:r>
-      </w:hyperlink>
-    </w:p>
-    <w:p>
-      <w:pPr>
-        <w:pStyle w:val="ListBullet"/>
-        <w:spacing w:line="240" w:lineRule="auto"/>
-        <w:ind w:left="720"/>
-      </w:pPr>
-      <w:r>
-        <w:rPr>
-          <w:lang w:val="pt_PT" w:bidi="pt_PT"/>
-        </w:rPr>
-      </w:r>
-      <w:hyperlink r:id="rId79">
-        <w:r>
-          <w:rPr>
-            <w:lang w:val="pt_PT" w:bidi="pt_PT"/>
-          </w:rPr>
-          <w:rPr>
-            <w:color w:val="0000EE"/>
-            <w:u w:val="single"/>
-          </w:rPr>
-          <w:t>1 Reis 3.4–5</w:t>
-        </w:r>
-      </w:hyperlink>
-    </w:p>
-    <w:p>
-      <w:pPr>
-        <w:pStyle w:val="ListBullet"/>
-        <w:spacing w:line="240" w:lineRule="auto"/>
-        <w:ind w:left="720"/>
-      </w:pPr>
-      <w:r>
-        <w:rPr>
-          <w:lang w:val="pt_PT" w:bidi="pt_PT"/>
-        </w:rPr>
-      </w:r>
-      <w:hyperlink r:id="rId80">
-        <w:r>
-          <w:rPr>
-            <w:lang w:val="pt_PT" w:bidi="pt_PT"/>
-          </w:rPr>
-          <w:rPr>
-            <w:color w:val="0000EE"/>
-            <w:u w:val="single"/>
-          </w:rPr>
-          <w:t>2 Samuel 2.12–13</w:t>
-        </w:r>
-      </w:hyperlink>
-    </w:p>
-    <w:p>
-      <w:pPr>
-        <w:pStyle w:val="ListBullet"/>
-        <w:spacing w:line="240" w:lineRule="auto"/>
-        <w:ind w:left="720"/>
-      </w:pPr>
-      <w:r>
-        <w:rPr>
-          <w:lang w:val="pt_PT" w:bidi="pt_PT"/>
-        </w:rPr>
-      </w:r>
-      <w:hyperlink r:id="rId81">
-        <w:r>
-          <w:rPr>
-            <w:lang w:val="pt_PT" w:bidi="pt_PT"/>
-          </w:rPr>
-          <w:rPr>
-            <w:color w:val="0000EE"/>
-            <w:u w:val="single"/>
-          </w:rPr>
-          <w:t>Josué 9.3–5</w:t>
-        </w:r>
-      </w:hyperlink>
+      <w:r>
+        <w:rPr>
+          <w:lang w:val="pt_PT" w:bidi="pt_PT"/>
+        </w:rPr>
+        <w:t>1 Crônicas 8.29</w:t>
+      </w:r>
+    </w:p>
+    <w:p>
+      <w:pPr>
+        <w:pStyle w:val="ListBullet"/>
+        <w:spacing w:line="240" w:lineRule="auto"/>
+        <w:ind w:left="720"/>
+      </w:pPr>
+      <w:r>
+        <w:rPr>
+          <w:lang w:val="pt_PT" w:bidi="pt_PT"/>
+        </w:rPr>
+      </w:r>
+      <w:r>
+        <w:rPr>
+          <w:lang w:val="pt_PT" w:bidi="pt_PT"/>
+        </w:rPr>
+        <w:t>1 Reis 3.4–5</w:t>
+      </w:r>
+    </w:p>
+    <w:p>
+      <w:pPr>
+        <w:pStyle w:val="ListBullet"/>
+        <w:spacing w:line="240" w:lineRule="auto"/>
+        <w:ind w:left="720"/>
+      </w:pPr>
+      <w:r>
+        <w:rPr>
+          <w:lang w:val="pt_PT" w:bidi="pt_PT"/>
+        </w:rPr>
+      </w:r>
+      <w:r>
+        <w:rPr>
+          <w:lang w:val="pt_PT" w:bidi="pt_PT"/>
+        </w:rPr>
+        <w:t>2 Samuel 2.12–13</w:t>
+      </w:r>
+    </w:p>
+    <w:p>
+      <w:pPr>
+        <w:pStyle w:val="ListBullet"/>
+        <w:spacing w:line="240" w:lineRule="auto"/>
+        <w:ind w:left="720"/>
+      </w:pPr>
+      <w:r>
+        <w:rPr>
+          <w:lang w:val="pt_PT" w:bidi="pt_PT"/>
+        </w:rPr>
+      </w:r>
+      <w:r>
+        <w:rPr>
+          <w:lang w:val="pt_PT" w:bidi="pt_PT"/>
+        </w:rPr>
+        <w:t>Josué 9.3–5</w:t>
+      </w:r>
     </w:p>
     <w:p>
       <w:pPr>
@@ -6319,90 +5905,66 @@
           <w:lang w:val="pt_PT" w:bidi="pt_PT"/>
         </w:rPr>
       </w:r>
-      <w:hyperlink r:id="rId82">
-        <w:r>
-          <w:rPr>
-            <w:lang w:val="pt_PT" w:bidi="pt_PT"/>
-          </w:rPr>
-          <w:rPr>
-            <w:color w:val="0000EE"/>
-            <w:u w:val="single"/>
-          </w:rPr>
-          <w:t>Hebreus 11.32–34</w:t>
-        </w:r>
-      </w:hyperlink>
-    </w:p>
-    <w:p>
-      <w:pPr>
-        <w:pStyle w:val="ListBullet"/>
-        <w:spacing w:line="240" w:lineRule="auto"/>
-        <w:ind w:left="720"/>
-      </w:pPr>
-      <w:r>
-        <w:rPr>
-          <w:lang w:val="pt_PT" w:bidi="pt_PT"/>
-        </w:rPr>
-      </w:r>
-      <w:hyperlink r:id="rId83">
-        <w:r>
-          <w:rPr>
-            <w:lang w:val="pt_PT" w:bidi="pt_PT"/>
-          </w:rPr>
-          <w:rPr>
-            <w:color w:val="0000EE"/>
-            <w:u w:val="single"/>
-          </w:rPr>
-          <w:t>Juízes 6.11</w:t>
-        </w:r>
-      </w:hyperlink>
-    </w:p>
-    <w:p>
-      <w:pPr>
-        <w:pStyle w:val="ListBullet"/>
-        <w:spacing w:line="240" w:lineRule="auto"/>
-        <w:ind w:left="720"/>
-      </w:pPr>
-      <w:r>
-        <w:rPr>
-          <w:lang w:val="pt_PT" w:bidi="pt_PT"/>
-        </w:rPr>
-      </w:r>
-      <w:hyperlink r:id="rId84">
-        <w:r>
-          <w:rPr>
-            <w:lang w:val="pt_PT" w:bidi="pt_PT"/>
-          </w:rPr>
-          <w:rPr>
-            <w:color w:val="0000EE"/>
-            <w:u w:val="single"/>
-          </w:rPr>
-          <w:t>Juízes 6.23</w:t>
-        </w:r>
-      </w:hyperlink>
-    </w:p>
-    <w:p>
-      <w:pPr>
-        <w:pStyle w:val="ListBullet"/>
-        <w:spacing w:line="240" w:lineRule="auto"/>
-        <w:ind w:left="720"/>
-      </w:pPr>
-      <w:r>
-        <w:rPr>
-          <w:lang w:val="pt_PT" w:bidi="pt_PT"/>
-        </w:rPr>
-      </w:r>
-      <w:hyperlink r:id="rId85">
-        <w:r>
-          <w:rPr>
-            <w:lang w:val="pt_PT" w:bidi="pt_PT"/>
-          </w:rPr>
-          <w:rPr>
-            <w:color w:val="0000EE"/>
-            <w:u w:val="single"/>
-          </w:rPr>
-          <w:t>Juízes 8.17</w:t>
-        </w:r>
-      </w:hyperlink>
+      <w:r>
+        <w:rPr>
+          <w:lang w:val="pt_PT" w:bidi="pt_PT"/>
+        </w:rPr>
+        <w:t>Hebreus 11.32–34</w:t>
+      </w:r>
+    </w:p>
+    <w:p>
+      <w:pPr>
+        <w:pStyle w:val="ListBullet"/>
+        <w:spacing w:line="240" w:lineRule="auto"/>
+        <w:ind w:left="720"/>
+      </w:pPr>
+      <w:r>
+        <w:rPr>
+          <w:lang w:val="pt_PT" w:bidi="pt_PT"/>
+        </w:rPr>
+      </w:r>
+      <w:r>
+        <w:rPr>
+          <w:lang w:val="pt_PT" w:bidi="pt_PT"/>
+        </w:rPr>
+        <w:t>Juízes 6.11</w:t>
+      </w:r>
+    </w:p>
+    <w:p>
+      <w:pPr>
+        <w:pStyle w:val="ListBullet"/>
+        <w:spacing w:line="240" w:lineRule="auto"/>
+        <w:ind w:left="720"/>
+      </w:pPr>
+      <w:r>
+        <w:rPr>
+          <w:lang w:val="pt_PT" w:bidi="pt_PT"/>
+        </w:rPr>
+      </w:r>
+      <w:r>
+        <w:rPr>
+          <w:lang w:val="pt_PT" w:bidi="pt_PT"/>
+        </w:rPr>
+        <w:t>Juízes 6.23</w:t>
+      </w:r>
+    </w:p>
+    <w:p>
+      <w:pPr>
+        <w:pStyle w:val="ListBullet"/>
+        <w:spacing w:line="240" w:lineRule="auto"/>
+        <w:ind w:left="720"/>
+      </w:pPr>
+      <w:r>
+        <w:rPr>
+          <w:lang w:val="pt_PT" w:bidi="pt_PT"/>
+        </w:rPr>
+      </w:r>
+      <w:r>
+        <w:rPr>
+          <w:lang w:val="pt_PT" w:bidi="pt_PT"/>
+        </w:rPr>
+        <w:t>Juízes 8.17</w:t>
+      </w:r>
     </w:p>
     <w:p>
       <w:pPr>
@@ -6928,42 +6490,30 @@
           <w:lang w:val="pt_PT" w:bidi="pt_PT"/>
         </w:rPr>
       </w:r>
-      <w:hyperlink r:id="rId86">
-        <w:r>
-          <w:rPr>
-            <w:lang w:val="pt_PT" w:bidi="pt_PT"/>
-          </w:rPr>
-          <w:rPr>
-            <w:color w:val="0000EE"/>
-            <w:u w:val="single"/>
-          </w:rPr>
-          <w:t>Gênesis 6.4</w:t>
-        </w:r>
-      </w:hyperlink>
-    </w:p>
-    <w:p>
-      <w:pPr>
-        <w:pStyle w:val="ListBullet"/>
-        <w:spacing w:line="240" w:lineRule="auto"/>
-        <w:ind w:left="720"/>
-      </w:pPr>
-      <w:r>
-        <w:rPr>
-          <w:lang w:val="pt_PT" w:bidi="pt_PT"/>
-        </w:rPr>
-      </w:r>
-      <w:hyperlink r:id="rId87">
-        <w:r>
-          <w:rPr>
-            <w:lang w:val="pt_PT" w:bidi="pt_PT"/>
-          </w:rPr>
-          <w:rPr>
-            <w:color w:val="0000EE"/>
-            <w:u w:val="single"/>
-          </w:rPr>
-          <w:t>Números 13.32–33</w:t>
-        </w:r>
-      </w:hyperlink>
+      <w:r>
+        <w:rPr>
+          <w:lang w:val="pt_PT" w:bidi="pt_PT"/>
+        </w:rPr>
+        <w:t>Gênesis 6.4</w:t>
+      </w:r>
+    </w:p>
+    <w:p>
+      <w:pPr>
+        <w:pStyle w:val="ListBullet"/>
+        <w:spacing w:line="240" w:lineRule="auto"/>
+        <w:ind w:left="720"/>
+      </w:pPr>
+      <w:r>
+        <w:rPr>
+          <w:lang w:val="pt_PT" w:bidi="pt_PT"/>
+        </w:rPr>
+      </w:r>
+      <w:r>
+        <w:rPr>
+          <w:lang w:val="pt_PT" w:bidi="pt_PT"/>
+        </w:rPr>
+        <w:t>Números 13.32–33</w:t>
+      </w:r>
     </w:p>
     <w:p>
       <w:pPr>
@@ -7199,138 +6749,102 @@
           <w:lang w:val="pt_PT" w:bidi="pt_PT"/>
         </w:rPr>
       </w:r>
-      <w:hyperlink r:id="rId88">
-        <w:r>
-          <w:rPr>
-            <w:lang w:val="pt_PT" w:bidi="pt_PT"/>
-          </w:rPr>
-          <w:rPr>
-            <w:color w:val="0000EE"/>
-            <w:u w:val="single"/>
-          </w:rPr>
-          <w:t>1 Crônicas 2.22</w:t>
-        </w:r>
-      </w:hyperlink>
-    </w:p>
-    <w:p>
-      <w:pPr>
-        <w:pStyle w:val="ListBullet"/>
-        <w:spacing w:line="240" w:lineRule="auto"/>
-        <w:ind w:left="720"/>
-      </w:pPr>
-      <w:r>
-        <w:rPr>
-          <w:lang w:val="pt_PT" w:bidi="pt_PT"/>
-        </w:rPr>
-      </w:r>
-      <w:hyperlink r:id="rId89">
-        <w:r>
-          <w:rPr>
-            <w:lang w:val="pt_PT" w:bidi="pt_PT"/>
-          </w:rPr>
-          <w:rPr>
-            <w:color w:val="0000EE"/>
-            <w:u w:val="single"/>
-          </w:rPr>
-          <w:t>1 Samuel 11.1</w:t>
-        </w:r>
-      </w:hyperlink>
-    </w:p>
-    <w:p>
-      <w:pPr>
-        <w:pStyle w:val="ListBullet"/>
-        <w:spacing w:line="240" w:lineRule="auto"/>
-        <w:ind w:left="720"/>
-      </w:pPr>
-      <w:r>
-        <w:rPr>
-          <w:lang w:val="pt_PT" w:bidi="pt_PT"/>
-        </w:rPr>
-      </w:r>
-      <w:hyperlink r:id="rId90">
-        <w:r>
-          <w:rPr>
-            <w:lang w:val="pt_PT" w:bidi="pt_PT"/>
-          </w:rPr>
-          <w:rPr>
-            <w:color w:val="0000EE"/>
-            <w:u w:val="single"/>
-          </w:rPr>
-          <w:t>Amós 1.3</w:t>
-        </w:r>
-      </w:hyperlink>
-    </w:p>
-    <w:p>
-      <w:pPr>
-        <w:pStyle w:val="ListBullet"/>
-        <w:spacing w:line="240" w:lineRule="auto"/>
-        <w:ind w:left="720"/>
-      </w:pPr>
-      <w:r>
-        <w:rPr>
-          <w:lang w:val="pt_PT" w:bidi="pt_PT"/>
-        </w:rPr>
-      </w:r>
-      <w:hyperlink r:id="rId91">
-        <w:r>
-          <w:rPr>
-            <w:lang w:val="pt_PT" w:bidi="pt_PT"/>
-          </w:rPr>
-          <w:rPr>
-            <w:color w:val="0000EE"/>
-            <w:u w:val="single"/>
-          </w:rPr>
-          <w:t>Deuteronômio 2.36–37</w:t>
-        </w:r>
-      </w:hyperlink>
-    </w:p>
-    <w:p>
-      <w:pPr>
-        <w:pStyle w:val="ListBullet"/>
-        <w:spacing w:line="240" w:lineRule="auto"/>
-        <w:ind w:left="720"/>
-      </w:pPr>
-      <w:r>
-        <w:rPr>
-          <w:lang w:val="pt_PT" w:bidi="pt_PT"/>
-        </w:rPr>
-      </w:r>
-      <w:hyperlink r:id="rId92">
-        <w:r>
-          <w:rPr>
-            <w:lang w:val="pt_PT" w:bidi="pt_PT"/>
-          </w:rPr>
-          <w:rPr>
-            <w:color w:val="0000EE"/>
-            <w:u w:val="single"/>
-          </w:rPr>
-          <w:t>Gênesis 31.21</w:t>
-        </w:r>
-      </w:hyperlink>
-    </w:p>
-    <w:p>
-      <w:pPr>
-        <w:pStyle w:val="ListBullet"/>
-        <w:spacing w:line="240" w:lineRule="auto"/>
-        <w:ind w:left="720"/>
-      </w:pPr>
-      <w:r>
-        <w:rPr>
-          <w:lang w:val="pt_PT" w:bidi="pt_PT"/>
-        </w:rPr>
-      </w:r>
-      <w:hyperlink r:id="rId93">
-        <w:r>
-          <w:rPr>
-            <w:lang w:val="pt_PT" w:bidi="pt_PT"/>
-          </w:rPr>
-          <w:rPr>
-            <w:color w:val="0000EE"/>
-            <w:u w:val="single"/>
-          </w:rPr>
-          <w:t>Gênesis 37.25–26</w:t>
-        </w:r>
-      </w:hyperlink>
+      <w:r>
+        <w:rPr>
+          <w:lang w:val="pt_PT" w:bidi="pt_PT"/>
+        </w:rPr>
+        <w:t>1 Crônicas 2.22</w:t>
+      </w:r>
+    </w:p>
+    <w:p>
+      <w:pPr>
+        <w:pStyle w:val="ListBullet"/>
+        <w:spacing w:line="240" w:lineRule="auto"/>
+        <w:ind w:left="720"/>
+      </w:pPr>
+      <w:r>
+        <w:rPr>
+          <w:lang w:val="pt_PT" w:bidi="pt_PT"/>
+        </w:rPr>
+      </w:r>
+      <w:r>
+        <w:rPr>
+          <w:lang w:val="pt_PT" w:bidi="pt_PT"/>
+        </w:rPr>
+        <w:t>1 Samuel 11.1</w:t>
+      </w:r>
+    </w:p>
+    <w:p>
+      <w:pPr>
+        <w:pStyle w:val="ListBullet"/>
+        <w:spacing w:line="240" w:lineRule="auto"/>
+        <w:ind w:left="720"/>
+      </w:pPr>
+      <w:r>
+        <w:rPr>
+          <w:lang w:val="pt_PT" w:bidi="pt_PT"/>
+        </w:rPr>
+      </w:r>
+      <w:r>
+        <w:rPr>
+          <w:lang w:val="pt_PT" w:bidi="pt_PT"/>
+        </w:rPr>
+        <w:t>Amós 1.3</w:t>
+      </w:r>
+    </w:p>
+    <w:p>
+      <w:pPr>
+        <w:pStyle w:val="ListBullet"/>
+        <w:spacing w:line="240" w:lineRule="auto"/>
+        <w:ind w:left="720"/>
+      </w:pPr>
+      <w:r>
+        <w:rPr>
+          <w:lang w:val="pt_PT" w:bidi="pt_PT"/>
+        </w:rPr>
+      </w:r>
+      <w:r>
+        <w:rPr>
+          <w:lang w:val="pt_PT" w:bidi="pt_PT"/>
+        </w:rPr>
+        <w:t>Deuteronômio 2.36–37</w:t>
+      </w:r>
+    </w:p>
+    <w:p>
+      <w:pPr>
+        <w:pStyle w:val="ListBullet"/>
+        <w:spacing w:line="240" w:lineRule="auto"/>
+        <w:ind w:left="720"/>
+      </w:pPr>
+      <w:r>
+        <w:rPr>
+          <w:lang w:val="pt_PT" w:bidi="pt_PT"/>
+        </w:rPr>
+      </w:r>
+      <w:r>
+        <w:rPr>
+          <w:lang w:val="pt_PT" w:bidi="pt_PT"/>
+        </w:rPr>
+        <w:t>Gênesis 31.21</w:t>
+      </w:r>
+    </w:p>
+    <w:p>
+      <w:pPr>
+        <w:pStyle w:val="ListBullet"/>
+        <w:spacing w:line="240" w:lineRule="auto"/>
+        <w:ind w:left="720"/>
+      </w:pPr>
+      <w:r>
+        <w:rPr>
+          <w:lang w:val="pt_PT" w:bidi="pt_PT"/>
+        </w:rPr>
+      </w:r>
+      <w:r>
+        <w:rPr>
+          <w:lang w:val="pt_PT" w:bidi="pt_PT"/>
+        </w:rPr>
+        <w:t>Gênesis 37.25–26</w:t>
+      </w:r>
     </w:p>
     <w:p>
       <w:pPr>
@@ -7608,90 +7122,66 @@
           <w:lang w:val="pt_PT" w:bidi="pt_PT"/>
         </w:rPr>
       </w:r>
-      <w:hyperlink r:id="rId94">
-        <w:r>
-          <w:rPr>
-            <w:lang w:val="pt_PT" w:bidi="pt_PT"/>
-          </w:rPr>
-          <w:rPr>
-            <w:color w:val="0000EE"/>
-            <w:u w:val="single"/>
-          </w:rPr>
-          <w:t>1 Samuel 7.15–17</w:t>
-        </w:r>
-      </w:hyperlink>
-    </w:p>
-    <w:p>
-      <w:pPr>
-        <w:pStyle w:val="ListBullet"/>
-        <w:spacing w:line="240" w:lineRule="auto"/>
-        <w:ind w:left="720"/>
-      </w:pPr>
-      <w:r>
-        <w:rPr>
-          <w:lang w:val="pt_PT" w:bidi="pt_PT"/>
-        </w:rPr>
-      </w:r>
-      <w:hyperlink r:id="rId95">
-        <w:r>
-          <w:rPr>
-            <w:lang w:val="pt_PT" w:bidi="pt_PT"/>
-          </w:rPr>
-          <w:rPr>
-            <w:color w:val="0000EE"/>
-            <w:u w:val="single"/>
-          </w:rPr>
-          <w:t>2 Reis 2.1–2</w:t>
-        </w:r>
-      </w:hyperlink>
-    </w:p>
-    <w:p>
-      <w:pPr>
-        <w:pStyle w:val="ListBullet"/>
-        <w:spacing w:line="240" w:lineRule="auto"/>
-        <w:ind w:left="720"/>
-      </w:pPr>
-      <w:r>
-        <w:rPr>
-          <w:lang w:val="pt_PT" w:bidi="pt_PT"/>
-        </w:rPr>
-      </w:r>
-      <w:hyperlink r:id="rId96">
-        <w:r>
-          <w:rPr>
-            <w:lang w:val="pt_PT" w:bidi="pt_PT"/>
-          </w:rPr>
-          <w:rPr>
-            <w:color w:val="0000EE"/>
-            <w:u w:val="single"/>
-          </w:rPr>
-          <w:t>Oseias 4.15</w:t>
-        </w:r>
-      </w:hyperlink>
-    </w:p>
-    <w:p>
-      <w:pPr>
-        <w:pStyle w:val="ListBullet"/>
-        <w:spacing w:line="240" w:lineRule="auto"/>
-        <w:ind w:left="720"/>
-      </w:pPr>
-      <w:r>
-        <w:rPr>
-          <w:lang w:val="pt_PT" w:bidi="pt_PT"/>
-        </w:rPr>
-      </w:r>
-      <w:hyperlink r:id="rId97">
-        <w:r>
-          <w:rPr>
-            <w:lang w:val="pt_PT" w:bidi="pt_PT"/>
-          </w:rPr>
-          <w:rPr>
-            <w:color w:val="0000EE"/>
-            <w:u w:val="single"/>
-          </w:rPr>
-          <w:t>Juízes 2.1</w:t>
-        </w:r>
-      </w:hyperlink>
+      <w:r>
+        <w:rPr>
+          <w:lang w:val="pt_PT" w:bidi="pt_PT"/>
+        </w:rPr>
+        <w:t>1 Samuel 7.15–17</w:t>
+      </w:r>
+    </w:p>
+    <w:p>
+      <w:pPr>
+        <w:pStyle w:val="ListBullet"/>
+        <w:spacing w:line="240" w:lineRule="auto"/>
+        <w:ind w:left="720"/>
+      </w:pPr>
+      <w:r>
+        <w:rPr>
+          <w:lang w:val="pt_PT" w:bidi="pt_PT"/>
+        </w:rPr>
+      </w:r>
+      <w:r>
+        <w:rPr>
+          <w:lang w:val="pt_PT" w:bidi="pt_PT"/>
+        </w:rPr>
+        <w:t>2 Reis 2.1–2</w:t>
+      </w:r>
+    </w:p>
+    <w:p>
+      <w:pPr>
+        <w:pStyle w:val="ListBullet"/>
+        <w:spacing w:line="240" w:lineRule="auto"/>
+        <w:ind w:left="720"/>
+      </w:pPr>
+      <w:r>
+        <w:rPr>
+          <w:lang w:val="pt_PT" w:bidi="pt_PT"/>
+        </w:rPr>
+      </w:r>
+      <w:r>
+        <w:rPr>
+          <w:lang w:val="pt_PT" w:bidi="pt_PT"/>
+        </w:rPr>
+        <w:t>Oseias 4.15</w:t>
+      </w:r>
+    </w:p>
+    <w:p>
+      <w:pPr>
+        <w:pStyle w:val="ListBullet"/>
+        <w:spacing w:line="240" w:lineRule="auto"/>
+        <w:ind w:left="720"/>
+      </w:pPr>
+      <w:r>
+        <w:rPr>
+          <w:lang w:val="pt_PT" w:bidi="pt_PT"/>
+        </w:rPr>
+      </w:r>
+      <w:r>
+        <w:rPr>
+          <w:lang w:val="pt_PT" w:bidi="pt_PT"/>
+        </w:rPr>
+        <w:t>Juízes 2.1</w:t>
+      </w:r>
     </w:p>
     <w:p>
       <w:pPr>
@@ -7921,114 +7411,84 @@
           <w:lang w:val="pt_PT" w:bidi="pt_PT"/>
         </w:rPr>
       </w:r>
-      <w:hyperlink r:id="rId98">
-        <w:r>
-          <w:rPr>
-            <w:lang w:val="pt_PT" w:bidi="pt_PT"/>
-          </w:rPr>
-          <w:rPr>
-            <w:color w:val="0000EE"/>
-            <w:u w:val="single"/>
-          </w:rPr>
-          <w:t>1 Crônicas 1.14</w:t>
-        </w:r>
-      </w:hyperlink>
-    </w:p>
-    <w:p>
-      <w:pPr>
-        <w:pStyle w:val="ListBullet"/>
-        <w:spacing w:line="240" w:lineRule="auto"/>
-        <w:ind w:left="720"/>
-      </w:pPr>
-      <w:r>
-        <w:rPr>
-          <w:lang w:val="pt_PT" w:bidi="pt_PT"/>
-        </w:rPr>
-      </w:r>
-      <w:hyperlink r:id="rId99">
-        <w:r>
-          <w:rPr>
-            <w:lang w:val="pt_PT" w:bidi="pt_PT"/>
-          </w:rPr>
-          <w:rPr>
-            <w:color w:val="0000EE"/>
-            <w:u w:val="single"/>
-          </w:rPr>
-          <w:t>Deuteronômio 7.1</w:t>
-        </w:r>
-      </w:hyperlink>
-    </w:p>
-    <w:p>
-      <w:pPr>
-        <w:pStyle w:val="ListBullet"/>
-        <w:spacing w:line="240" w:lineRule="auto"/>
-        <w:ind w:left="720"/>
-      </w:pPr>
-      <w:r>
-        <w:rPr>
-          <w:lang w:val="pt_PT" w:bidi="pt_PT"/>
-        </w:rPr>
-      </w:r>
-      <w:hyperlink r:id="rId100">
-        <w:r>
-          <w:rPr>
-            <w:lang w:val="pt_PT" w:bidi="pt_PT"/>
-          </w:rPr>
-          <w:rPr>
-            <w:color w:val="0000EE"/>
-            <w:u w:val="single"/>
-          </w:rPr>
-          <w:t>Gênesis 10.16</w:t>
-        </w:r>
-      </w:hyperlink>
-    </w:p>
-    <w:p>
-      <w:pPr>
-        <w:pStyle w:val="ListBullet"/>
-        <w:spacing w:line="240" w:lineRule="auto"/>
-        <w:ind w:left="720"/>
-      </w:pPr>
-      <w:r>
-        <w:rPr>
-          <w:lang w:val="pt_PT" w:bidi="pt_PT"/>
-        </w:rPr>
-      </w:r>
-      <w:hyperlink r:id="rId101">
-        <w:r>
-          <w:rPr>
-            <w:lang w:val="pt_PT" w:bidi="pt_PT"/>
-          </w:rPr>
-          <w:rPr>
-            <w:color w:val="0000EE"/>
-            <w:u w:val="single"/>
-          </w:rPr>
-          <w:t>Josué 3.9–11</w:t>
-        </w:r>
-      </w:hyperlink>
-    </w:p>
-    <w:p>
-      <w:pPr>
-        <w:pStyle w:val="ListBullet"/>
-        <w:spacing w:line="240" w:lineRule="auto"/>
-        <w:ind w:left="720"/>
-      </w:pPr>
-      <w:r>
-        <w:rPr>
-          <w:lang w:val="pt_PT" w:bidi="pt_PT"/>
-        </w:rPr>
-      </w:r>
-      <w:hyperlink r:id="rId102">
-        <w:r>
-          <w:rPr>
-            <w:lang w:val="pt_PT" w:bidi="pt_PT"/>
-          </w:rPr>
-          <w:rPr>
-            <w:color w:val="0000EE"/>
-            <w:u w:val="single"/>
-          </w:rPr>
-          <w:t>Josué 24.11–12</w:t>
-        </w:r>
-      </w:hyperlink>
+      <w:r>
+        <w:rPr>
+          <w:lang w:val="pt_PT" w:bidi="pt_PT"/>
+        </w:rPr>
+        <w:t>1 Crônicas 1.14</w:t>
+      </w:r>
+    </w:p>
+    <w:p>
+      <w:pPr>
+        <w:pStyle w:val="ListBullet"/>
+        <w:spacing w:line="240" w:lineRule="auto"/>
+        <w:ind w:left="720"/>
+      </w:pPr>
+      <w:r>
+        <w:rPr>
+          <w:lang w:val="pt_PT" w:bidi="pt_PT"/>
+        </w:rPr>
+      </w:r>
+      <w:r>
+        <w:rPr>
+          <w:lang w:val="pt_PT" w:bidi="pt_PT"/>
+        </w:rPr>
+        <w:t>Deuteronômio 7.1</w:t>
+      </w:r>
+    </w:p>
+    <w:p>
+      <w:pPr>
+        <w:pStyle w:val="ListBullet"/>
+        <w:spacing w:line="240" w:lineRule="auto"/>
+        <w:ind w:left="720"/>
+      </w:pPr>
+      <w:r>
+        <w:rPr>
+          <w:lang w:val="pt_PT" w:bidi="pt_PT"/>
+        </w:rPr>
+      </w:r>
+      <w:r>
+        <w:rPr>
+          <w:lang w:val="pt_PT" w:bidi="pt_PT"/>
+        </w:rPr>
+        <w:t>Gênesis 10.16</w:t>
+      </w:r>
+    </w:p>
+    <w:p>
+      <w:pPr>
+        <w:pStyle w:val="ListBullet"/>
+        <w:spacing w:line="240" w:lineRule="auto"/>
+        <w:ind w:left="720"/>
+      </w:pPr>
+      <w:r>
+        <w:rPr>
+          <w:lang w:val="pt_PT" w:bidi="pt_PT"/>
+        </w:rPr>
+      </w:r>
+      <w:r>
+        <w:rPr>
+          <w:lang w:val="pt_PT" w:bidi="pt_PT"/>
+        </w:rPr>
+        <w:t>Josué 3.9–11</w:t>
+      </w:r>
+    </w:p>
+    <w:p>
+      <w:pPr>
+        <w:pStyle w:val="ListBullet"/>
+        <w:spacing w:line="240" w:lineRule="auto"/>
+        <w:ind w:left="720"/>
+      </w:pPr>
+      <w:r>
+        <w:rPr>
+          <w:lang w:val="pt_PT" w:bidi="pt_PT"/>
+        </w:rPr>
+      </w:r>
+      <w:r>
+        <w:rPr>
+          <w:lang w:val="pt_PT" w:bidi="pt_PT"/>
+        </w:rPr>
+        <w:t>Josué 24.11–12</w:t>
+      </w:r>
     </w:p>
     <w:p>
       <w:pPr>
@@ -8481,402 +7941,300 @@
           <w:lang w:val="pt_PT" w:bidi="pt_PT"/>
         </w:rPr>
       </w:r>
-      <w:hyperlink r:id="rId103">
-        <w:r>
-          <w:rPr>
-            <w:lang w:val="pt_PT" w:bidi="pt_PT"/>
-          </w:rPr>
-          <w:rPr>
-            <w:color w:val="0000EE"/>
-            <w:u w:val="single"/>
-          </w:rPr>
-          <w:t>Êxodo 24.17</w:t>
-        </w:r>
-      </w:hyperlink>
-    </w:p>
-    <w:p>
-      <w:pPr>
-        <w:pStyle w:val="ListBullet"/>
-        <w:spacing w:line="240" w:lineRule="auto"/>
-        <w:ind w:left="720"/>
-      </w:pPr>
-      <w:r>
-        <w:rPr>
-          <w:lang w:val="pt_PT" w:bidi="pt_PT"/>
-        </w:rPr>
-      </w:r>
-      <w:hyperlink r:id="rId104">
-        <w:r>
-          <w:rPr>
-            <w:lang w:val="pt_PT" w:bidi="pt_PT"/>
-          </w:rPr>
-          <w:rPr>
-            <w:color w:val="0000EE"/>
-            <w:u w:val="single"/>
-          </w:rPr>
-          <w:t>Números 14.9–10</w:t>
-        </w:r>
-      </w:hyperlink>
-    </w:p>
-    <w:p>
-      <w:pPr>
-        <w:pStyle w:val="ListBullet"/>
-        <w:spacing w:line="240" w:lineRule="auto"/>
-        <w:ind w:left="720"/>
-      </w:pPr>
-      <w:r>
-        <w:rPr>
-          <w:lang w:val="pt_PT" w:bidi="pt_PT"/>
-        </w:rPr>
-      </w:r>
-      <w:hyperlink r:id="rId105">
-        <w:r>
-          <w:rPr>
-            <w:lang w:val="pt_PT" w:bidi="pt_PT"/>
-          </w:rPr>
-          <w:rPr>
-            <w:color w:val="0000EE"/>
-            <w:u w:val="single"/>
-          </w:rPr>
-          <w:t>Isaías 35.2</w:t>
-        </w:r>
-      </w:hyperlink>
-    </w:p>
-    <w:p>
-      <w:pPr>
-        <w:pStyle w:val="ListBullet"/>
-        <w:spacing w:line="240" w:lineRule="auto"/>
-        <w:ind w:left="720"/>
-      </w:pPr>
-      <w:r>
-        <w:rPr>
-          <w:lang w:val="pt_PT" w:bidi="pt_PT"/>
-        </w:rPr>
-      </w:r>
-      <w:hyperlink r:id="rId106">
-        <w:r>
-          <w:rPr>
-            <w:lang w:val="pt_PT" w:bidi="pt_PT"/>
-          </w:rPr>
-          <w:rPr>
-            <w:color w:val="0000EE"/>
-            <w:u w:val="single"/>
-          </w:rPr>
-          <w:t>Lucas 18.43</w:t>
-        </w:r>
-      </w:hyperlink>
-    </w:p>
-    <w:p>
-      <w:pPr>
-        <w:pStyle w:val="ListBullet"/>
-        <w:spacing w:line="240" w:lineRule="auto"/>
-        <w:ind w:left="720"/>
-      </w:pPr>
-      <w:r>
-        <w:rPr>
-          <w:lang w:val="pt_PT" w:bidi="pt_PT"/>
-        </w:rPr>
-      </w:r>
-      <w:hyperlink r:id="rId107">
-        <w:r>
-          <w:rPr>
-            <w:lang w:val="pt_PT" w:bidi="pt_PT"/>
-          </w:rPr>
-          <w:rPr>
-            <w:color w:val="0000EE"/>
-            <w:u w:val="single"/>
-          </w:rPr>
-          <w:t>Lucas 2.9</w:t>
-        </w:r>
-      </w:hyperlink>
-    </w:p>
-    <w:p>
-      <w:pPr>
-        <w:pStyle w:val="ListBullet"/>
-        <w:spacing w:line="240" w:lineRule="auto"/>
-        <w:ind w:left="720"/>
-      </w:pPr>
-      <w:r>
-        <w:rPr>
-          <w:lang w:val="pt_PT" w:bidi="pt_PT"/>
-        </w:rPr>
-      </w:r>
-      <w:hyperlink r:id="rId108">
-        <w:r>
-          <w:rPr>
-            <w:lang w:val="pt_PT" w:bidi="pt_PT"/>
-          </w:rPr>
-          <w:rPr>
-            <w:color w:val="0000EE"/>
-            <w:u w:val="single"/>
-          </w:rPr>
-          <w:t>João 12.28</w:t>
-        </w:r>
-      </w:hyperlink>
-    </w:p>
-    <w:p>
-      <w:pPr>
-        <w:pStyle w:val="ListBullet"/>
-        <w:spacing w:line="240" w:lineRule="auto"/>
-        <w:ind w:left="720"/>
-      </w:pPr>
-      <w:r>
-        <w:rPr>
-          <w:lang w:val="pt_PT" w:bidi="pt_PT"/>
-        </w:rPr>
-      </w:r>
-      <w:hyperlink r:id="rId109">
-        <w:r>
-          <w:rPr>
-            <w:lang w:val="pt_PT" w:bidi="pt_PT"/>
-          </w:rPr>
-          <w:rPr>
-            <w:color w:val="0000EE"/>
-            <w:u w:val="single"/>
-          </w:rPr>
-          <w:t>Atos 3.13–14</w:t>
-        </w:r>
-      </w:hyperlink>
-    </w:p>
-    <w:p>
-      <w:pPr>
-        <w:pStyle w:val="ListBullet"/>
-        <w:spacing w:line="240" w:lineRule="auto"/>
-        <w:ind w:left="720"/>
-      </w:pPr>
-      <w:r>
-        <w:rPr>
-          <w:lang w:val="pt_PT" w:bidi="pt_PT"/>
-        </w:rPr>
-      </w:r>
-      <w:hyperlink r:id="rId110">
-        <w:r>
-          <w:rPr>
-            <w:lang w:val="pt_PT" w:bidi="pt_PT"/>
-          </w:rPr>
-          <w:rPr>
-            <w:color w:val="0000EE"/>
-            <w:u w:val="single"/>
-          </w:rPr>
-          <w:t>Atos 7.1–3</w:t>
-        </w:r>
-      </w:hyperlink>
-    </w:p>
-    <w:p>
-      <w:pPr>
-        <w:pStyle w:val="ListBullet"/>
-        <w:spacing w:line="240" w:lineRule="auto"/>
-        <w:ind w:left="720"/>
-      </w:pPr>
-      <w:r>
-        <w:rPr>
-          <w:lang w:val="pt_PT" w:bidi="pt_PT"/>
-        </w:rPr>
-      </w:r>
-      <w:hyperlink r:id="rId111">
-        <w:r>
-          <w:rPr>
-            <w:lang w:val="pt_PT" w:bidi="pt_PT"/>
-          </w:rPr>
-          <w:rPr>
-            <w:color w:val="0000EE"/>
-            <w:u w:val="single"/>
-          </w:rPr>
-          <w:t>Romanos 8.17</w:t>
-        </w:r>
-      </w:hyperlink>
-    </w:p>
-    <w:p>
-      <w:pPr>
-        <w:pStyle w:val="ListBullet"/>
-        <w:spacing w:line="240" w:lineRule="auto"/>
-        <w:ind w:left="720"/>
-      </w:pPr>
-      <w:r>
-        <w:rPr>
-          <w:lang w:val="pt_PT" w:bidi="pt_PT"/>
-        </w:rPr>
-      </w:r>
-      <w:hyperlink r:id="rId112">
-        <w:r>
-          <w:rPr>
-            <w:lang w:val="pt_PT" w:bidi="pt_PT"/>
-          </w:rPr>
-          <w:rPr>
-            <w:color w:val="0000EE"/>
-            <w:u w:val="single"/>
-          </w:rPr>
-          <w:t>1 Coríntios 6.19–20</w:t>
-        </w:r>
-      </w:hyperlink>
-    </w:p>
-    <w:p>
-      <w:pPr>
-        <w:pStyle w:val="ListBullet"/>
-        <w:spacing w:line="240" w:lineRule="auto"/>
-        <w:ind w:left="720"/>
-      </w:pPr>
-      <w:r>
-        <w:rPr>
-          <w:lang w:val="pt_PT" w:bidi="pt_PT"/>
-        </w:rPr>
-      </w:r>
-      <w:hyperlink r:id="rId113">
-        <w:r>
-          <w:rPr>
-            <w:lang w:val="pt_PT" w:bidi="pt_PT"/>
-          </w:rPr>
-          <w:rPr>
-            <w:color w:val="0000EE"/>
-            <w:u w:val="single"/>
-          </w:rPr>
-          <w:t>Filipenses 2.14–16</w:t>
-        </w:r>
-      </w:hyperlink>
-    </w:p>
-    <w:p>
-      <w:pPr>
-        <w:pStyle w:val="ListBullet"/>
-        <w:spacing w:line="240" w:lineRule="auto"/>
-        <w:ind w:left="720"/>
-      </w:pPr>
-      <w:r>
-        <w:rPr>
-          <w:lang w:val="pt_PT" w:bidi="pt_PT"/>
-        </w:rPr>
-      </w:r>
-      <w:hyperlink r:id="rId114">
-        <w:r>
-          <w:rPr>
-            <w:lang w:val="pt_PT" w:bidi="pt_PT"/>
-          </w:rPr>
-          <w:rPr>
-            <w:color w:val="0000EE"/>
-            <w:u w:val="single"/>
-          </w:rPr>
-          <w:t>Filipenses 4.19</w:t>
-        </w:r>
-      </w:hyperlink>
-    </w:p>
-    <w:p>
-      <w:pPr>
-        <w:pStyle w:val="ListBullet"/>
-        <w:spacing w:line="240" w:lineRule="auto"/>
-        <w:ind w:left="720"/>
-      </w:pPr>
-      <w:r>
-        <w:rPr>
-          <w:lang w:val="pt_PT" w:bidi="pt_PT"/>
-        </w:rPr>
-      </w:r>
-      <w:hyperlink r:id="rId115">
-        <w:r>
-          <w:rPr>
-            <w:lang w:val="pt_PT" w:bidi="pt_PT"/>
-          </w:rPr>
-          <w:rPr>
-            <w:color w:val="0000EE"/>
-            <w:u w:val="single"/>
-          </w:rPr>
-          <w:t>Colossenses 3.1–4</w:t>
-        </w:r>
-      </w:hyperlink>
-    </w:p>
-    <w:p>
-      <w:pPr>
-        <w:pStyle w:val="ListBullet"/>
-        <w:spacing w:line="240" w:lineRule="auto"/>
-        <w:ind w:left="720"/>
-      </w:pPr>
-      <w:r>
-        <w:rPr>
-          <w:lang w:val="pt_PT" w:bidi="pt_PT"/>
-        </w:rPr>
-      </w:r>
-      <w:hyperlink r:id="rId116">
-        <w:r>
-          <w:rPr>
-            <w:lang w:val="pt_PT" w:bidi="pt_PT"/>
-          </w:rPr>
-          <w:rPr>
-            <w:color w:val="0000EE"/>
-            <w:u w:val="single"/>
-          </w:rPr>
-          <w:t>1 Tessalonicenses 2.5</w:t>
-        </w:r>
-      </w:hyperlink>
-    </w:p>
-    <w:p>
-      <w:pPr>
-        <w:pStyle w:val="ListBullet"/>
-        <w:spacing w:line="240" w:lineRule="auto"/>
-        <w:ind w:left="720"/>
-      </w:pPr>
-      <w:r>
-        <w:rPr>
-          <w:lang w:val="pt_PT" w:bidi="pt_PT"/>
-        </w:rPr>
-      </w:r>
-      <w:hyperlink r:id="rId117">
-        <w:r>
-          <w:rPr>
-            <w:lang w:val="pt_PT" w:bidi="pt_PT"/>
-          </w:rPr>
-          <w:rPr>
-            <w:color w:val="0000EE"/>
-            <w:u w:val="single"/>
-          </w:rPr>
-          <w:t>Tiago 2.1–4</w:t>
-        </w:r>
-      </w:hyperlink>
-    </w:p>
-    <w:p>
-      <w:pPr>
-        <w:pStyle w:val="ListBullet"/>
-        <w:spacing w:line="240" w:lineRule="auto"/>
-        <w:ind w:left="720"/>
-      </w:pPr>
-      <w:r>
-        <w:rPr>
-          <w:lang w:val="pt_PT" w:bidi="pt_PT"/>
-        </w:rPr>
-      </w:r>
-      <w:hyperlink r:id="rId118">
-        <w:r>
-          <w:rPr>
-            <w:lang w:val="pt_PT" w:bidi="pt_PT"/>
-          </w:rPr>
-          <w:rPr>
-            <w:color w:val="0000EE"/>
-            <w:u w:val="single"/>
-          </w:rPr>
-          <w:t>1 Pedro 4.15–16</w:t>
-        </w:r>
-      </w:hyperlink>
-    </w:p>
-    <w:p>
-      <w:pPr>
-        <w:pStyle w:val="ListBullet"/>
-        <w:spacing w:line="240" w:lineRule="auto"/>
-        <w:ind w:left="720"/>
-      </w:pPr>
-      <w:r>
-        <w:rPr>
-          <w:lang w:val="pt_PT" w:bidi="pt_PT"/>
-        </w:rPr>
-      </w:r>
-      <w:hyperlink r:id="rId119">
-        <w:r>
-          <w:rPr>
-            <w:lang w:val="pt_PT" w:bidi="pt_PT"/>
-          </w:rPr>
-          <w:rPr>
-            <w:color w:val="0000EE"/>
-            <w:u w:val="single"/>
-          </w:rPr>
-          <w:t>Apocalipse 15.4</w:t>
-        </w:r>
-      </w:hyperlink>
+      <w:r>
+        <w:rPr>
+          <w:lang w:val="pt_PT" w:bidi="pt_PT"/>
+        </w:rPr>
+        <w:t>Êxodo 24.17</w:t>
+      </w:r>
+    </w:p>
+    <w:p>
+      <w:pPr>
+        <w:pStyle w:val="ListBullet"/>
+        <w:spacing w:line="240" w:lineRule="auto"/>
+        <w:ind w:left="720"/>
+      </w:pPr>
+      <w:r>
+        <w:rPr>
+          <w:lang w:val="pt_PT" w:bidi="pt_PT"/>
+        </w:rPr>
+      </w:r>
+      <w:r>
+        <w:rPr>
+          <w:lang w:val="pt_PT" w:bidi="pt_PT"/>
+        </w:rPr>
+        <w:t>Números 14.9–10</w:t>
+      </w:r>
+    </w:p>
+    <w:p>
+      <w:pPr>
+        <w:pStyle w:val="ListBullet"/>
+        <w:spacing w:line="240" w:lineRule="auto"/>
+        <w:ind w:left="720"/>
+      </w:pPr>
+      <w:r>
+        <w:rPr>
+          <w:lang w:val="pt_PT" w:bidi="pt_PT"/>
+        </w:rPr>
+      </w:r>
+      <w:r>
+        <w:rPr>
+          <w:lang w:val="pt_PT" w:bidi="pt_PT"/>
+        </w:rPr>
+        <w:t>Isaías 35.2</w:t>
+      </w:r>
+    </w:p>
+    <w:p>
+      <w:pPr>
+        <w:pStyle w:val="ListBullet"/>
+        <w:spacing w:line="240" w:lineRule="auto"/>
+        <w:ind w:left="720"/>
+      </w:pPr>
+      <w:r>
+        <w:rPr>
+          <w:lang w:val="pt_PT" w:bidi="pt_PT"/>
+        </w:rPr>
+      </w:r>
+      <w:r>
+        <w:rPr>
+          <w:lang w:val="pt_PT" w:bidi="pt_PT"/>
+        </w:rPr>
+        <w:t>Lucas 18.43</w:t>
+      </w:r>
+    </w:p>
+    <w:p>
+      <w:pPr>
+        <w:pStyle w:val="ListBullet"/>
+        <w:spacing w:line="240" w:lineRule="auto"/>
+        <w:ind w:left="720"/>
+      </w:pPr>
+      <w:r>
+        <w:rPr>
+          <w:lang w:val="pt_PT" w:bidi="pt_PT"/>
+        </w:rPr>
+      </w:r>
+      <w:r>
+        <w:rPr>
+          <w:lang w:val="pt_PT" w:bidi="pt_PT"/>
+        </w:rPr>
+        <w:t>Lucas 2.9</w:t>
+      </w:r>
+    </w:p>
+    <w:p>
+      <w:pPr>
+        <w:pStyle w:val="ListBullet"/>
+        <w:spacing w:line="240" w:lineRule="auto"/>
+        <w:ind w:left="720"/>
+      </w:pPr>
+      <w:r>
+        <w:rPr>
+          <w:lang w:val="pt_PT" w:bidi="pt_PT"/>
+        </w:rPr>
+      </w:r>
+      <w:r>
+        <w:rPr>
+          <w:lang w:val="pt_PT" w:bidi="pt_PT"/>
+        </w:rPr>
+        <w:t>João 12.28</w:t>
+      </w:r>
+    </w:p>
+    <w:p>
+      <w:pPr>
+        <w:pStyle w:val="ListBullet"/>
+        <w:spacing w:line="240" w:lineRule="auto"/>
+        <w:ind w:left="720"/>
+      </w:pPr>
+      <w:r>
+        <w:rPr>
+          <w:lang w:val="pt_PT" w:bidi="pt_PT"/>
+        </w:rPr>
+      </w:r>
+      <w:r>
+        <w:rPr>
+          <w:lang w:val="pt_PT" w:bidi="pt_PT"/>
+        </w:rPr>
+        <w:t>Atos 3.13–14</w:t>
+      </w:r>
+    </w:p>
+    <w:p>
+      <w:pPr>
+        <w:pStyle w:val="ListBullet"/>
+        <w:spacing w:line="240" w:lineRule="auto"/>
+        <w:ind w:left="720"/>
+      </w:pPr>
+      <w:r>
+        <w:rPr>
+          <w:lang w:val="pt_PT" w:bidi="pt_PT"/>
+        </w:rPr>
+      </w:r>
+      <w:r>
+        <w:rPr>
+          <w:lang w:val="pt_PT" w:bidi="pt_PT"/>
+        </w:rPr>
+        <w:t>Atos 7.1–3</w:t>
+      </w:r>
+    </w:p>
+    <w:p>
+      <w:pPr>
+        <w:pStyle w:val="ListBullet"/>
+        <w:spacing w:line="240" w:lineRule="auto"/>
+        <w:ind w:left="720"/>
+      </w:pPr>
+      <w:r>
+        <w:rPr>
+          <w:lang w:val="pt_PT" w:bidi="pt_PT"/>
+        </w:rPr>
+      </w:r>
+      <w:r>
+        <w:rPr>
+          <w:lang w:val="pt_PT" w:bidi="pt_PT"/>
+        </w:rPr>
+        <w:t>Romanos 8.17</w:t>
+      </w:r>
+    </w:p>
+    <w:p>
+      <w:pPr>
+        <w:pStyle w:val="ListBullet"/>
+        <w:spacing w:line="240" w:lineRule="auto"/>
+        <w:ind w:left="720"/>
+      </w:pPr>
+      <w:r>
+        <w:rPr>
+          <w:lang w:val="pt_PT" w:bidi="pt_PT"/>
+        </w:rPr>
+      </w:r>
+      <w:r>
+        <w:rPr>
+          <w:lang w:val="pt_PT" w:bidi="pt_PT"/>
+        </w:rPr>
+        <w:t>1 Coríntios 6.19–20</w:t>
+      </w:r>
+    </w:p>
+    <w:p>
+      <w:pPr>
+        <w:pStyle w:val="ListBullet"/>
+        <w:spacing w:line="240" w:lineRule="auto"/>
+        <w:ind w:left="720"/>
+      </w:pPr>
+      <w:r>
+        <w:rPr>
+          <w:lang w:val="pt_PT" w:bidi="pt_PT"/>
+        </w:rPr>
+      </w:r>
+      <w:r>
+        <w:rPr>
+          <w:lang w:val="pt_PT" w:bidi="pt_PT"/>
+        </w:rPr>
+        <w:t>Filipenses 2.14–16</w:t>
+      </w:r>
+    </w:p>
+    <w:p>
+      <w:pPr>
+        <w:pStyle w:val="ListBullet"/>
+        <w:spacing w:line="240" w:lineRule="auto"/>
+        <w:ind w:left="720"/>
+      </w:pPr>
+      <w:r>
+        <w:rPr>
+          <w:lang w:val="pt_PT" w:bidi="pt_PT"/>
+        </w:rPr>
+      </w:r>
+      <w:r>
+        <w:rPr>
+          <w:lang w:val="pt_PT" w:bidi="pt_PT"/>
+        </w:rPr>
+        <w:t>Filipenses 4.19</w:t>
+      </w:r>
+    </w:p>
+    <w:p>
+      <w:pPr>
+        <w:pStyle w:val="ListBullet"/>
+        <w:spacing w:line="240" w:lineRule="auto"/>
+        <w:ind w:left="720"/>
+      </w:pPr>
+      <w:r>
+        <w:rPr>
+          <w:lang w:val="pt_PT" w:bidi="pt_PT"/>
+        </w:rPr>
+      </w:r>
+      <w:r>
+        <w:rPr>
+          <w:lang w:val="pt_PT" w:bidi="pt_PT"/>
+        </w:rPr>
+        <w:t>Colossenses 3.1–4</w:t>
+      </w:r>
+    </w:p>
+    <w:p>
+      <w:pPr>
+        <w:pStyle w:val="ListBullet"/>
+        <w:spacing w:line="240" w:lineRule="auto"/>
+        <w:ind w:left="720"/>
+      </w:pPr>
+      <w:r>
+        <w:rPr>
+          <w:lang w:val="pt_PT" w:bidi="pt_PT"/>
+        </w:rPr>
+      </w:r>
+      <w:r>
+        <w:rPr>
+          <w:lang w:val="pt_PT" w:bidi="pt_PT"/>
+        </w:rPr>
+        <w:t>1 Tessalonicenses 2.5</w:t>
+      </w:r>
+    </w:p>
+    <w:p>
+      <w:pPr>
+        <w:pStyle w:val="ListBullet"/>
+        <w:spacing w:line="240" w:lineRule="auto"/>
+        <w:ind w:left="720"/>
+      </w:pPr>
+      <w:r>
+        <w:rPr>
+          <w:lang w:val="pt_PT" w:bidi="pt_PT"/>
+        </w:rPr>
+      </w:r>
+      <w:r>
+        <w:rPr>
+          <w:lang w:val="pt_PT" w:bidi="pt_PT"/>
+        </w:rPr>
+        <w:t>Tiago 2.1–4</w:t>
+      </w:r>
+    </w:p>
+    <w:p>
+      <w:pPr>
+        <w:pStyle w:val="ListBullet"/>
+        <w:spacing w:line="240" w:lineRule="auto"/>
+        <w:ind w:left="720"/>
+      </w:pPr>
+      <w:r>
+        <w:rPr>
+          <w:lang w:val="pt_PT" w:bidi="pt_PT"/>
+        </w:rPr>
+      </w:r>
+      <w:r>
+        <w:rPr>
+          <w:lang w:val="pt_PT" w:bidi="pt_PT"/>
+        </w:rPr>
+        <w:t>1 Pedro 4.15–16</w:t>
+      </w:r>
+    </w:p>
+    <w:p>
+      <w:pPr>
+        <w:pStyle w:val="ListBullet"/>
+        <w:spacing w:line="240" w:lineRule="auto"/>
+        <w:ind w:left="720"/>
+      </w:pPr>
+      <w:r>
+        <w:rPr>
+          <w:lang w:val="pt_PT" w:bidi="pt_PT"/>
+        </w:rPr>
+      </w:r>
+      <w:r>
+        <w:rPr>
+          <w:lang w:val="pt_PT" w:bidi="pt_PT"/>
+        </w:rPr>
+        <w:t>Apocalipse 15.4</w:t>
+      </w:r>
     </w:p>
     <w:p>
       <w:pPr>
@@ -9257,66 +8615,48 @@
           <w:lang w:val="pt_PT" w:bidi="pt_PT"/>
         </w:rPr>
       </w:r>
-      <w:hyperlink r:id="rId120">
-        <w:r>
-          <w:rPr>
-            <w:lang w:val="pt_PT" w:bidi="pt_PT"/>
-          </w:rPr>
-          <w:rPr>
-            <w:color w:val="0000EE"/>
-            <w:u w:val="single"/>
-          </w:rPr>
-          <w:t>João 19.17</w:t>
-        </w:r>
-      </w:hyperlink>
-    </w:p>
-    <w:p>
-      <w:pPr>
-        <w:pStyle w:val="ListBullet"/>
-        <w:spacing w:line="240" w:lineRule="auto"/>
-        <w:ind w:left="720"/>
-      </w:pPr>
-      <w:r>
-        <w:rPr>
-          <w:lang w:val="pt_PT" w:bidi="pt_PT"/>
-        </w:rPr>
-      </w:r>
-      <w:hyperlink r:id="rId121">
-        <w:r>
-          <w:rPr>
-            <w:lang w:val="pt_PT" w:bidi="pt_PT"/>
-          </w:rPr>
-          <w:rPr>
-            <w:color w:val="0000EE"/>
-            <w:u w:val="single"/>
-          </w:rPr>
-          <w:t>Marcos 15.22</w:t>
-        </w:r>
-      </w:hyperlink>
-    </w:p>
-    <w:p>
-      <w:pPr>
-        <w:pStyle w:val="ListBullet"/>
-        <w:spacing w:line="240" w:lineRule="auto"/>
-        <w:ind w:left="720"/>
-      </w:pPr>
-      <w:r>
-        <w:rPr>
-          <w:lang w:val="pt_PT" w:bidi="pt_PT"/>
-        </w:rPr>
-      </w:r>
-      <w:hyperlink r:id="rId122">
-        <w:r>
-          <w:rPr>
-            <w:lang w:val="pt_PT" w:bidi="pt_PT"/>
-          </w:rPr>
-          <w:rPr>
-            <w:color w:val="0000EE"/>
-            <w:u w:val="single"/>
-          </w:rPr>
-          <w:t>Mateus 27.33</w:t>
-        </w:r>
-      </w:hyperlink>
+      <w:r>
+        <w:rPr>
+          <w:lang w:val="pt_PT" w:bidi="pt_PT"/>
+        </w:rPr>
+        <w:t>João 19.17</w:t>
+      </w:r>
+    </w:p>
+    <w:p>
+      <w:pPr>
+        <w:pStyle w:val="ListBullet"/>
+        <w:spacing w:line="240" w:lineRule="auto"/>
+        <w:ind w:left="720"/>
+      </w:pPr>
+      <w:r>
+        <w:rPr>
+          <w:lang w:val="pt_PT" w:bidi="pt_PT"/>
+        </w:rPr>
+      </w:r>
+      <w:r>
+        <w:rPr>
+          <w:lang w:val="pt_PT" w:bidi="pt_PT"/>
+        </w:rPr>
+        <w:t>Marcos 15.22</w:t>
+      </w:r>
+    </w:p>
+    <w:p>
+      <w:pPr>
+        <w:pStyle w:val="ListBullet"/>
+        <w:spacing w:line="240" w:lineRule="auto"/>
+        <w:ind w:left="720"/>
+      </w:pPr>
+      <w:r>
+        <w:rPr>
+          <w:lang w:val="pt_PT" w:bidi="pt_PT"/>
+        </w:rPr>
+      </w:r>
+      <w:r>
+        <w:rPr>
+          <w:lang w:val="pt_PT" w:bidi="pt_PT"/>
+        </w:rPr>
+        <w:t>Mateus 27.33</w:t>
+      </w:r>
     </w:p>
     <w:p>
       <w:pPr>
@@ -9534,90 +8874,66 @@
           <w:lang w:val="pt_PT" w:bidi="pt_PT"/>
         </w:rPr>
       </w:r>
-      <w:hyperlink r:id="rId123">
-        <w:r>
-          <w:rPr>
-            <w:lang w:val="pt_PT" w:bidi="pt_PT"/>
-          </w:rPr>
-          <w:rPr>
-            <w:color w:val="0000EE"/>
-            <w:u w:val="single"/>
-          </w:rPr>
-          <w:t>1 Crônicas 20.4–5</w:t>
-        </w:r>
-      </w:hyperlink>
-    </w:p>
-    <w:p>
-      <w:pPr>
-        <w:pStyle w:val="ListBullet"/>
-        <w:spacing w:line="240" w:lineRule="auto"/>
-        <w:ind w:left="720"/>
-      </w:pPr>
-      <w:r>
-        <w:rPr>
-          <w:lang w:val="pt_PT" w:bidi="pt_PT"/>
-        </w:rPr>
-      </w:r>
-      <w:hyperlink r:id="rId124">
-        <w:r>
-          <w:rPr>
-            <w:lang w:val="pt_PT" w:bidi="pt_PT"/>
-          </w:rPr>
-          <w:rPr>
-            <w:color w:val="0000EE"/>
-            <w:u w:val="single"/>
-          </w:rPr>
-          <w:t>1 Samuel 17.4–5</w:t>
-        </w:r>
-      </w:hyperlink>
-    </w:p>
-    <w:p>
-      <w:pPr>
-        <w:pStyle w:val="ListBullet"/>
-        <w:spacing w:line="240" w:lineRule="auto"/>
-        <w:ind w:left="720"/>
-      </w:pPr>
-      <w:r>
-        <w:rPr>
-          <w:lang w:val="pt_PT" w:bidi="pt_PT"/>
-        </w:rPr>
-      </w:r>
-      <w:hyperlink r:id="rId125">
-        <w:r>
-          <w:rPr>
-            <w:lang w:val="pt_PT" w:bidi="pt_PT"/>
-          </w:rPr>
-          <w:rPr>
-            <w:color w:val="0000EE"/>
-            <w:u w:val="single"/>
-          </w:rPr>
-          <w:t>1 Samuel 21.8–9</w:t>
-        </w:r>
-      </w:hyperlink>
-    </w:p>
-    <w:p>
-      <w:pPr>
-        <w:pStyle w:val="ListBullet"/>
-        <w:spacing w:line="240" w:lineRule="auto"/>
-        <w:ind w:left="720"/>
-      </w:pPr>
-      <w:r>
-        <w:rPr>
-          <w:lang w:val="pt_PT" w:bidi="pt_PT"/>
-        </w:rPr>
-      </w:r>
-      <w:hyperlink r:id="rId126">
-        <w:r>
-          <w:rPr>
-            <w:lang w:val="pt_PT" w:bidi="pt_PT"/>
-          </w:rPr>
-          <w:rPr>
-            <w:color w:val="0000EE"/>
-            <w:u w:val="single"/>
-          </w:rPr>
-          <w:t>1 Samuel 22.9–10</w:t>
-        </w:r>
-      </w:hyperlink>
+      <w:r>
+        <w:rPr>
+          <w:lang w:val="pt_PT" w:bidi="pt_PT"/>
+        </w:rPr>
+        <w:t>1 Crônicas 20.4–5</w:t>
+      </w:r>
+    </w:p>
+    <w:p>
+      <w:pPr>
+        <w:pStyle w:val="ListBullet"/>
+        <w:spacing w:line="240" w:lineRule="auto"/>
+        <w:ind w:left="720"/>
+      </w:pPr>
+      <w:r>
+        <w:rPr>
+          <w:lang w:val="pt_PT" w:bidi="pt_PT"/>
+        </w:rPr>
+      </w:r>
+      <w:r>
+        <w:rPr>
+          <w:lang w:val="pt_PT" w:bidi="pt_PT"/>
+        </w:rPr>
+        <w:t>1 Samuel 17.4–5</w:t>
+      </w:r>
+    </w:p>
+    <w:p>
+      <w:pPr>
+        <w:pStyle w:val="ListBullet"/>
+        <w:spacing w:line="240" w:lineRule="auto"/>
+        <w:ind w:left="720"/>
+      </w:pPr>
+      <w:r>
+        <w:rPr>
+          <w:lang w:val="pt_PT" w:bidi="pt_PT"/>
+        </w:rPr>
+      </w:r>
+      <w:r>
+        <w:rPr>
+          <w:lang w:val="pt_PT" w:bidi="pt_PT"/>
+        </w:rPr>
+        <w:t>1 Samuel 21.8–9</w:t>
+      </w:r>
+    </w:p>
+    <w:p>
+      <w:pPr>
+        <w:pStyle w:val="ListBullet"/>
+        <w:spacing w:line="240" w:lineRule="auto"/>
+        <w:ind w:left="720"/>
+      </w:pPr>
+      <w:r>
+        <w:rPr>
+          <w:lang w:val="pt_PT" w:bidi="pt_PT"/>
+        </w:rPr>
+      </w:r>
+      <w:r>
+        <w:rPr>
+          <w:lang w:val="pt_PT" w:bidi="pt_PT"/>
+        </w:rPr>
+        <w:t>1 Samuel 22.9–10</w:t>
+      </w:r>
     </w:p>
     <w:p>
       <w:pPr>
@@ -9889,138 +9205,102 @@
           <w:lang w:val="pt_PT" w:bidi="pt_PT"/>
         </w:rPr>
       </w:r>
-      <w:hyperlink r:id="rId127">
-        <w:r>
-          <w:rPr>
-            <w:lang w:val="pt_PT" w:bidi="pt_PT"/>
-          </w:rPr>
-          <w:rPr>
-            <w:color w:val="0000EE"/>
-            <w:u w:val="single"/>
-          </w:rPr>
-          <w:t>2 Pedro 2.6</w:t>
-        </w:r>
-      </w:hyperlink>
-    </w:p>
-    <w:p>
-      <w:pPr>
-        <w:pStyle w:val="ListBullet"/>
-        <w:spacing w:line="240" w:lineRule="auto"/>
-        <w:ind w:left="720"/>
-      </w:pPr>
-      <w:r>
-        <w:rPr>
-          <w:lang w:val="pt_PT" w:bidi="pt_PT"/>
-        </w:rPr>
-      </w:r>
-      <w:hyperlink r:id="rId46">
-        <w:r>
-          <w:rPr>
-            <w:lang w:val="pt_PT" w:bidi="pt_PT"/>
-          </w:rPr>
-          <w:rPr>
-            <w:color w:val="0000EE"/>
-            <w:u w:val="single"/>
-          </w:rPr>
-          <w:t>Gênesis 10.19</w:t>
-        </w:r>
-      </w:hyperlink>
-    </w:p>
-    <w:p>
-      <w:pPr>
-        <w:pStyle w:val="ListBullet"/>
-        <w:spacing w:line="240" w:lineRule="auto"/>
-        <w:ind w:left="720"/>
-      </w:pPr>
-      <w:r>
-        <w:rPr>
-          <w:lang w:val="pt_PT" w:bidi="pt_PT"/>
-        </w:rPr>
-      </w:r>
-      <w:hyperlink r:id="rId128">
-        <w:r>
-          <w:rPr>
-            <w:lang w:val="pt_PT" w:bidi="pt_PT"/>
-          </w:rPr>
-          <w:rPr>
-            <w:color w:val="0000EE"/>
-            <w:u w:val="single"/>
-          </w:rPr>
-          <w:t>Gênesis 14.1–2</w:t>
-        </w:r>
-      </w:hyperlink>
-    </w:p>
-    <w:p>
-      <w:pPr>
-        <w:pStyle w:val="ListBullet"/>
-        <w:spacing w:line="240" w:lineRule="auto"/>
-        <w:ind w:left="720"/>
-      </w:pPr>
-      <w:r>
-        <w:rPr>
-          <w:lang w:val="pt_PT" w:bidi="pt_PT"/>
-        </w:rPr>
-      </w:r>
-      <w:hyperlink r:id="rId129">
-        <w:r>
-          <w:rPr>
-            <w:lang w:val="pt_PT" w:bidi="pt_PT"/>
-          </w:rPr>
-          <w:rPr>
-            <w:color w:val="0000EE"/>
-            <w:u w:val="single"/>
-          </w:rPr>
-          <w:t>Gênesis 18.21</w:t>
-        </w:r>
-      </w:hyperlink>
-    </w:p>
-    <w:p>
-      <w:pPr>
-        <w:pStyle w:val="ListBullet"/>
-        <w:spacing w:line="240" w:lineRule="auto"/>
-        <w:ind w:left="720"/>
-      </w:pPr>
-      <w:r>
-        <w:rPr>
-          <w:lang w:val="pt_PT" w:bidi="pt_PT"/>
-        </w:rPr>
-      </w:r>
-      <w:hyperlink r:id="rId130">
-        <w:r>
-          <w:rPr>
-            <w:lang w:val="pt_PT" w:bidi="pt_PT"/>
-          </w:rPr>
-          <w:rPr>
-            <w:color w:val="0000EE"/>
-            <w:u w:val="single"/>
-          </w:rPr>
-          <w:t>Isaías 1.9</w:t>
-        </w:r>
-      </w:hyperlink>
-    </w:p>
-    <w:p>
-      <w:pPr>
-        <w:pStyle w:val="ListBullet"/>
-        <w:spacing w:line="240" w:lineRule="auto"/>
-        <w:ind w:left="720"/>
-      </w:pPr>
-      <w:r>
-        <w:rPr>
-          <w:lang w:val="pt_PT" w:bidi="pt_PT"/>
-        </w:rPr>
-      </w:r>
-      <w:hyperlink r:id="rId131">
-        <w:r>
-          <w:rPr>
-            <w:lang w:val="pt_PT" w:bidi="pt_PT"/>
-          </w:rPr>
-          <w:rPr>
-            <w:color w:val="0000EE"/>
-            <w:u w:val="single"/>
-          </w:rPr>
-          <w:t>Mateus 10.15</w:t>
-        </w:r>
-      </w:hyperlink>
+      <w:r>
+        <w:rPr>
+          <w:lang w:val="pt_PT" w:bidi="pt_PT"/>
+        </w:rPr>
+        <w:t>2 Pedro 2.6</w:t>
+      </w:r>
+    </w:p>
+    <w:p>
+      <w:pPr>
+        <w:pStyle w:val="ListBullet"/>
+        <w:spacing w:line="240" w:lineRule="auto"/>
+        <w:ind w:left="720"/>
+      </w:pPr>
+      <w:r>
+        <w:rPr>
+          <w:lang w:val="pt_PT" w:bidi="pt_PT"/>
+        </w:rPr>
+      </w:r>
+      <w:r>
+        <w:rPr>
+          <w:lang w:val="pt_PT" w:bidi="pt_PT"/>
+        </w:rPr>
+        <w:t>Gênesis 10.19</w:t>
+      </w:r>
+    </w:p>
+    <w:p>
+      <w:pPr>
+        <w:pStyle w:val="ListBullet"/>
+        <w:spacing w:line="240" w:lineRule="auto"/>
+        <w:ind w:left="720"/>
+      </w:pPr>
+      <w:r>
+        <w:rPr>
+          <w:lang w:val="pt_PT" w:bidi="pt_PT"/>
+        </w:rPr>
+      </w:r>
+      <w:r>
+        <w:rPr>
+          <w:lang w:val="pt_PT" w:bidi="pt_PT"/>
+        </w:rPr>
+        <w:t>Gênesis 14.1–2</w:t>
+      </w:r>
+    </w:p>
+    <w:p>
+      <w:pPr>
+        <w:pStyle w:val="ListBullet"/>
+        <w:spacing w:line="240" w:lineRule="auto"/>
+        <w:ind w:left="720"/>
+      </w:pPr>
+      <w:r>
+        <w:rPr>
+          <w:lang w:val="pt_PT" w:bidi="pt_PT"/>
+        </w:rPr>
+      </w:r>
+      <w:r>
+        <w:rPr>
+          <w:lang w:val="pt_PT" w:bidi="pt_PT"/>
+        </w:rPr>
+        <w:t>Gênesis 18.21</w:t>
+      </w:r>
+    </w:p>
+    <w:p>
+      <w:pPr>
+        <w:pStyle w:val="ListBullet"/>
+        <w:spacing w:line="240" w:lineRule="auto"/>
+        <w:ind w:left="720"/>
+      </w:pPr>
+      <w:r>
+        <w:rPr>
+          <w:lang w:val="pt_PT" w:bidi="pt_PT"/>
+        </w:rPr>
+      </w:r>
+      <w:r>
+        <w:rPr>
+          <w:lang w:val="pt_PT" w:bidi="pt_PT"/>
+        </w:rPr>
+        <w:t>Isaías 1.9</w:t>
+      </w:r>
+    </w:p>
+    <w:p>
+      <w:pPr>
+        <w:pStyle w:val="ListBullet"/>
+        <w:spacing w:line="240" w:lineRule="auto"/>
+        <w:ind w:left="720"/>
+      </w:pPr>
+      <w:r>
+        <w:rPr>
+          <w:lang w:val="pt_PT" w:bidi="pt_PT"/>
+        </w:rPr>
+      </w:r>
+      <w:r>
+        <w:rPr>
+          <w:lang w:val="pt_PT" w:bidi="pt_PT"/>
+        </w:rPr>
+        <w:t>Mateus 10.15</w:t>
+      </w:r>
     </w:p>
     <w:p>
       <w:pPr>
@@ -10262,114 +9542,84 @@
           <w:lang w:val="pt_PT" w:bidi="pt_PT"/>
         </w:rPr>
       </w:r>
-      <w:hyperlink r:id="rId132">
-        <w:r>
-          <w:rPr>
-            <w:lang w:val="pt_PT" w:bidi="pt_PT"/>
-          </w:rPr>
-          <w:rPr>
-            <w:color w:val="0000EE"/>
-            <w:u w:val="single"/>
-          </w:rPr>
-          <w:t>Êxodo 8.22–24</w:t>
-        </w:r>
-      </w:hyperlink>
-    </w:p>
-    <w:p>
-      <w:pPr>
-        <w:pStyle w:val="ListBullet"/>
-        <w:spacing w:line="240" w:lineRule="auto"/>
-        <w:ind w:left="720"/>
-      </w:pPr>
-      <w:r>
-        <w:rPr>
-          <w:lang w:val="pt_PT" w:bidi="pt_PT"/>
-        </w:rPr>
-      </w:r>
-      <w:hyperlink r:id="rId133">
-        <w:r>
-          <w:rPr>
-            <w:lang w:val="pt_PT" w:bidi="pt_PT"/>
-          </w:rPr>
-          <w:rPr>
-            <w:color w:val="0000EE"/>
-            <w:u w:val="single"/>
-          </w:rPr>
-          <w:t>Gênesis 45.11</w:t>
-        </w:r>
-      </w:hyperlink>
-    </w:p>
-    <w:p>
-      <w:pPr>
-        <w:pStyle w:val="ListBullet"/>
-        <w:spacing w:line="240" w:lineRule="auto"/>
-        <w:ind w:left="720"/>
-      </w:pPr>
-      <w:r>
-        <w:rPr>
-          <w:lang w:val="pt_PT" w:bidi="pt_PT"/>
-        </w:rPr>
-      </w:r>
-      <w:hyperlink r:id="rId134">
-        <w:r>
-          <w:rPr>
-            <w:lang w:val="pt_PT" w:bidi="pt_PT"/>
-          </w:rPr>
-          <w:rPr>
-            <w:color w:val="0000EE"/>
-            <w:u w:val="single"/>
-          </w:rPr>
-          <w:t>Gênesis 47.2</w:t>
-        </w:r>
-      </w:hyperlink>
-    </w:p>
-    <w:p>
-      <w:pPr>
-        <w:pStyle w:val="ListBullet"/>
-        <w:spacing w:line="240" w:lineRule="auto"/>
-        <w:ind w:left="720"/>
-      </w:pPr>
-      <w:r>
-        <w:rPr>
-          <w:lang w:val="pt_PT" w:bidi="pt_PT"/>
-        </w:rPr>
-      </w:r>
-      <w:hyperlink r:id="rId135">
-        <w:r>
-          <w:rPr>
-            <w:lang w:val="pt_PT" w:bidi="pt_PT"/>
-          </w:rPr>
-          <w:rPr>
-            <w:color w:val="0000EE"/>
-            <w:u w:val="single"/>
-          </w:rPr>
-          <w:t>Gênesis 50.7–9</w:t>
-        </w:r>
-      </w:hyperlink>
-    </w:p>
-    <w:p>
-      <w:pPr>
-        <w:pStyle w:val="ListBullet"/>
-        <w:spacing w:line="240" w:lineRule="auto"/>
-        <w:ind w:left="720"/>
-      </w:pPr>
-      <w:r>
-        <w:rPr>
-          <w:lang w:val="pt_PT" w:bidi="pt_PT"/>
-        </w:rPr>
-      </w:r>
-      <w:hyperlink r:id="rId47">
-        <w:r>
-          <w:rPr>
-            <w:lang w:val="pt_PT" w:bidi="pt_PT"/>
-          </w:rPr>
-          <w:rPr>
-            <w:color w:val="0000EE"/>
-            <w:u w:val="single"/>
-          </w:rPr>
-          <w:t>Josué 10.40–41</w:t>
-        </w:r>
-      </w:hyperlink>
+      <w:r>
+        <w:rPr>
+          <w:lang w:val="pt_PT" w:bidi="pt_PT"/>
+        </w:rPr>
+        <w:t>Êxodo 8.22–24</w:t>
+      </w:r>
+    </w:p>
+    <w:p>
+      <w:pPr>
+        <w:pStyle w:val="ListBullet"/>
+        <w:spacing w:line="240" w:lineRule="auto"/>
+        <w:ind w:left="720"/>
+      </w:pPr>
+      <w:r>
+        <w:rPr>
+          <w:lang w:val="pt_PT" w:bidi="pt_PT"/>
+        </w:rPr>
+      </w:r>
+      <w:r>
+        <w:rPr>
+          <w:lang w:val="pt_PT" w:bidi="pt_PT"/>
+        </w:rPr>
+        <w:t>Gênesis 45.11</w:t>
+      </w:r>
+    </w:p>
+    <w:p>
+      <w:pPr>
+        <w:pStyle w:val="ListBullet"/>
+        <w:spacing w:line="240" w:lineRule="auto"/>
+        <w:ind w:left="720"/>
+      </w:pPr>
+      <w:r>
+        <w:rPr>
+          <w:lang w:val="pt_PT" w:bidi="pt_PT"/>
+        </w:rPr>
+      </w:r>
+      <w:r>
+        <w:rPr>
+          <w:lang w:val="pt_PT" w:bidi="pt_PT"/>
+        </w:rPr>
+        <w:t>Gênesis 47.2</w:t>
+      </w:r>
+    </w:p>
+    <w:p>
+      <w:pPr>
+        <w:pStyle w:val="ListBullet"/>
+        <w:spacing w:line="240" w:lineRule="auto"/>
+        <w:ind w:left="720"/>
+      </w:pPr>
+      <w:r>
+        <w:rPr>
+          <w:lang w:val="pt_PT" w:bidi="pt_PT"/>
+        </w:rPr>
+      </w:r>
+      <w:r>
+        <w:rPr>
+          <w:lang w:val="pt_PT" w:bidi="pt_PT"/>
+        </w:rPr>
+        <w:t>Gênesis 50.7–9</w:t>
+      </w:r>
+    </w:p>
+    <w:p>
+      <w:pPr>
+        <w:pStyle w:val="ListBullet"/>
+        <w:spacing w:line="240" w:lineRule="auto"/>
+        <w:ind w:left="720"/>
+      </w:pPr>
+      <w:r>
+        <w:rPr>
+          <w:lang w:val="pt_PT" w:bidi="pt_PT"/>
+        </w:rPr>
+      </w:r>
+      <w:r>
+        <w:rPr>
+          <w:lang w:val="pt_PT" w:bidi="pt_PT"/>
+        </w:rPr>
+        <w:t>Josué 10.40–41</w:t>
+      </w:r>
     </w:p>
     <w:p>
       <w:pPr>
@@ -10722,138 +9972,102 @@
           <w:lang w:val="pt_PT" w:bidi="pt_PT"/>
         </w:rPr>
       </w:r>
-      <w:hyperlink r:id="rId136">
-        <w:r>
-          <w:rPr>
-            <w:lang w:val="pt_PT" w:bidi="pt_PT"/>
-          </w:rPr>
-          <w:rPr>
-            <w:color w:val="0000EE"/>
-            <w:u w:val="single"/>
-          </w:rPr>
-          <w:t>Atos 7.9–10</w:t>
-        </w:r>
-      </w:hyperlink>
-    </w:p>
-    <w:p>
-      <w:pPr>
-        <w:pStyle w:val="ListBullet"/>
-        <w:spacing w:line="240" w:lineRule="auto"/>
-        <w:ind w:left="720"/>
-      </w:pPr>
-      <w:r>
-        <w:rPr>
-          <w:lang w:val="pt_PT" w:bidi="pt_PT"/>
-        </w:rPr>
-      </w:r>
-      <w:hyperlink r:id="rId137">
-        <w:r>
-          <w:rPr>
-            <w:lang w:val="pt_PT" w:bidi="pt_PT"/>
-          </w:rPr>
-          <w:rPr>
-            <w:color w:val="0000EE"/>
-            <w:u w:val="single"/>
-          </w:rPr>
-          <w:t>Atos 23.22</w:t>
-        </w:r>
-      </w:hyperlink>
-    </w:p>
-    <w:p>
-      <w:pPr>
-        <w:pStyle w:val="ListBullet"/>
-        <w:spacing w:line="240" w:lineRule="auto"/>
-        <w:ind w:left="720"/>
-      </w:pPr>
-      <w:r>
-        <w:rPr>
-          <w:lang w:val="pt_PT" w:bidi="pt_PT"/>
-        </w:rPr>
-      </w:r>
-      <w:hyperlink r:id="rId138">
-        <w:r>
-          <w:rPr>
-            <w:lang w:val="pt_PT" w:bidi="pt_PT"/>
-          </w:rPr>
-          <w:rPr>
-            <w:color w:val="0000EE"/>
-            <w:u w:val="single"/>
-          </w:rPr>
-          <w:t>Atos 26.30</w:t>
-        </w:r>
-      </w:hyperlink>
-    </w:p>
-    <w:p>
-      <w:pPr>
-        <w:pStyle w:val="ListBullet"/>
-        <w:spacing w:line="240" w:lineRule="auto"/>
-        <w:ind w:left="720"/>
-      </w:pPr>
-      <w:r>
-        <w:rPr>
-          <w:lang w:val="pt_PT" w:bidi="pt_PT"/>
-        </w:rPr>
-      </w:r>
-      <w:hyperlink r:id="rId139">
-        <w:r>
-          <w:rPr>
-            <w:lang w:val="pt_PT" w:bidi="pt_PT"/>
-          </w:rPr>
-          <w:rPr>
-            <w:color w:val="0000EE"/>
-            <w:u w:val="single"/>
-          </w:rPr>
-          <w:t>Marcos 13.9–10</w:t>
-        </w:r>
-      </w:hyperlink>
-    </w:p>
-    <w:p>
-      <w:pPr>
-        <w:pStyle w:val="ListBullet"/>
-        <w:spacing w:line="240" w:lineRule="auto"/>
-        <w:ind w:left="720"/>
-      </w:pPr>
-      <w:r>
-        <w:rPr>
-          <w:lang w:val="pt_PT" w:bidi="pt_PT"/>
-        </w:rPr>
-      </w:r>
-      <w:hyperlink r:id="rId140">
-        <w:r>
-          <w:rPr>
-            <w:lang w:val="pt_PT" w:bidi="pt_PT"/>
-          </w:rPr>
-          <w:rPr>
-            <w:color w:val="0000EE"/>
-            <w:u w:val="single"/>
-          </w:rPr>
-          <w:t>Mateus 10.18</w:t>
-        </w:r>
-      </w:hyperlink>
-    </w:p>
-    <w:p>
-      <w:pPr>
-        <w:pStyle w:val="ListBullet"/>
-        <w:spacing w:line="240" w:lineRule="auto"/>
-        <w:ind w:left="720"/>
-      </w:pPr>
-      <w:r>
-        <w:rPr>
-          <w:lang w:val="pt_PT" w:bidi="pt_PT"/>
-        </w:rPr>
-      </w:r>
-      <w:hyperlink r:id="rId141">
-        <w:r>
-          <w:rPr>
-            <w:lang w:val="pt_PT" w:bidi="pt_PT"/>
-          </w:rPr>
-          <w:rPr>
-            <w:color w:val="0000EE"/>
-            <w:u w:val="single"/>
-          </w:rPr>
-          <w:t>Mateus 27.1–2</w:t>
-        </w:r>
-      </w:hyperlink>
+      <w:r>
+        <w:rPr>
+          <w:lang w:val="pt_PT" w:bidi="pt_PT"/>
+        </w:rPr>
+        <w:t>Atos 7.9–10</w:t>
+      </w:r>
+    </w:p>
+    <w:p>
+      <w:pPr>
+        <w:pStyle w:val="ListBullet"/>
+        <w:spacing w:line="240" w:lineRule="auto"/>
+        <w:ind w:left="720"/>
+      </w:pPr>
+      <w:r>
+        <w:rPr>
+          <w:lang w:val="pt_PT" w:bidi="pt_PT"/>
+        </w:rPr>
+      </w:r>
+      <w:r>
+        <w:rPr>
+          <w:lang w:val="pt_PT" w:bidi="pt_PT"/>
+        </w:rPr>
+        <w:t>Atos 23.22</w:t>
+      </w:r>
+    </w:p>
+    <w:p>
+      <w:pPr>
+        <w:pStyle w:val="ListBullet"/>
+        <w:spacing w:line="240" w:lineRule="auto"/>
+        <w:ind w:left="720"/>
+      </w:pPr>
+      <w:r>
+        <w:rPr>
+          <w:lang w:val="pt_PT" w:bidi="pt_PT"/>
+        </w:rPr>
+      </w:r>
+      <w:r>
+        <w:rPr>
+          <w:lang w:val="pt_PT" w:bidi="pt_PT"/>
+        </w:rPr>
+        <w:t>Atos 26.30</w:t>
+      </w:r>
+    </w:p>
+    <w:p>
+      <w:pPr>
+        <w:pStyle w:val="ListBullet"/>
+        <w:spacing w:line="240" w:lineRule="auto"/>
+        <w:ind w:left="720"/>
+      </w:pPr>
+      <w:r>
+        <w:rPr>
+          <w:lang w:val="pt_PT" w:bidi="pt_PT"/>
+        </w:rPr>
+      </w:r>
+      <w:r>
+        <w:rPr>
+          <w:lang w:val="pt_PT" w:bidi="pt_PT"/>
+        </w:rPr>
+        <w:t>Marcos 13.9–10</w:t>
+      </w:r>
+    </w:p>
+    <w:p>
+      <w:pPr>
+        <w:pStyle w:val="ListBullet"/>
+        <w:spacing w:line="240" w:lineRule="auto"/>
+        <w:ind w:left="720"/>
+      </w:pPr>
+      <w:r>
+        <w:rPr>
+          <w:lang w:val="pt_PT" w:bidi="pt_PT"/>
+        </w:rPr>
+      </w:r>
+      <w:r>
+        <w:rPr>
+          <w:lang w:val="pt_PT" w:bidi="pt_PT"/>
+        </w:rPr>
+        <w:t>Mateus 10.18</w:t>
+      </w:r>
+    </w:p>
+    <w:p>
+      <w:pPr>
+        <w:pStyle w:val="ListBullet"/>
+        <w:spacing w:line="240" w:lineRule="auto"/>
+        <w:ind w:left="720"/>
+      </w:pPr>
+      <w:r>
+        <w:rPr>
+          <w:lang w:val="pt_PT" w:bidi="pt_PT"/>
+        </w:rPr>
+      </w:r>
+      <w:r>
+        <w:rPr>
+          <w:lang w:val="pt_PT" w:bidi="pt_PT"/>
+        </w:rPr>
+        <w:t>Mateus 27.1–2</w:t>
+      </w:r>
     </w:p>
     <w:p>
       <w:pPr>
@@ -11135,186 +10349,138 @@
           <w:lang w:val="pt_PT" w:bidi="pt_PT"/>
         </w:rPr>
       </w:r>
-      <w:hyperlink r:id="rId142">
-        <w:r>
-          <w:rPr>
-            <w:lang w:val="pt_PT" w:bidi="pt_PT"/>
-          </w:rPr>
-          <w:rPr>
-            <w:color w:val="0000EE"/>
-            <w:u w:val="single"/>
-          </w:rPr>
-          <w:t>Atos 3.17–18</w:t>
-        </w:r>
-      </w:hyperlink>
-    </w:p>
-    <w:p>
-      <w:pPr>
-        <w:pStyle w:val="ListBullet"/>
-        <w:spacing w:line="240" w:lineRule="auto"/>
-        <w:ind w:left="720"/>
-      </w:pPr>
-      <w:r>
-        <w:rPr>
-          <w:lang w:val="pt_PT" w:bidi="pt_PT"/>
-        </w:rPr>
-      </w:r>
-      <w:hyperlink r:id="rId143">
-        <w:r>
-          <w:rPr>
-            <w:lang w:val="pt_PT" w:bidi="pt_PT"/>
-          </w:rPr>
-          <w:rPr>
-            <w:color w:val="0000EE"/>
-            <w:u w:val="single"/>
-          </w:rPr>
-          <w:t>Atos 7.35–37</w:t>
-        </w:r>
-      </w:hyperlink>
-    </w:p>
-    <w:p>
-      <w:pPr>
-        <w:pStyle w:val="ListBullet"/>
-        <w:spacing w:line="240" w:lineRule="auto"/>
-        <w:ind w:left="720"/>
-      </w:pPr>
-      <w:r>
-        <w:rPr>
-          <w:lang w:val="pt_PT" w:bidi="pt_PT"/>
-        </w:rPr>
-      </w:r>
-      <w:hyperlink r:id="rId144">
-        <w:r>
-          <w:rPr>
-            <w:lang w:val="pt_PT" w:bidi="pt_PT"/>
-          </w:rPr>
-          <w:rPr>
-            <w:color w:val="0000EE"/>
-            <w:u w:val="single"/>
-          </w:rPr>
-          <w:t>Lucas 12.11</w:t>
-        </w:r>
-      </w:hyperlink>
-    </w:p>
-    <w:p>
-      <w:pPr>
-        <w:pStyle w:val="ListBullet"/>
-        <w:spacing w:line="240" w:lineRule="auto"/>
-        <w:ind w:left="720"/>
-      </w:pPr>
-      <w:r>
-        <w:rPr>
-          <w:lang w:val="pt_PT" w:bidi="pt_PT"/>
-        </w:rPr>
-      </w:r>
-      <w:hyperlink r:id="rId145">
-        <w:r>
-          <w:rPr>
-            <w:lang w:val="pt_PT" w:bidi="pt_PT"/>
-          </w:rPr>
-          <w:rPr>
-            <w:color w:val="0000EE"/>
-            <w:u w:val="single"/>
-          </w:rPr>
-          <w:t>Lucas 23.35</w:t>
-        </w:r>
-      </w:hyperlink>
-    </w:p>
-    <w:p>
-      <w:pPr>
-        <w:pStyle w:val="ListBullet"/>
-        <w:spacing w:line="240" w:lineRule="auto"/>
-        <w:ind w:left="720"/>
-      </w:pPr>
-      <w:r>
-        <w:rPr>
-          <w:lang w:val="pt_PT" w:bidi="pt_PT"/>
-        </w:rPr>
-      </w:r>
-      <w:hyperlink r:id="rId146">
-        <w:r>
-          <w:rPr>
-            <w:lang w:val="pt_PT" w:bidi="pt_PT"/>
-          </w:rPr>
-          <w:rPr>
-            <w:color w:val="0000EE"/>
-            <w:u w:val="single"/>
-          </w:rPr>
-          <w:t>Marcos 10.42</w:t>
-        </w:r>
-      </w:hyperlink>
-    </w:p>
-    <w:p>
-      <w:pPr>
-        <w:pStyle w:val="ListBullet"/>
-        <w:spacing w:line="240" w:lineRule="auto"/>
-        <w:ind w:left="720"/>
-      </w:pPr>
-      <w:r>
-        <w:rPr>
-          <w:lang w:val="pt_PT" w:bidi="pt_PT"/>
-        </w:rPr>
-      </w:r>
-      <w:hyperlink r:id="rId147">
-        <w:r>
-          <w:rPr>
-            <w:lang w:val="pt_PT" w:bidi="pt_PT"/>
-          </w:rPr>
-          <w:rPr>
-            <w:color w:val="0000EE"/>
-            <w:u w:val="single"/>
-          </w:rPr>
-          <w:t>Mateus 9.32–34</w:t>
-        </w:r>
-      </w:hyperlink>
-    </w:p>
-    <w:p>
-      <w:pPr>
-        <w:pStyle w:val="ListBullet"/>
-        <w:spacing w:line="240" w:lineRule="auto"/>
-        <w:ind w:left="720"/>
-      </w:pPr>
-      <w:r>
-        <w:rPr>
-          <w:lang w:val="pt_PT" w:bidi="pt_PT"/>
-        </w:rPr>
-      </w:r>
-      <w:hyperlink r:id="rId148">
-        <w:r>
-          <w:rPr>
-            <w:lang w:val="pt_PT" w:bidi="pt_PT"/>
-          </w:rPr>
-          <w:rPr>
-            <w:color w:val="0000EE"/>
-            <w:u w:val="single"/>
-          </w:rPr>
-          <w:t>Mateus 20.25</w:t>
-        </w:r>
-      </w:hyperlink>
-    </w:p>
-    <w:p>
-      <w:pPr>
-        <w:pStyle w:val="ListBullet"/>
-        <w:spacing w:line="240" w:lineRule="auto"/>
-        <w:ind w:left="720"/>
-      </w:pPr>
-      <w:r>
-        <w:rPr>
-          <w:lang w:val="pt_PT" w:bidi="pt_PT"/>
-        </w:rPr>
-      </w:r>
-      <w:hyperlink r:id="rId149">
-        <w:r>
-          <w:rPr>
-            <w:lang w:val="pt_PT" w:bidi="pt_PT"/>
-          </w:rPr>
-          <w:rPr>
-            <w:color w:val="0000EE"/>
-            <w:u w:val="single"/>
-          </w:rPr>
-          <w:t>Tito 3.1</w:t>
-        </w:r>
-      </w:hyperlink>
+      <w:r>
+        <w:rPr>
+          <w:lang w:val="pt_PT" w:bidi="pt_PT"/>
+        </w:rPr>
+        <w:t>Atos 3.17–18</w:t>
+      </w:r>
+    </w:p>
+    <w:p>
+      <w:pPr>
+        <w:pStyle w:val="ListBullet"/>
+        <w:spacing w:line="240" w:lineRule="auto"/>
+        <w:ind w:left="720"/>
+      </w:pPr>
+      <w:r>
+        <w:rPr>
+          <w:lang w:val="pt_PT" w:bidi="pt_PT"/>
+        </w:rPr>
+      </w:r>
+      <w:r>
+        <w:rPr>
+          <w:lang w:val="pt_PT" w:bidi="pt_PT"/>
+        </w:rPr>
+        <w:t>Atos 7.35–37</w:t>
+      </w:r>
+    </w:p>
+    <w:p>
+      <w:pPr>
+        <w:pStyle w:val="ListBullet"/>
+        <w:spacing w:line="240" w:lineRule="auto"/>
+        <w:ind w:left="720"/>
+      </w:pPr>
+      <w:r>
+        <w:rPr>
+          <w:lang w:val="pt_PT" w:bidi="pt_PT"/>
+        </w:rPr>
+      </w:r>
+      <w:r>
+        <w:rPr>
+          <w:lang w:val="pt_PT" w:bidi="pt_PT"/>
+        </w:rPr>
+        <w:t>Lucas 12.11</w:t>
+      </w:r>
+    </w:p>
+    <w:p>
+      <w:pPr>
+        <w:pStyle w:val="ListBullet"/>
+        <w:spacing w:line="240" w:lineRule="auto"/>
+        <w:ind w:left="720"/>
+      </w:pPr>
+      <w:r>
+        <w:rPr>
+          <w:lang w:val="pt_PT" w:bidi="pt_PT"/>
+        </w:rPr>
+      </w:r>
+      <w:r>
+        <w:rPr>
+          <w:lang w:val="pt_PT" w:bidi="pt_PT"/>
+        </w:rPr>
+        <w:t>Lucas 23.35</w:t>
+      </w:r>
+    </w:p>
+    <w:p>
+      <w:pPr>
+        <w:pStyle w:val="ListBullet"/>
+        <w:spacing w:line="240" w:lineRule="auto"/>
+        <w:ind w:left="720"/>
+      </w:pPr>
+      <w:r>
+        <w:rPr>
+          <w:lang w:val="pt_PT" w:bidi="pt_PT"/>
+        </w:rPr>
+      </w:r>
+      <w:r>
+        <w:rPr>
+          <w:lang w:val="pt_PT" w:bidi="pt_PT"/>
+        </w:rPr>
+        <w:t>Marcos 10.42</w:t>
+      </w:r>
+    </w:p>
+    <w:p>
+      <w:pPr>
+        <w:pStyle w:val="ListBullet"/>
+        <w:spacing w:line="240" w:lineRule="auto"/>
+        <w:ind w:left="720"/>
+      </w:pPr>
+      <w:r>
+        <w:rPr>
+          <w:lang w:val="pt_PT" w:bidi="pt_PT"/>
+        </w:rPr>
+      </w:r>
+      <w:r>
+        <w:rPr>
+          <w:lang w:val="pt_PT" w:bidi="pt_PT"/>
+        </w:rPr>
+        <w:t>Mateus 9.32–34</w:t>
+      </w:r>
+    </w:p>
+    <w:p>
+      <w:pPr>
+        <w:pStyle w:val="ListBullet"/>
+        <w:spacing w:line="240" w:lineRule="auto"/>
+        <w:ind w:left="720"/>
+      </w:pPr>
+      <w:r>
+        <w:rPr>
+          <w:lang w:val="pt_PT" w:bidi="pt_PT"/>
+        </w:rPr>
+      </w:r>
+      <w:r>
+        <w:rPr>
+          <w:lang w:val="pt_PT" w:bidi="pt_PT"/>
+        </w:rPr>
+        <w:t>Mateus 20.25</w:t>
+      </w:r>
+    </w:p>
+    <w:p>
+      <w:pPr>
+        <w:pStyle w:val="ListBullet"/>
+        <w:spacing w:line="240" w:lineRule="auto"/>
+        <w:ind w:left="720"/>
+      </w:pPr>
+      <w:r>
+        <w:rPr>
+          <w:lang w:val="pt_PT" w:bidi="pt_PT"/>
+        </w:rPr>
+      </w:r>
+      <w:r>
+        <w:rPr>
+          <w:lang w:val="pt_PT" w:bidi="pt_PT"/>
+        </w:rPr>
+        <w:t>Tito 3.1</w:t>
+      </w:r>
     </w:p>
     <w:p>
       <w:pPr>
@@ -11545,234 +10711,174 @@
           <w:lang w:val="pt_PT" w:bidi="pt_PT"/>
         </w:rPr>
       </w:r>
-      <w:hyperlink r:id="rId150">
-        <w:r>
-          <w:rPr>
-            <w:lang w:val="pt_PT" w:bidi="pt_PT"/>
-          </w:rPr>
-          <w:rPr>
-            <w:color w:val="0000EE"/>
-            <w:u w:val="single"/>
-          </w:rPr>
-          <w:t>Atos 4.33</w:t>
-        </w:r>
-      </w:hyperlink>
-    </w:p>
-    <w:p>
-      <w:pPr>
-        <w:pStyle w:val="ListBullet"/>
-        <w:spacing w:line="240" w:lineRule="auto"/>
-        <w:ind w:left="720"/>
-      </w:pPr>
-      <w:r>
-        <w:rPr>
-          <w:lang w:val="pt_PT" w:bidi="pt_PT"/>
-        </w:rPr>
-      </w:r>
-      <w:hyperlink r:id="rId151">
-        <w:r>
-          <w:rPr>
-            <w:lang w:val="pt_PT" w:bidi="pt_PT"/>
-          </w:rPr>
-          <w:rPr>
-            <w:color w:val="0000EE"/>
-            <w:u w:val="single"/>
-          </w:rPr>
-          <w:t>Atos 6.8</w:t>
-        </w:r>
-      </w:hyperlink>
-    </w:p>
-    <w:p>
-      <w:pPr>
-        <w:pStyle w:val="ListBullet"/>
-        <w:spacing w:line="240" w:lineRule="auto"/>
-        <w:ind w:left="720"/>
-      </w:pPr>
-      <w:r>
-        <w:rPr>
-          <w:lang w:val="pt_PT" w:bidi="pt_PT"/>
-        </w:rPr>
-      </w:r>
-      <w:hyperlink r:id="rId152">
-        <w:r>
-          <w:rPr>
-            <w:lang w:val="pt_PT" w:bidi="pt_PT"/>
-          </w:rPr>
-          <w:rPr>
-            <w:color w:val="0000EE"/>
-            <w:u w:val="single"/>
-          </w:rPr>
-          <w:t>Atos 14.4</w:t>
-        </w:r>
-      </w:hyperlink>
-    </w:p>
-    <w:p>
-      <w:pPr>
-        <w:pStyle w:val="ListBullet"/>
-        <w:spacing w:line="240" w:lineRule="auto"/>
-        <w:ind w:left="720"/>
-      </w:pPr>
-      <w:r>
-        <w:rPr>
-          <w:lang w:val="pt_PT" w:bidi="pt_PT"/>
-        </w:rPr>
-      </w:r>
-      <w:hyperlink r:id="rId153">
-        <w:r>
-          <w:rPr>
-            <w:lang w:val="pt_PT" w:bidi="pt_PT"/>
-          </w:rPr>
-          <w:rPr>
-            <w:color w:val="0000EE"/>
-            <w:u w:val="single"/>
-          </w:rPr>
-          <w:t>Colossenses 4.6</w:t>
-        </w:r>
-      </w:hyperlink>
-    </w:p>
-    <w:p>
-      <w:pPr>
-        <w:pStyle w:val="ListBullet"/>
-        <w:spacing w:line="240" w:lineRule="auto"/>
-        <w:ind w:left="720"/>
-      </w:pPr>
-      <w:r>
-        <w:rPr>
-          <w:lang w:val="pt_PT" w:bidi="pt_PT"/>
-        </w:rPr>
-      </w:r>
-      <w:hyperlink r:id="rId154">
-        <w:r>
-          <w:rPr>
-            <w:lang w:val="pt_PT" w:bidi="pt_PT"/>
-          </w:rPr>
-          <w:rPr>
-            <w:color w:val="0000EE"/>
-            <w:u w:val="single"/>
-          </w:rPr>
-          <w:t>Colossenses 4.18</w:t>
-        </w:r>
-      </w:hyperlink>
-    </w:p>
-    <w:p>
-      <w:pPr>
-        <w:pStyle w:val="ListBullet"/>
-        <w:spacing w:line="240" w:lineRule="auto"/>
-        <w:ind w:left="720"/>
-      </w:pPr>
-      <w:r>
-        <w:rPr>
-          <w:lang w:val="pt_PT" w:bidi="pt_PT"/>
-        </w:rPr>
-      </w:r>
-      <w:hyperlink r:id="rId155">
-        <w:r>
-          <w:rPr>
-            <w:lang w:val="pt_PT" w:bidi="pt_PT"/>
-          </w:rPr>
-          <w:rPr>
-            <w:color w:val="0000EE"/>
-            <w:u w:val="single"/>
-          </w:rPr>
-          <w:t>Gênesis 43.28–29</w:t>
-        </w:r>
-      </w:hyperlink>
-    </w:p>
-    <w:p>
-      <w:pPr>
-        <w:pStyle w:val="ListBullet"/>
-        <w:spacing w:line="240" w:lineRule="auto"/>
-        <w:ind w:left="720"/>
-      </w:pPr>
-      <w:r>
-        <w:rPr>
-          <w:lang w:val="pt_PT" w:bidi="pt_PT"/>
-        </w:rPr>
-      </w:r>
-      <w:hyperlink r:id="rId156">
-        <w:r>
-          <w:rPr>
-            <w:lang w:val="pt_PT" w:bidi="pt_PT"/>
-          </w:rPr>
-          <w:rPr>
-            <w:color w:val="0000EE"/>
-            <w:u w:val="single"/>
-          </w:rPr>
-          <w:t>Tiago 4.7</w:t>
-        </w:r>
-      </w:hyperlink>
-    </w:p>
-    <w:p>
-      <w:pPr>
-        <w:pStyle w:val="ListBullet"/>
-        <w:spacing w:line="240" w:lineRule="auto"/>
-        <w:ind w:left="720"/>
-      </w:pPr>
-      <w:r>
-        <w:rPr>
-          <w:lang w:val="pt_PT" w:bidi="pt_PT"/>
-        </w:rPr>
-      </w:r>
-      <w:hyperlink r:id="rId157">
-        <w:r>
-          <w:rPr>
-            <w:lang w:val="pt_PT" w:bidi="pt_PT"/>
-          </w:rPr>
-          <w:rPr>
-            <w:color w:val="0000EE"/>
-            <w:u w:val="single"/>
-          </w:rPr>
-          <w:t>João 1.16</w:t>
-        </w:r>
-      </w:hyperlink>
-    </w:p>
-    <w:p>
-      <w:pPr>
-        <w:pStyle w:val="ListBullet"/>
-        <w:spacing w:line="240" w:lineRule="auto"/>
-        <w:ind w:left="720"/>
-      </w:pPr>
-      <w:r>
-        <w:rPr>
-          <w:lang w:val="pt_PT" w:bidi="pt_PT"/>
-        </w:rPr>
-      </w:r>
-      <w:hyperlink r:id="rId158">
-        <w:r>
-          <w:rPr>
-            <w:lang w:val="pt_PT" w:bidi="pt_PT"/>
-          </w:rPr>
-          <w:rPr>
-            <w:color w:val="0000EE"/>
-            <w:u w:val="single"/>
-          </w:rPr>
-          <w:t>Filipenses 4.21–23</w:t>
-        </w:r>
-      </w:hyperlink>
-    </w:p>
-    <w:p>
-      <w:pPr>
-        <w:pStyle w:val="ListBullet"/>
-        <w:spacing w:line="240" w:lineRule="auto"/>
-        <w:ind w:left="720"/>
-      </w:pPr>
-      <w:r>
-        <w:rPr>
-          <w:lang w:val="pt_PT" w:bidi="pt_PT"/>
-        </w:rPr>
-      </w:r>
-      <w:hyperlink r:id="rId159">
-        <w:r>
-          <w:rPr>
-            <w:lang w:val="pt_PT" w:bidi="pt_PT"/>
-          </w:rPr>
-          <w:rPr>
-            <w:color w:val="0000EE"/>
-            <w:u w:val="single"/>
-          </w:rPr>
-          <w:t>Apocalipse 22.20–21</w:t>
-        </w:r>
-      </w:hyperlink>
+      <w:r>
+        <w:rPr>
+          <w:lang w:val="pt_PT" w:bidi="pt_PT"/>
+        </w:rPr>
+        <w:t>Atos 4.33</w:t>
+      </w:r>
+    </w:p>
+    <w:p>
+      <w:pPr>
+        <w:pStyle w:val="ListBullet"/>
+        <w:spacing w:line="240" w:lineRule="auto"/>
+        <w:ind w:left="720"/>
+      </w:pPr>
+      <w:r>
+        <w:rPr>
+          <w:lang w:val="pt_PT" w:bidi="pt_PT"/>
+        </w:rPr>
+      </w:r>
+      <w:r>
+        <w:rPr>
+          <w:lang w:val="pt_PT" w:bidi="pt_PT"/>
+        </w:rPr>
+        <w:t>Atos 6.8</w:t>
+      </w:r>
+    </w:p>
+    <w:p>
+      <w:pPr>
+        <w:pStyle w:val="ListBullet"/>
+        <w:spacing w:line="240" w:lineRule="auto"/>
+        <w:ind w:left="720"/>
+      </w:pPr>
+      <w:r>
+        <w:rPr>
+          <w:lang w:val="pt_PT" w:bidi="pt_PT"/>
+        </w:rPr>
+      </w:r>
+      <w:r>
+        <w:rPr>
+          <w:lang w:val="pt_PT" w:bidi="pt_PT"/>
+        </w:rPr>
+        <w:t>Atos 14.4</w:t>
+      </w:r>
+    </w:p>
+    <w:p>
+      <w:pPr>
+        <w:pStyle w:val="ListBullet"/>
+        <w:spacing w:line="240" w:lineRule="auto"/>
+        <w:ind w:left="720"/>
+      </w:pPr>
+      <w:r>
+        <w:rPr>
+          <w:lang w:val="pt_PT" w:bidi="pt_PT"/>
+        </w:rPr>
+      </w:r>
+      <w:r>
+        <w:rPr>
+          <w:lang w:val="pt_PT" w:bidi="pt_PT"/>
+        </w:rPr>
+        <w:t>Colossenses 4.6</w:t>
+      </w:r>
+    </w:p>
+    <w:p>
+      <w:pPr>
+        <w:pStyle w:val="ListBullet"/>
+        <w:spacing w:line="240" w:lineRule="auto"/>
+        <w:ind w:left="720"/>
+      </w:pPr>
+      <w:r>
+        <w:rPr>
+          <w:lang w:val="pt_PT" w:bidi="pt_PT"/>
+        </w:rPr>
+      </w:r>
+      <w:r>
+        <w:rPr>
+          <w:lang w:val="pt_PT" w:bidi="pt_PT"/>
+        </w:rPr>
+        <w:t>Colossenses 4.18</w:t>
+      </w:r>
+    </w:p>
+    <w:p>
+      <w:pPr>
+        <w:pStyle w:val="ListBullet"/>
+        <w:spacing w:line="240" w:lineRule="auto"/>
+        <w:ind w:left="720"/>
+      </w:pPr>
+      <w:r>
+        <w:rPr>
+          <w:lang w:val="pt_PT" w:bidi="pt_PT"/>
+        </w:rPr>
+      </w:r>
+      <w:r>
+        <w:rPr>
+          <w:lang w:val="pt_PT" w:bidi="pt_PT"/>
+        </w:rPr>
+        <w:t>Gênesis 43.28–29</w:t>
+      </w:r>
+    </w:p>
+    <w:p>
+      <w:pPr>
+        <w:pStyle w:val="ListBullet"/>
+        <w:spacing w:line="240" w:lineRule="auto"/>
+        <w:ind w:left="720"/>
+      </w:pPr>
+      <w:r>
+        <w:rPr>
+          <w:lang w:val="pt_PT" w:bidi="pt_PT"/>
+        </w:rPr>
+      </w:r>
+      <w:r>
+        <w:rPr>
+          <w:lang w:val="pt_PT" w:bidi="pt_PT"/>
+        </w:rPr>
+        <w:t>Tiago 4.7</w:t>
+      </w:r>
+    </w:p>
+    <w:p>
+      <w:pPr>
+        <w:pStyle w:val="ListBullet"/>
+        <w:spacing w:line="240" w:lineRule="auto"/>
+        <w:ind w:left="720"/>
+      </w:pPr>
+      <w:r>
+        <w:rPr>
+          <w:lang w:val="pt_PT" w:bidi="pt_PT"/>
+        </w:rPr>
+      </w:r>
+      <w:r>
+        <w:rPr>
+          <w:lang w:val="pt_PT" w:bidi="pt_PT"/>
+        </w:rPr>
+        <w:t>João 1.16</w:t>
+      </w:r>
+    </w:p>
+    <w:p>
+      <w:pPr>
+        <w:pStyle w:val="ListBullet"/>
+        <w:spacing w:line="240" w:lineRule="auto"/>
+        <w:ind w:left="720"/>
+      </w:pPr>
+      <w:r>
+        <w:rPr>
+          <w:lang w:val="pt_PT" w:bidi="pt_PT"/>
+        </w:rPr>
+      </w:r>
+      <w:r>
+        <w:rPr>
+          <w:lang w:val="pt_PT" w:bidi="pt_PT"/>
+        </w:rPr>
+        <w:t>Filipenses 4.21–23</w:t>
+      </w:r>
+    </w:p>
+    <w:p>
+      <w:pPr>
+        <w:pStyle w:val="ListBullet"/>
+        <w:spacing w:line="240" w:lineRule="auto"/>
+        <w:ind w:left="720"/>
+      </w:pPr>
+      <w:r>
+        <w:rPr>
+          <w:lang w:val="pt_PT" w:bidi="pt_PT"/>
+        </w:rPr>
+      </w:r>
+      <w:r>
+        <w:rPr>
+          <w:lang w:val="pt_PT" w:bidi="pt_PT"/>
+        </w:rPr>
+        <w:t>Apocalipse 22.20–21</w:t>
+      </w:r>
     </w:p>
     <w:p>
       <w:pPr>
@@ -11952,114 +11058,84 @@
           <w:lang w:val="pt_PT" w:bidi="pt_PT"/>
         </w:rPr>
       </w:r>
-      <w:hyperlink r:id="rId160">
-        <w:r>
-          <w:rPr>
-            <w:lang w:val="pt_PT" w:bidi="pt_PT"/>
-          </w:rPr>
-          <w:rPr>
-            <w:color w:val="0000EE"/>
-            <w:u w:val="single"/>
-          </w:rPr>
-          <w:t>Mateus 27.29</w:t>
-        </w:r>
-      </w:hyperlink>
-    </w:p>
-    <w:p>
-      <w:pPr>
-        <w:pStyle w:val="ListBullet"/>
-        <w:spacing w:line="240" w:lineRule="auto"/>
-        <w:ind w:left="720"/>
-      </w:pPr>
-      <w:r>
-        <w:rPr>
-          <w:lang w:val="pt_PT" w:bidi="pt_PT"/>
-        </w:rPr>
-      </w:r>
-      <w:hyperlink r:id="rId161">
-        <w:r>
-          <w:rPr>
-            <w:lang w:val="pt_PT" w:bidi="pt_PT"/>
-          </w:rPr>
-          <w:rPr>
-            <w:color w:val="0000EE"/>
-            <w:u w:val="single"/>
-          </w:rPr>
-          <w:t>Mateus 28.8–10</w:t>
-        </w:r>
-      </w:hyperlink>
-    </w:p>
-    <w:p>
-      <w:pPr>
-        <w:pStyle w:val="ListBullet"/>
-        <w:spacing w:line="240" w:lineRule="auto"/>
-        <w:ind w:left="720"/>
-      </w:pPr>
-      <w:r>
-        <w:rPr>
-          <w:lang w:val="pt_PT" w:bidi="pt_PT"/>
-        </w:rPr>
-      </w:r>
-      <w:hyperlink r:id="rId162">
-        <w:r>
-          <w:rPr>
-            <w:lang w:val="pt_PT" w:bidi="pt_PT"/>
-          </w:rPr>
-          <w:rPr>
-            <w:color w:val="0000EE"/>
-            <w:u w:val="single"/>
-          </w:rPr>
-          <w:t>Salmos 78.48</w:t>
-        </w:r>
-      </w:hyperlink>
-    </w:p>
-    <w:p>
-      <w:pPr>
-        <w:pStyle w:val="ListBullet"/>
-        <w:spacing w:line="240" w:lineRule="auto"/>
-        <w:ind w:left="720"/>
-      </w:pPr>
-      <w:r>
-        <w:rPr>
-          <w:lang w:val="pt_PT" w:bidi="pt_PT"/>
-        </w:rPr>
-      </w:r>
-      <w:hyperlink r:id="rId163">
-        <w:r>
-          <w:rPr>
-            <w:lang w:val="pt_PT" w:bidi="pt_PT"/>
-          </w:rPr>
-          <w:rPr>
-            <w:color w:val="0000EE"/>
-            <w:u w:val="single"/>
-          </w:rPr>
-          <w:t>Salmos 148.8</w:t>
-        </w:r>
-      </w:hyperlink>
-    </w:p>
-    <w:p>
-      <w:pPr>
-        <w:pStyle w:val="ListBullet"/>
-        <w:spacing w:line="240" w:lineRule="auto"/>
-        <w:ind w:left="720"/>
-      </w:pPr>
-      <w:r>
-        <w:rPr>
-          <w:lang w:val="pt_PT" w:bidi="pt_PT"/>
-        </w:rPr>
-      </w:r>
-      <w:hyperlink r:id="rId164">
-        <w:r>
-          <w:rPr>
-            <w:lang w:val="pt_PT" w:bidi="pt_PT"/>
-          </w:rPr>
-          <w:rPr>
-            <w:color w:val="0000EE"/>
-            <w:u w:val="single"/>
-          </w:rPr>
-          <w:t>Apocalipse 8.7</w:t>
-        </w:r>
-      </w:hyperlink>
+      <w:r>
+        <w:rPr>
+          <w:lang w:val="pt_PT" w:bidi="pt_PT"/>
+        </w:rPr>
+        <w:t>Mateus 27.29</w:t>
+      </w:r>
+    </w:p>
+    <w:p>
+      <w:pPr>
+        <w:pStyle w:val="ListBullet"/>
+        <w:spacing w:line="240" w:lineRule="auto"/>
+        <w:ind w:left="720"/>
+      </w:pPr>
+      <w:r>
+        <w:rPr>
+          <w:lang w:val="pt_PT" w:bidi="pt_PT"/>
+        </w:rPr>
+      </w:r>
+      <w:r>
+        <w:rPr>
+          <w:lang w:val="pt_PT" w:bidi="pt_PT"/>
+        </w:rPr>
+        <w:t>Mateus 28.8–10</w:t>
+      </w:r>
+    </w:p>
+    <w:p>
+      <w:pPr>
+        <w:pStyle w:val="ListBullet"/>
+        <w:spacing w:line="240" w:lineRule="auto"/>
+        <w:ind w:left="720"/>
+      </w:pPr>
+      <w:r>
+        <w:rPr>
+          <w:lang w:val="pt_PT" w:bidi="pt_PT"/>
+        </w:rPr>
+      </w:r>
+      <w:r>
+        <w:rPr>
+          <w:lang w:val="pt_PT" w:bidi="pt_PT"/>
+        </w:rPr>
+        <w:t>Salmos 78.48</w:t>
+      </w:r>
+    </w:p>
+    <w:p>
+      <w:pPr>
+        <w:pStyle w:val="ListBullet"/>
+        <w:spacing w:line="240" w:lineRule="auto"/>
+        <w:ind w:left="720"/>
+      </w:pPr>
+      <w:r>
+        <w:rPr>
+          <w:lang w:val="pt_PT" w:bidi="pt_PT"/>
+        </w:rPr>
+      </w:r>
+      <w:r>
+        <w:rPr>
+          <w:lang w:val="pt_PT" w:bidi="pt_PT"/>
+        </w:rPr>
+        <w:t>Salmos 148.8</w:t>
+      </w:r>
+    </w:p>
+    <w:p>
+      <w:pPr>
+        <w:pStyle w:val="ListBullet"/>
+        <w:spacing w:line="240" w:lineRule="auto"/>
+        <w:ind w:left="720"/>
+      </w:pPr>
+      <w:r>
+        <w:rPr>
+          <w:lang w:val="pt_PT" w:bidi="pt_PT"/>
+        </w:rPr>
+      </w:r>
+      <w:r>
+        <w:rPr>
+          <w:lang w:val="pt_PT" w:bidi="pt_PT"/>
+        </w:rPr>
+        <w:t>Apocalipse 8.7</w:t>
+      </w:r>
     </w:p>
     <w:p>
       <w:pPr>
@@ -12263,162 +11339,120 @@
           <w:lang w:val="pt_PT" w:bidi="pt_PT"/>
         </w:rPr>
       </w:r>
-      <w:hyperlink r:id="rId165">
-        <w:r>
-          <w:rPr>
-            <w:lang w:val="pt_PT" w:bidi="pt_PT"/>
-          </w:rPr>
-          <w:rPr>
-            <w:color w:val="0000EE"/>
-            <w:u w:val="single"/>
-          </w:rPr>
-          <w:t>Gênesis 42.3</w:t>
-        </w:r>
-      </w:hyperlink>
-    </w:p>
-    <w:p>
-      <w:pPr>
-        <w:pStyle w:val="ListBullet"/>
-        <w:spacing w:line="240" w:lineRule="auto"/>
-        <w:ind w:left="720"/>
-      </w:pPr>
-      <w:r>
-        <w:rPr>
-          <w:lang w:val="pt_PT" w:bidi="pt_PT"/>
-        </w:rPr>
-      </w:r>
-      <w:hyperlink r:id="rId166">
-        <w:r>
-          <w:rPr>
-            <w:lang w:val="pt_PT" w:bidi="pt_PT"/>
-          </w:rPr>
-          <w:rPr>
-            <w:color w:val="0000EE"/>
-            <w:u w:val="single"/>
-          </w:rPr>
-          <w:t>Gênesis 42.26–28</w:t>
-        </w:r>
-      </w:hyperlink>
-    </w:p>
-    <w:p>
-      <w:pPr>
-        <w:pStyle w:val="ListBullet"/>
-        <w:spacing w:line="240" w:lineRule="auto"/>
-        <w:ind w:left="720"/>
-      </w:pPr>
-      <w:r>
-        <w:rPr>
-          <w:lang w:val="pt_PT" w:bidi="pt_PT"/>
-        </w:rPr>
-      </w:r>
-      <w:hyperlink r:id="rId167">
-        <w:r>
-          <w:rPr>
-            <w:lang w:val="pt_PT" w:bidi="pt_PT"/>
-          </w:rPr>
-          <w:rPr>
-            <w:color w:val="0000EE"/>
-            <w:u w:val="single"/>
-          </w:rPr>
-          <w:t>Gênesis 43.1–2</w:t>
-        </w:r>
-      </w:hyperlink>
-    </w:p>
-    <w:p>
-      <w:pPr>
-        <w:pStyle w:val="ListBullet"/>
-        <w:spacing w:line="240" w:lineRule="auto"/>
-        <w:ind w:left="720"/>
-      </w:pPr>
-      <w:r>
-        <w:rPr>
-          <w:lang w:val="pt_PT" w:bidi="pt_PT"/>
-        </w:rPr>
-      </w:r>
-      <w:hyperlink r:id="rId168">
-        <w:r>
-          <w:rPr>
-            <w:lang w:val="pt_PT" w:bidi="pt_PT"/>
-          </w:rPr>
-          <w:rPr>
-            <w:color w:val="0000EE"/>
-            <w:u w:val="single"/>
-          </w:rPr>
-          <w:t>Lucas 6.2</w:t>
-        </w:r>
-      </w:hyperlink>
-    </w:p>
-    <w:p>
-      <w:pPr>
-        <w:pStyle w:val="ListBullet"/>
-        <w:spacing w:line="240" w:lineRule="auto"/>
-        <w:ind w:left="720"/>
-      </w:pPr>
-      <w:r>
-        <w:rPr>
-          <w:lang w:val="pt_PT" w:bidi="pt_PT"/>
-        </w:rPr>
-      </w:r>
-      <w:hyperlink r:id="rId169">
-        <w:r>
-          <w:rPr>
-            <w:lang w:val="pt_PT" w:bidi="pt_PT"/>
-          </w:rPr>
-          <w:rPr>
-            <w:color w:val="0000EE"/>
-            <w:u w:val="single"/>
-          </w:rPr>
-          <w:t>Marcos 2.24</w:t>
-        </w:r>
-      </w:hyperlink>
-    </w:p>
-    <w:p>
-      <w:pPr>
-        <w:pStyle w:val="ListBullet"/>
-        <w:spacing w:line="240" w:lineRule="auto"/>
-        <w:ind w:left="720"/>
-      </w:pPr>
-      <w:r>
-        <w:rPr>
-          <w:lang w:val="pt_PT" w:bidi="pt_PT"/>
-        </w:rPr>
-      </w:r>
-      <w:hyperlink r:id="rId170">
-        <w:r>
-          <w:rPr>
-            <w:lang w:val="pt_PT" w:bidi="pt_PT"/>
-          </w:rPr>
-          <w:rPr>
-            <w:color w:val="0000EE"/>
-            <w:u w:val="single"/>
-          </w:rPr>
-          <w:t>Mateus 13.7–9</w:t>
-        </w:r>
-      </w:hyperlink>
-    </w:p>
-    <w:p>
-      <w:pPr>
-        <w:pStyle w:val="ListBullet"/>
-        <w:spacing w:line="240" w:lineRule="auto"/>
-        <w:ind w:left="720"/>
-      </w:pPr>
-      <w:r>
-        <w:rPr>
-          <w:lang w:val="pt_PT" w:bidi="pt_PT"/>
-        </w:rPr>
-      </w:r>
-      <w:hyperlink r:id="rId171">
-        <w:r>
-          <w:rPr>
-            <w:lang w:val="pt_PT" w:bidi="pt_PT"/>
-          </w:rPr>
-          <w:rPr>
-            <w:color w:val="0000EE"/>
-            <w:u w:val="single"/>
-          </w:rPr>
-          <w:t>Rute 1.22</w:t>
-        </w:r>
-      </w:hyperlink>
+      <w:r>
+        <w:rPr>
+          <w:lang w:val="pt_PT" w:bidi="pt_PT"/>
+        </w:rPr>
+        <w:t>Gênesis 42.3</w:t>
+      </w:r>
+    </w:p>
+    <w:p>
+      <w:pPr>
+        <w:pStyle w:val="ListBullet"/>
+        <w:spacing w:line="240" w:lineRule="auto"/>
+        <w:ind w:left="720"/>
+      </w:pPr>
+      <w:r>
+        <w:rPr>
+          <w:lang w:val="pt_PT" w:bidi="pt_PT"/>
+        </w:rPr>
+      </w:r>
+      <w:r>
+        <w:rPr>
+          <w:lang w:val="pt_PT" w:bidi="pt_PT"/>
+        </w:rPr>
+        <w:t>Gênesis 42.26–28</w:t>
+      </w:r>
+    </w:p>
+    <w:p>
+      <w:pPr>
+        <w:pStyle w:val="ListBullet"/>
+        <w:spacing w:line="240" w:lineRule="auto"/>
+        <w:ind w:left="720"/>
+      </w:pPr>
+      <w:r>
+        <w:rPr>
+          <w:lang w:val="pt_PT" w:bidi="pt_PT"/>
+        </w:rPr>
+      </w:r>
+      <w:r>
+        <w:rPr>
+          <w:lang w:val="pt_PT" w:bidi="pt_PT"/>
+        </w:rPr>
+        <w:t>Gênesis 43.1–2</w:t>
+      </w:r>
+    </w:p>
+    <w:p>
+      <w:pPr>
+        <w:pStyle w:val="ListBullet"/>
+        <w:spacing w:line="240" w:lineRule="auto"/>
+        <w:ind w:left="720"/>
+      </w:pPr>
+      <w:r>
+        <w:rPr>
+          <w:lang w:val="pt_PT" w:bidi="pt_PT"/>
+        </w:rPr>
+      </w:r>
+      <w:r>
+        <w:rPr>
+          <w:lang w:val="pt_PT" w:bidi="pt_PT"/>
+        </w:rPr>
+        <w:t>Lucas 6.2</w:t>
+      </w:r>
+    </w:p>
+    <w:p>
+      <w:pPr>
+        <w:pStyle w:val="ListBullet"/>
+        <w:spacing w:line="240" w:lineRule="auto"/>
+        <w:ind w:left="720"/>
+      </w:pPr>
+      <w:r>
+        <w:rPr>
+          <w:lang w:val="pt_PT" w:bidi="pt_PT"/>
+        </w:rPr>
+      </w:r>
+      <w:r>
+        <w:rPr>
+          <w:lang w:val="pt_PT" w:bidi="pt_PT"/>
+        </w:rPr>
+        <w:t>Marcos 2.24</w:t>
+      </w:r>
+    </w:p>
+    <w:p>
+      <w:pPr>
+        <w:pStyle w:val="ListBullet"/>
+        <w:spacing w:line="240" w:lineRule="auto"/>
+        <w:ind w:left="720"/>
+      </w:pPr>
+      <w:r>
+        <w:rPr>
+          <w:lang w:val="pt_PT" w:bidi="pt_PT"/>
+        </w:rPr>
+      </w:r>
+      <w:r>
+        <w:rPr>
+          <w:lang w:val="pt_PT" w:bidi="pt_PT"/>
+        </w:rPr>
+        <w:t>Mateus 13.7–9</w:t>
+      </w:r>
+    </w:p>
+    <w:p>
+      <w:pPr>
+        <w:pStyle w:val="ListBullet"/>
+        <w:spacing w:line="240" w:lineRule="auto"/>
+        <w:ind w:left="720"/>
+      </w:pPr>
+      <w:r>
+        <w:rPr>
+          <w:lang w:val="pt_PT" w:bidi="pt_PT"/>
+        </w:rPr>
+      </w:r>
+      <w:r>
+        <w:rPr>
+          <w:lang w:val="pt_PT" w:bidi="pt_PT"/>
+        </w:rPr>
+        <w:t>Rute 1.22</w:t>
+      </w:r>
     </w:p>
     <w:p>
       <w:pPr>
@@ -12702,90 +11736,66 @@
           <w:lang w:val="pt_PT" w:bidi="pt_PT"/>
         </w:rPr>
       </w:r>
-      <w:hyperlink r:id="rId172">
-        <w:r>
-          <w:rPr>
-            <w:lang w:val="pt_PT" w:bidi="pt_PT"/>
-          </w:rPr>
-          <w:rPr>
-            <w:color w:val="0000EE"/>
-            <w:u w:val="single"/>
-          </w:rPr>
-          <w:t>Daniel 8.21</w:t>
-        </w:r>
-      </w:hyperlink>
-    </w:p>
-    <w:p>
-      <w:pPr>
-        <w:pStyle w:val="ListBullet"/>
-        <w:spacing w:line="240" w:lineRule="auto"/>
-        <w:ind w:left="720"/>
-      </w:pPr>
-      <w:r>
-        <w:rPr>
-          <w:lang w:val="pt_PT" w:bidi="pt_PT"/>
-        </w:rPr>
-      </w:r>
-      <w:hyperlink r:id="rId173">
-        <w:r>
-          <w:rPr>
-            <w:lang w:val="pt_PT" w:bidi="pt_PT"/>
-          </w:rPr>
-          <w:rPr>
-            <w:color w:val="0000EE"/>
-            <w:u w:val="single"/>
-          </w:rPr>
-          <w:t>Daniel 10.20–21</w:t>
-        </w:r>
-      </w:hyperlink>
-    </w:p>
-    <w:p>
-      <w:pPr>
-        <w:pStyle w:val="ListBullet"/>
-        <w:spacing w:line="240" w:lineRule="auto"/>
-        <w:ind w:left="720"/>
-      </w:pPr>
-      <w:r>
-        <w:rPr>
-          <w:lang w:val="pt_PT" w:bidi="pt_PT"/>
-        </w:rPr>
-      </w:r>
-      <w:hyperlink r:id="rId174">
-        <w:r>
-          <w:rPr>
-            <w:lang w:val="pt_PT" w:bidi="pt_PT"/>
-          </w:rPr>
-          <w:rPr>
-            <w:color w:val="0000EE"/>
-            <w:u w:val="single"/>
-          </w:rPr>
-          <w:t>Daniel 11.1–2</w:t>
-        </w:r>
-      </w:hyperlink>
-    </w:p>
-    <w:p>
-      <w:pPr>
-        <w:pStyle w:val="ListBullet"/>
-        <w:spacing w:line="240" w:lineRule="auto"/>
-        <w:ind w:left="720"/>
-      </w:pPr>
-      <w:r>
-        <w:rPr>
-          <w:lang w:val="pt_PT" w:bidi="pt_PT"/>
-        </w:rPr>
-      </w:r>
-      <w:hyperlink r:id="rId175">
-        <w:r>
-          <w:rPr>
-            <w:lang w:val="pt_PT" w:bidi="pt_PT"/>
-          </w:rPr>
-          <w:rPr>
-            <w:color w:val="0000EE"/>
-            <w:u w:val="single"/>
-          </w:rPr>
-          <w:t>Zacarias 9.13</w:t>
-        </w:r>
-      </w:hyperlink>
+      <w:r>
+        <w:rPr>
+          <w:lang w:val="pt_PT" w:bidi="pt_PT"/>
+        </w:rPr>
+        <w:t>Daniel 8.21</w:t>
+      </w:r>
+    </w:p>
+    <w:p>
+      <w:pPr>
+        <w:pStyle w:val="ListBullet"/>
+        <w:spacing w:line="240" w:lineRule="auto"/>
+        <w:ind w:left="720"/>
+      </w:pPr>
+      <w:r>
+        <w:rPr>
+          <w:lang w:val="pt_PT" w:bidi="pt_PT"/>
+        </w:rPr>
+      </w:r>
+      <w:r>
+        <w:rPr>
+          <w:lang w:val="pt_PT" w:bidi="pt_PT"/>
+        </w:rPr>
+        <w:t>Daniel 10.20–21</w:t>
+      </w:r>
+    </w:p>
+    <w:p>
+      <w:pPr>
+        <w:pStyle w:val="ListBullet"/>
+        <w:spacing w:line="240" w:lineRule="auto"/>
+        <w:ind w:left="720"/>
+      </w:pPr>
+      <w:r>
+        <w:rPr>
+          <w:lang w:val="pt_PT" w:bidi="pt_PT"/>
+        </w:rPr>
+      </w:r>
+      <w:r>
+        <w:rPr>
+          <w:lang w:val="pt_PT" w:bidi="pt_PT"/>
+        </w:rPr>
+        <w:t>Daniel 11.1–2</w:t>
+      </w:r>
+    </w:p>
+    <w:p>
+      <w:pPr>
+        <w:pStyle w:val="ListBullet"/>
+        <w:spacing w:line="240" w:lineRule="auto"/>
+        <w:ind w:left="720"/>
+      </w:pPr>
+      <w:r>
+        <w:rPr>
+          <w:lang w:val="pt_PT" w:bidi="pt_PT"/>
+        </w:rPr>
+      </w:r>
+      <w:r>
+        <w:rPr>
+          <w:lang w:val="pt_PT" w:bidi="pt_PT"/>
+        </w:rPr>
+        <w:t>Zacarias 9.13</w:t>
+      </w:r>
     </w:p>
     <w:p>
       <w:pPr>
@@ -13057,162 +12067,120 @@
           <w:lang w:val="pt_PT" w:bidi="pt_PT"/>
         </w:rPr>
       </w:r>
-      <w:hyperlink r:id="rId176">
-        <w:r>
-          <w:rPr>
-            <w:lang w:val="pt_PT" w:bidi="pt_PT"/>
-          </w:rPr>
-          <w:rPr>
-            <w:color w:val="0000EE"/>
-            <w:u w:val="single"/>
-          </w:rPr>
-          <w:t>Atos 6.1</w:t>
-        </w:r>
-      </w:hyperlink>
-    </w:p>
-    <w:p>
-      <w:pPr>
-        <w:pStyle w:val="ListBullet"/>
-        <w:spacing w:line="240" w:lineRule="auto"/>
-        <w:ind w:left="720"/>
-      </w:pPr>
-      <w:r>
-        <w:rPr>
-          <w:lang w:val="pt_PT" w:bidi="pt_PT"/>
-        </w:rPr>
-      </w:r>
-      <w:hyperlink r:id="rId177">
-        <w:r>
-          <w:rPr>
-            <w:lang w:val="pt_PT" w:bidi="pt_PT"/>
-          </w:rPr>
-          <w:rPr>
-            <w:color w:val="0000EE"/>
-            <w:u w:val="single"/>
-          </w:rPr>
-          <w:t>Atos 9.29</w:t>
-        </w:r>
-      </w:hyperlink>
-    </w:p>
-    <w:p>
-      <w:pPr>
-        <w:pStyle w:val="ListBullet"/>
-        <w:spacing w:line="240" w:lineRule="auto"/>
-        <w:ind w:left="720"/>
-      </w:pPr>
-      <w:r>
-        <w:rPr>
-          <w:lang w:val="pt_PT" w:bidi="pt_PT"/>
-        </w:rPr>
-      </w:r>
-      <w:hyperlink r:id="rId178">
-        <w:r>
-          <w:rPr>
-            <w:lang w:val="pt_PT" w:bidi="pt_PT"/>
-          </w:rPr>
-          <w:rPr>
-            <w:color w:val="0000EE"/>
-            <w:u w:val="single"/>
-          </w:rPr>
-          <w:t>Atos 11.20</w:t>
-        </w:r>
-      </w:hyperlink>
-    </w:p>
-    <w:p>
-      <w:pPr>
-        <w:pStyle w:val="ListBullet"/>
-        <w:spacing w:line="240" w:lineRule="auto"/>
-        <w:ind w:left="720"/>
-      </w:pPr>
-      <w:r>
-        <w:rPr>
-          <w:lang w:val="pt_PT" w:bidi="pt_PT"/>
-        </w:rPr>
-      </w:r>
-      <w:hyperlink r:id="rId179">
-        <w:r>
-          <w:rPr>
-            <w:lang w:val="pt_PT" w:bidi="pt_PT"/>
-          </w:rPr>
-          <w:rPr>
-            <w:color w:val="0000EE"/>
-            <w:u w:val="single"/>
-          </w:rPr>
-          <w:t>Atos 14.1–2</w:t>
-        </w:r>
-      </w:hyperlink>
-    </w:p>
-    <w:p>
-      <w:pPr>
-        <w:pStyle w:val="ListBullet"/>
-        <w:spacing w:line="240" w:lineRule="auto"/>
-        <w:ind w:left="720"/>
-      </w:pPr>
-      <w:r>
-        <w:rPr>
-          <w:lang w:val="pt_PT" w:bidi="pt_PT"/>
-        </w:rPr>
-      </w:r>
-      <w:hyperlink r:id="rId180">
-        <w:r>
-          <w:rPr>
-            <w:lang w:val="pt_PT" w:bidi="pt_PT"/>
-          </w:rPr>
-          <w:rPr>
-            <w:color w:val="0000EE"/>
-            <w:u w:val="single"/>
-          </w:rPr>
-          <w:t>Colossenses 3.11</w:t>
-        </w:r>
-      </w:hyperlink>
-    </w:p>
-    <w:p>
-      <w:pPr>
-        <w:pStyle w:val="ListBullet"/>
-        <w:spacing w:line="240" w:lineRule="auto"/>
-        <w:ind w:left="720"/>
-      </w:pPr>
-      <w:r>
-        <w:rPr>
-          <w:lang w:val="pt_PT" w:bidi="pt_PT"/>
-        </w:rPr>
-      </w:r>
-      <w:hyperlink r:id="rId181">
-        <w:r>
-          <w:rPr>
-            <w:lang w:val="pt_PT" w:bidi="pt_PT"/>
-          </w:rPr>
-          <w:rPr>
-            <w:color w:val="0000EE"/>
-            <w:u w:val="single"/>
-          </w:rPr>
-          <w:t>Gálatas 2.3–5</w:t>
-        </w:r>
-      </w:hyperlink>
-    </w:p>
-    <w:p>
-      <w:pPr>
-        <w:pStyle w:val="ListBullet"/>
-        <w:spacing w:line="240" w:lineRule="auto"/>
-        <w:ind w:left="720"/>
-      </w:pPr>
-      <w:r>
-        <w:rPr>
-          <w:lang w:val="pt_PT" w:bidi="pt_PT"/>
-        </w:rPr>
-      </w:r>
-      <w:hyperlink r:id="rId182">
-        <w:r>
-          <w:rPr>
-            <w:lang w:val="pt_PT" w:bidi="pt_PT"/>
-          </w:rPr>
-          <w:rPr>
-            <w:color w:val="0000EE"/>
-            <w:u w:val="single"/>
-          </w:rPr>
-          <w:t>João 7.35</w:t>
-        </w:r>
-      </w:hyperlink>
+      <w:r>
+        <w:rPr>
+          <w:lang w:val="pt_PT" w:bidi="pt_PT"/>
+        </w:rPr>
+        <w:t>Atos 6.1</w:t>
+      </w:r>
+    </w:p>
+    <w:p>
+      <w:pPr>
+        <w:pStyle w:val="ListBullet"/>
+        <w:spacing w:line="240" w:lineRule="auto"/>
+        <w:ind w:left="720"/>
+      </w:pPr>
+      <w:r>
+        <w:rPr>
+          <w:lang w:val="pt_PT" w:bidi="pt_PT"/>
+        </w:rPr>
+      </w:r>
+      <w:r>
+        <w:rPr>
+          <w:lang w:val="pt_PT" w:bidi="pt_PT"/>
+        </w:rPr>
+        <w:t>Atos 9.29</w:t>
+      </w:r>
+    </w:p>
+    <w:p>
+      <w:pPr>
+        <w:pStyle w:val="ListBullet"/>
+        <w:spacing w:line="240" w:lineRule="auto"/>
+        <w:ind w:left="720"/>
+      </w:pPr>
+      <w:r>
+        <w:rPr>
+          <w:lang w:val="pt_PT" w:bidi="pt_PT"/>
+        </w:rPr>
+      </w:r>
+      <w:r>
+        <w:rPr>
+          <w:lang w:val="pt_PT" w:bidi="pt_PT"/>
+        </w:rPr>
+        <w:t>Atos 11.20</w:t>
+      </w:r>
+    </w:p>
+    <w:p>
+      <w:pPr>
+        <w:pStyle w:val="ListBullet"/>
+        <w:spacing w:line="240" w:lineRule="auto"/>
+        <w:ind w:left="720"/>
+      </w:pPr>
+      <w:r>
+        <w:rPr>
+          <w:lang w:val="pt_PT" w:bidi="pt_PT"/>
+        </w:rPr>
+      </w:r>
+      <w:r>
+        <w:rPr>
+          <w:lang w:val="pt_PT" w:bidi="pt_PT"/>
+        </w:rPr>
+        <w:t>Atos 14.1–2</w:t>
+      </w:r>
+    </w:p>
+    <w:p>
+      <w:pPr>
+        <w:pStyle w:val="ListBullet"/>
+        <w:spacing w:line="240" w:lineRule="auto"/>
+        <w:ind w:left="720"/>
+      </w:pPr>
+      <w:r>
+        <w:rPr>
+          <w:lang w:val="pt_PT" w:bidi="pt_PT"/>
+        </w:rPr>
+      </w:r>
+      <w:r>
+        <w:rPr>
+          <w:lang w:val="pt_PT" w:bidi="pt_PT"/>
+        </w:rPr>
+        <w:t>Colossenses 3.11</w:t>
+      </w:r>
+    </w:p>
+    <w:p>
+      <w:pPr>
+        <w:pStyle w:val="ListBullet"/>
+        <w:spacing w:line="240" w:lineRule="auto"/>
+        <w:ind w:left="720"/>
+      </w:pPr>
+      <w:r>
+        <w:rPr>
+          <w:lang w:val="pt_PT" w:bidi="pt_PT"/>
+        </w:rPr>
+      </w:r>
+      <w:r>
+        <w:rPr>
+          <w:lang w:val="pt_PT" w:bidi="pt_PT"/>
+        </w:rPr>
+        <w:t>Gálatas 2.3–5</w:t>
+      </w:r>
+    </w:p>
+    <w:p>
+      <w:pPr>
+        <w:pStyle w:val="ListBullet"/>
+        <w:spacing w:line="240" w:lineRule="auto"/>
+        <w:ind w:left="720"/>
+      </w:pPr>
+      <w:r>
+        <w:rPr>
+          <w:lang w:val="pt_PT" w:bidi="pt_PT"/>
+        </w:rPr>
+      </w:r>
+      <w:r>
+        <w:rPr>
+          <w:lang w:val="pt_PT" w:bidi="pt_PT"/>
+        </w:rPr>
+        <w:t>João 7.35</w:t>
+      </w:r>
     </w:p>
     <w:p>
       <w:pPr>
@@ -13577,114 +12545,84 @@
           <w:lang w:val="pt_PT" w:bidi="pt_PT"/>
         </w:rPr>
       </w:r>
-      <w:hyperlink r:id="rId183">
-        <w:r>
-          <w:rPr>
-            <w:lang w:val="pt_PT" w:bidi="pt_PT"/>
-          </w:rPr>
-          <w:rPr>
-            <w:color w:val="0000EE"/>
-            <w:u w:val="single"/>
-          </w:rPr>
-          <w:t>1 Reis 8.51–53</w:t>
-        </w:r>
-      </w:hyperlink>
-    </w:p>
-    <w:p>
-      <w:pPr>
-        <w:pStyle w:val="ListBullet"/>
-        <w:spacing w:line="240" w:lineRule="auto"/>
-        <w:ind w:left="720"/>
-      </w:pPr>
-      <w:r>
-        <w:rPr>
-          <w:lang w:val="pt_PT" w:bidi="pt_PT"/>
-        </w:rPr>
-      </w:r>
-      <w:hyperlink r:id="rId184">
-        <w:r>
-          <w:rPr>
-            <w:lang w:val="pt_PT" w:bidi="pt_PT"/>
-          </w:rPr>
-          <w:rPr>
-            <w:color w:val="0000EE"/>
-            <w:u w:val="single"/>
-          </w:rPr>
-          <w:t>1 Samuel 8.7</w:t>
-        </w:r>
-      </w:hyperlink>
-    </w:p>
-    <w:p>
-      <w:pPr>
-        <w:pStyle w:val="ListBullet"/>
-        <w:spacing w:line="240" w:lineRule="auto"/>
-        <w:ind w:left="720"/>
-      </w:pPr>
-      <w:r>
-        <w:rPr>
-          <w:lang w:val="pt_PT" w:bidi="pt_PT"/>
-        </w:rPr>
-      </w:r>
-      <w:hyperlink r:id="rId185">
-        <w:r>
-          <w:rPr>
-            <w:lang w:val="pt_PT" w:bidi="pt_PT"/>
-          </w:rPr>
-          <w:rPr>
-            <w:color w:val="0000EE"/>
-            <w:u w:val="single"/>
-          </w:rPr>
-          <w:t>Deuteronômio 28.9</w:t>
-        </w:r>
-      </w:hyperlink>
-    </w:p>
-    <w:p>
-      <w:pPr>
-        <w:pStyle w:val="ListBullet"/>
-        <w:spacing w:line="240" w:lineRule="auto"/>
-        <w:ind w:left="720"/>
-      </w:pPr>
-      <w:r>
-        <w:rPr>
-          <w:lang w:val="pt_PT" w:bidi="pt_PT"/>
-        </w:rPr>
-      </w:r>
-      <w:hyperlink r:id="rId186">
-        <w:r>
-          <w:rPr>
-            <w:lang w:val="pt_PT" w:bidi="pt_PT"/>
-          </w:rPr>
-          <w:rPr>
-            <w:color w:val="0000EE"/>
-            <w:u w:val="single"/>
-          </w:rPr>
-          <w:t>Gênesis 49.16</w:t>
-        </w:r>
-      </w:hyperlink>
-    </w:p>
-    <w:p>
-      <w:pPr>
-        <w:pStyle w:val="ListBullet"/>
-        <w:spacing w:line="240" w:lineRule="auto"/>
-        <w:ind w:left="720"/>
-      </w:pPr>
-      <w:r>
-        <w:rPr>
-          <w:lang w:val="pt_PT" w:bidi="pt_PT"/>
-        </w:rPr>
-      </w:r>
-      <w:hyperlink r:id="rId187">
-        <w:r>
-          <w:rPr>
-            <w:lang w:val="pt_PT" w:bidi="pt_PT"/>
-          </w:rPr>
-          <w:rPr>
-            <w:color w:val="0000EE"/>
-            <w:u w:val="single"/>
-          </w:rPr>
-          <w:t>Rute 1.16</w:t>
-        </w:r>
-      </w:hyperlink>
+      <w:r>
+        <w:rPr>
+          <w:lang w:val="pt_PT" w:bidi="pt_PT"/>
+        </w:rPr>
+        <w:t>1 Reis 8.51–53</w:t>
+      </w:r>
+    </w:p>
+    <w:p>
+      <w:pPr>
+        <w:pStyle w:val="ListBullet"/>
+        <w:spacing w:line="240" w:lineRule="auto"/>
+        <w:ind w:left="720"/>
+      </w:pPr>
+      <w:r>
+        <w:rPr>
+          <w:lang w:val="pt_PT" w:bidi="pt_PT"/>
+        </w:rPr>
+      </w:r>
+      <w:r>
+        <w:rPr>
+          <w:lang w:val="pt_PT" w:bidi="pt_PT"/>
+        </w:rPr>
+        <w:t>1 Samuel 8.7</w:t>
+      </w:r>
+    </w:p>
+    <w:p>
+      <w:pPr>
+        <w:pStyle w:val="ListBullet"/>
+        <w:spacing w:line="240" w:lineRule="auto"/>
+        <w:ind w:left="720"/>
+      </w:pPr>
+      <w:r>
+        <w:rPr>
+          <w:lang w:val="pt_PT" w:bidi="pt_PT"/>
+        </w:rPr>
+      </w:r>
+      <w:r>
+        <w:rPr>
+          <w:lang w:val="pt_PT" w:bidi="pt_PT"/>
+        </w:rPr>
+        <w:t>Deuteronômio 28.9</w:t>
+      </w:r>
+    </w:p>
+    <w:p>
+      <w:pPr>
+        <w:pStyle w:val="ListBullet"/>
+        <w:spacing w:line="240" w:lineRule="auto"/>
+        <w:ind w:left="720"/>
+      </w:pPr>
+      <w:r>
+        <w:rPr>
+          <w:lang w:val="pt_PT" w:bidi="pt_PT"/>
+        </w:rPr>
+      </w:r>
+      <w:r>
+        <w:rPr>
+          <w:lang w:val="pt_PT" w:bidi="pt_PT"/>
+        </w:rPr>
+        <w:t>Gênesis 49.16</w:t>
+      </w:r>
+    </w:p>
+    <w:p>
+      <w:pPr>
+        <w:pStyle w:val="ListBullet"/>
+        <w:spacing w:line="240" w:lineRule="auto"/>
+        <w:ind w:left="720"/>
+      </w:pPr>
+      <w:r>
+        <w:rPr>
+          <w:lang w:val="pt_PT" w:bidi="pt_PT"/>
+        </w:rPr>
+      </w:r>
+      <w:r>
+        <w:rPr>
+          <w:lang w:val="pt_PT" w:bidi="pt_PT"/>
+        </w:rPr>
+        <w:t>Rute 1.16</w:t>
+      </w:r>
     </w:p>
     <w:p>
       <w:pPr>
@@ -14200,114 +13138,84 @@
           <w:lang w:val="pt_PT" w:bidi="pt_PT"/>
         </w:rPr>
       </w:r>
-      <w:hyperlink r:id="rId188">
-        <w:r>
-          <w:rPr>
-            <w:lang w:val="pt_PT" w:bidi="pt_PT"/>
-          </w:rPr>
-          <w:rPr>
-            <w:color w:val="0000EE"/>
-            <w:u w:val="single"/>
-          </w:rPr>
-          <w:t>1 Crônicas 21.5</w:t>
-        </w:r>
-      </w:hyperlink>
-    </w:p>
-    <w:p>
-      <w:pPr>
-        <w:pStyle w:val="ListBullet"/>
-        <w:spacing w:line="240" w:lineRule="auto"/>
-        <w:ind w:left="720"/>
-      </w:pPr>
-      <w:r>
-        <w:rPr>
-          <w:lang w:val="pt_PT" w:bidi="pt_PT"/>
-        </w:rPr>
-      </w:r>
-      <w:hyperlink r:id="rId189">
-        <w:r>
-          <w:rPr>
-            <w:lang w:val="pt_PT" w:bidi="pt_PT"/>
-          </w:rPr>
-          <w:rPr>
-            <w:color w:val="0000EE"/>
-            <w:u w:val="single"/>
-          </w:rPr>
-          <w:t>Atos 21.33</w:t>
-        </w:r>
-      </w:hyperlink>
-    </w:p>
-    <w:p>
-      <w:pPr>
-        <w:pStyle w:val="ListBullet"/>
-        <w:spacing w:line="240" w:lineRule="auto"/>
-        <w:ind w:left="720"/>
-      </w:pPr>
-      <w:r>
-        <w:rPr>
-          <w:lang w:val="pt_PT" w:bidi="pt_PT"/>
-        </w:rPr>
-      </w:r>
-      <w:hyperlink r:id="rId190">
-        <w:r>
-          <w:rPr>
-            <w:lang w:val="pt_PT" w:bidi="pt_PT"/>
-          </w:rPr>
-          <w:rPr>
-            <w:color w:val="0000EE"/>
-            <w:u w:val="single"/>
-          </w:rPr>
-          <w:t>Lucas 3.14</w:t>
-        </w:r>
-      </w:hyperlink>
-    </w:p>
-    <w:p>
-      <w:pPr>
-        <w:pStyle w:val="ListBullet"/>
-        <w:spacing w:line="240" w:lineRule="auto"/>
-        <w:ind w:left="720"/>
-      </w:pPr>
-      <w:r>
-        <w:rPr>
-          <w:lang w:val="pt_PT" w:bidi="pt_PT"/>
-        </w:rPr>
-      </w:r>
-      <w:hyperlink r:id="rId191">
-        <w:r>
-          <w:rPr>
-            <w:lang w:val="pt_PT" w:bidi="pt_PT"/>
-          </w:rPr>
-          <w:rPr>
-            <w:color w:val="0000EE"/>
-            <w:u w:val="single"/>
-          </w:rPr>
-          <w:t>Lucas 23.11</w:t>
-        </w:r>
-      </w:hyperlink>
-    </w:p>
-    <w:p>
-      <w:pPr>
-        <w:pStyle w:val="ListBullet"/>
-        <w:spacing w:line="240" w:lineRule="auto"/>
-        <w:ind w:left="720"/>
-      </w:pPr>
-      <w:r>
-        <w:rPr>
-          <w:lang w:val="pt_PT" w:bidi="pt_PT"/>
-        </w:rPr>
-      </w:r>
-      <w:hyperlink r:id="rId192">
-        <w:r>
-          <w:rPr>
-            <w:lang w:val="pt_PT" w:bidi="pt_PT"/>
-          </w:rPr>
-          <w:rPr>
-            <w:color w:val="0000EE"/>
-            <w:u w:val="single"/>
-          </w:rPr>
-          <w:t>Mateus 8.8–10</w:t>
-        </w:r>
-      </w:hyperlink>
+      <w:r>
+        <w:rPr>
+          <w:lang w:val="pt_PT" w:bidi="pt_PT"/>
+        </w:rPr>
+        <w:t>1 Crônicas 21.5</w:t>
+      </w:r>
+    </w:p>
+    <w:p>
+      <w:pPr>
+        <w:pStyle w:val="ListBullet"/>
+        <w:spacing w:line="240" w:lineRule="auto"/>
+        <w:ind w:left="720"/>
+      </w:pPr>
+      <w:r>
+        <w:rPr>
+          <w:lang w:val="pt_PT" w:bidi="pt_PT"/>
+        </w:rPr>
+      </w:r>
+      <w:r>
+        <w:rPr>
+          <w:lang w:val="pt_PT" w:bidi="pt_PT"/>
+        </w:rPr>
+        <w:t>Atos 21.33</w:t>
+      </w:r>
+    </w:p>
+    <w:p>
+      <w:pPr>
+        <w:pStyle w:val="ListBullet"/>
+        <w:spacing w:line="240" w:lineRule="auto"/>
+        <w:ind w:left="720"/>
+      </w:pPr>
+      <w:r>
+        <w:rPr>
+          <w:lang w:val="pt_PT" w:bidi="pt_PT"/>
+        </w:rPr>
+      </w:r>
+      <w:r>
+        <w:rPr>
+          <w:lang w:val="pt_PT" w:bidi="pt_PT"/>
+        </w:rPr>
+        <w:t>Lucas 3.14</w:t>
+      </w:r>
+    </w:p>
+    <w:p>
+      <w:pPr>
+        <w:pStyle w:val="ListBullet"/>
+        <w:spacing w:line="240" w:lineRule="auto"/>
+        <w:ind w:left="720"/>
+      </w:pPr>
+      <w:r>
+        <w:rPr>
+          <w:lang w:val="pt_PT" w:bidi="pt_PT"/>
+        </w:rPr>
+      </w:r>
+      <w:r>
+        <w:rPr>
+          <w:lang w:val="pt_PT" w:bidi="pt_PT"/>
+        </w:rPr>
+        <w:t>Lucas 23.11</w:t>
+      </w:r>
+    </w:p>
+    <w:p>
+      <w:pPr>
+        <w:pStyle w:val="ListBullet"/>
+        <w:spacing w:line="240" w:lineRule="auto"/>
+        <w:ind w:left="720"/>
+      </w:pPr>
+      <w:r>
+        <w:rPr>
+          <w:lang w:val="pt_PT" w:bidi="pt_PT"/>
+        </w:rPr>
+      </w:r>
+      <w:r>
+        <w:rPr>
+          <w:lang w:val="pt_PT" w:bidi="pt_PT"/>
+        </w:rPr>
+        <w:t>Mateus 8.8–10</w:t>
+      </w:r>
     </w:p>
     <w:p>
       <w:pPr>
